--- a/Практика 1/Отчет по Практике1 Демидов Иван .docx
+++ b/Практика 1/Отчет по Практике1 Демидов Иван .docx
@@ -346,7 +346,7 @@
           </mc:Choice>
           <mc:Fallback>
             <w:pict>
-              <v:group w14:anchorId="5698CD24" id="Группа 3" o:spid="_x0000_s1026" style="width:459.35pt;height:3.6pt;mso-position-horizontal-relative:char;mso-position-vertical-relative:line" coordsize="58336,457" o:gfxdata="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">
+              <v:group w14:anchorId="4C66F76E" id="Группа 3" o:spid="_x0000_s1026" style="width:459.35pt;height:3.6pt;mso-position-horizontal-relative:char;mso-position-vertical-relative:line" coordsize="58336,457" o:gfxdata="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">
                 <v:shape id="Полилиния 1362601141" o:spid="_x0000_s1027" style="position:absolute;top:294;width:58336;height:163;visibility:visible;mso-wrap-style:square;v-text-anchor:top" coordsize="5600701,13970" o:gfxdata="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" path="m5600701,r,12700l,13970,,1270,5600701,xe" fillcolor="black" stroked="f" strokeweight="0">
                   <v:stroke miterlimit="83231f" joinstyle="miter"/>
                   <v:path arrowok="t" o:extrusionok="f" o:connecttype="custom" o:connectlocs="58336,0;58336,148;0,163;0,15;58336,0" o:connectangles="0,0,0,0,0" textboxrect="0,0,5600701,13970"/>
@@ -1283,7 +1283,13 @@
         <w:spacing w:after="3" w:line="268" w:lineRule="auto"/>
         <w:ind w:left="716" w:right="710" w:hanging="10"/>
         <w:jc w:val="both"/>
-      </w:pPr>
+        <w:rPr>
+          <w:lang w:val="en-US"/>
+        </w:rPr>
+      </w:pPr>
+      <w:r>
+        <w:t>https://github.com/uz3ix/KiCad-repo-MIrea</w:t>
+      </w:r>
     </w:p>
     <w:p>
       <w:pPr>

--- a/Практика 1/Отчет по Практике1 Демидов Иван .docx
+++ b/Практика 1/Отчет по Практике1 Демидов Иван .docx
@@ -554,10 +554,7 @@
       </w:r>
       <w:r>
         <w:br/>
-        <w:t>студент группы: ЭФБО-08-24</w:t>
-      </w:r>
-      <w:r>
-        <w:t xml:space="preserve"> Демидов Иван Вадимович</w:t>
+        <w:t>студент группы: ЭФБО-08-24 Демидов Иван Вадимович</w:t>
       </w:r>
     </w:p>
     <w:p>
@@ -738,7 +735,15 @@
         <w:jc w:val="both"/>
       </w:pPr>
       <w:r>
-        <w:t>Ознакомиться с интерфейсом и библиотеками компонентов KiCad, освоить размещение элементов, выполнение электрических соединений и обозначение цепей. Разработать схему учебного стенда на базе STM32F103C8Tx с тремя периферийными модулями.</w:t>
+        <w:t xml:space="preserve">Ознакомиться с интерфейсом и библиотеками компонентов </w:t>
+      </w:r>
+      <w:proofErr w:type="spellStart"/>
+      <w:r>
+        <w:t>KiCad</w:t>
+      </w:r>
+      <w:proofErr w:type="spellEnd"/>
+      <w:r>
+        <w:t>, освоить размещение элементов, выполнение электрических соединений и обозначение цепей. Разработать схему учебного стенда на базе STM32F103C8Tx с тремя периферийными модулями.</w:t>
       </w:r>
     </w:p>
     <w:p>
@@ -1139,7 +1144,15 @@
           </w:tcPr>
           <w:p>
             <w:r>
-              <w:t>По 100 нФ, развязка цепей питания</w:t>
+              <w:t xml:space="preserve">По 100 </w:t>
+            </w:r>
+            <w:proofErr w:type="spellStart"/>
+            <w:r>
+              <w:t>нФ</w:t>
+            </w:r>
+            <w:proofErr w:type="spellEnd"/>
+            <w:r>
+              <w:t>, развязка цепей питания</w:t>
             </w:r>
           </w:p>
         </w:tc>
@@ -1197,6 +1210,9 @@
     <w:p/>
     <w:p>
       <w:r>
+        <w:rPr>
+          <w:noProof/>
+        </w:rPr>
         <w:drawing>
           <wp:inline distT="0" distB="0" distL="0" distR="0" wp14:anchorId="0D64EC97" wp14:editId="648503D2">
             <wp:extent cx="5940425" cy="3118485"/>
@@ -1242,40 +1258,10 @@
         <w:jc w:val="center"/>
       </w:pPr>
       <w:r>
-        <w:t>Рис</w:t>
-      </w:r>
-      <w:r>
-        <w:t>унок</w:t>
-      </w:r>
-      <w:r>
-        <w:t xml:space="preserve"> 1 </w:t>
-      </w:r>
-      <w:r>
-        <w:t>–</w:t>
-      </w:r>
-      <w:r>
-        <w:t xml:space="preserve"> </w:t>
-      </w:r>
-      <w:r>
-        <w:t>Э</w:t>
-      </w:r>
-      <w:r>
-        <w:t>лектрическая схема</w:t>
-      </w:r>
-      <w:r>
-        <w:t>.</w:t>
-      </w:r>
-    </w:p>
-    <w:p>
-      <w:pPr>
-        <w:pStyle w:val="2"/>
-        <w:jc w:val="both"/>
-      </w:pPr>
-      <w:r>
-        <w:t>Ссылка на проект</w:t>
-      </w:r>
-      <w:r>
-        <w:t>:</w:t>
+        <w:t xml:space="preserve">Рисунок 1 – </w:t>
+      </w:r>
+      <w:r>
+        <w:t>Электрическая схема.</w:t>
       </w:r>
     </w:p>
     <w:p>
@@ -1283,9 +1269,6519 @@
         <w:spacing w:after="3" w:line="268" w:lineRule="auto"/>
         <w:ind w:left="716" w:right="710" w:hanging="10"/>
         <w:jc w:val="both"/>
-        <w:rPr>
-          <w:lang w:val="en-US"/>
-        </w:rPr>
+      </w:pPr>
+      <w:r>
+        <w:t>Код программы:</w:t>
+      </w:r>
+    </w:p>
+    <w:p>
+      <w:pPr>
+        <w:shd w:val="clear" w:color="auto" w:fill="22272E"/>
+        <w:spacing w:line="285" w:lineRule="atLeast"/>
+        <w:rPr>
+          <w:rFonts w:ascii="Consolas" w:hAnsi="Consolas"/>
+          <w:color w:val="ADBAC7"/>
+          <w:sz w:val="21"/>
+          <w:szCs w:val="21"/>
+          <w:lang w:val="en-US"/>
+        </w:rPr>
+      </w:pPr>
+      <w:r>
+        <w:rPr>
+          <w:rFonts w:ascii="Consolas" w:hAnsi="Consolas"/>
+          <w:color w:val="F47067"/>
+          <w:sz w:val="21"/>
+          <w:szCs w:val="21"/>
+          <w:lang w:val="en-US"/>
+        </w:rPr>
+        <w:t>#include</w:t>
+      </w:r>
+      <w:r>
+        <w:rPr>
+          <w:rFonts w:ascii="Consolas" w:hAnsi="Consolas"/>
+          <w:color w:val="ADBAC7"/>
+          <w:sz w:val="21"/>
+          <w:szCs w:val="21"/>
+          <w:lang w:val="en-US"/>
+        </w:rPr>
+        <w:t xml:space="preserve"> </w:t>
+      </w:r>
+      <w:r>
+        <w:rPr>
+          <w:rFonts w:ascii="Consolas" w:hAnsi="Consolas"/>
+          <w:color w:val="96D0FF"/>
+          <w:sz w:val="21"/>
+          <w:szCs w:val="21"/>
+          <w:lang w:val="en-US"/>
+        </w:rPr>
+        <w:t>"stm32f1xx.h"</w:t>
+      </w:r>
+    </w:p>
+    <w:p>
+      <w:pPr>
+        <w:shd w:val="clear" w:color="auto" w:fill="22272E"/>
+        <w:spacing w:line="285" w:lineRule="atLeast"/>
+        <w:rPr>
+          <w:rFonts w:ascii="Consolas" w:hAnsi="Consolas"/>
+          <w:color w:val="ADBAC7"/>
+          <w:sz w:val="21"/>
+          <w:szCs w:val="21"/>
+          <w:lang w:val="en-US"/>
+        </w:rPr>
+      </w:pPr>
+      <w:r>
+        <w:rPr>
+          <w:rFonts w:ascii="Consolas" w:hAnsi="Consolas"/>
+          <w:color w:val="F47067"/>
+          <w:sz w:val="21"/>
+          <w:szCs w:val="21"/>
+          <w:lang w:val="en-US"/>
+        </w:rPr>
+        <w:t>#include</w:t>
+      </w:r>
+      <w:r>
+        <w:rPr>
+          <w:rFonts w:ascii="Consolas" w:hAnsi="Consolas"/>
+          <w:color w:val="ADBAC7"/>
+          <w:sz w:val="21"/>
+          <w:szCs w:val="21"/>
+          <w:lang w:val="en-US"/>
+        </w:rPr>
+        <w:t xml:space="preserve"> </w:t>
+      </w:r>
+      <w:r>
+        <w:rPr>
+          <w:rFonts w:ascii="Consolas" w:hAnsi="Consolas"/>
+          <w:color w:val="96D0FF"/>
+          <w:sz w:val="21"/>
+          <w:szCs w:val="21"/>
+          <w:lang w:val="en-US"/>
+        </w:rPr>
+        <w:t>"</w:t>
+      </w:r>
+      <w:proofErr w:type="spellStart"/>
+      <w:r>
+        <w:rPr>
+          <w:rFonts w:ascii="Consolas" w:hAnsi="Consolas"/>
+          <w:color w:val="96D0FF"/>
+          <w:sz w:val="21"/>
+          <w:szCs w:val="21"/>
+          <w:lang w:val="en-US"/>
+        </w:rPr>
+        <w:t>app_logic.h</w:t>
+      </w:r>
+      <w:proofErr w:type="spellEnd"/>
+      <w:r>
+        <w:rPr>
+          <w:rFonts w:ascii="Consolas" w:hAnsi="Consolas"/>
+          <w:color w:val="96D0FF"/>
+          <w:sz w:val="21"/>
+          <w:szCs w:val="21"/>
+          <w:lang w:val="en-US"/>
+        </w:rPr>
+        <w:t>"</w:t>
+      </w:r>
+    </w:p>
+    <w:p>
+      <w:pPr>
+        <w:shd w:val="clear" w:color="auto" w:fill="22272E"/>
+        <w:spacing w:line="285" w:lineRule="atLeast"/>
+        <w:rPr>
+          <w:rFonts w:ascii="Consolas" w:hAnsi="Consolas"/>
+          <w:color w:val="ADBAC7"/>
+          <w:sz w:val="21"/>
+          <w:szCs w:val="21"/>
+          <w:lang w:val="en-US"/>
+        </w:rPr>
+      </w:pPr>
+    </w:p>
+    <w:p>
+      <w:pPr>
+        <w:shd w:val="clear" w:color="auto" w:fill="22272E"/>
+        <w:spacing w:line="285" w:lineRule="atLeast"/>
+        <w:rPr>
+          <w:rFonts w:ascii="Consolas" w:hAnsi="Consolas"/>
+          <w:color w:val="ADBAC7"/>
+          <w:sz w:val="21"/>
+          <w:szCs w:val="21"/>
+          <w:lang w:val="en-US"/>
+        </w:rPr>
+      </w:pPr>
+      <w:r>
+        <w:rPr>
+          <w:rFonts w:ascii="Consolas" w:hAnsi="Consolas"/>
+          <w:color w:val="F47067"/>
+          <w:sz w:val="21"/>
+          <w:szCs w:val="21"/>
+          <w:lang w:val="en-US"/>
+        </w:rPr>
+        <w:t>volatile</w:t>
+      </w:r>
+      <w:r>
+        <w:rPr>
+          <w:rFonts w:ascii="Consolas" w:hAnsi="Consolas"/>
+          <w:color w:val="ADBAC7"/>
+          <w:sz w:val="21"/>
+          <w:szCs w:val="21"/>
+          <w:lang w:val="en-US"/>
+        </w:rPr>
+        <w:t xml:space="preserve"> </w:t>
+      </w:r>
+      <w:r>
+        <w:rPr>
+          <w:rFonts w:ascii="Consolas" w:hAnsi="Consolas"/>
+          <w:color w:val="F47067"/>
+          <w:sz w:val="21"/>
+          <w:szCs w:val="21"/>
+          <w:lang w:val="en-US"/>
+        </w:rPr>
+        <w:t>unsigned</w:t>
+      </w:r>
+      <w:r>
+        <w:rPr>
+          <w:rFonts w:ascii="Consolas" w:hAnsi="Consolas"/>
+          <w:color w:val="ADBAC7"/>
+          <w:sz w:val="21"/>
+          <w:szCs w:val="21"/>
+          <w:lang w:val="en-US"/>
+        </w:rPr>
+        <w:t xml:space="preserve"> </w:t>
+      </w:r>
+      <w:r>
+        <w:rPr>
+          <w:rFonts w:ascii="Consolas" w:hAnsi="Consolas"/>
+          <w:color w:val="F47067"/>
+          <w:sz w:val="21"/>
+          <w:szCs w:val="21"/>
+          <w:lang w:val="en-US"/>
+        </w:rPr>
+        <w:t>short</w:t>
+      </w:r>
+      <w:r>
+        <w:rPr>
+          <w:rFonts w:ascii="Consolas" w:hAnsi="Consolas"/>
+          <w:color w:val="ADBAC7"/>
+          <w:sz w:val="21"/>
+          <w:szCs w:val="21"/>
+          <w:lang w:val="en-US"/>
+        </w:rPr>
+        <w:t xml:space="preserve"> </w:t>
+      </w:r>
+      <w:proofErr w:type="spellStart"/>
+      <w:r>
+        <w:rPr>
+          <w:rFonts w:ascii="Consolas" w:hAnsi="Consolas"/>
+          <w:color w:val="ADBAC7"/>
+          <w:sz w:val="21"/>
+          <w:szCs w:val="21"/>
+          <w:lang w:val="en-US"/>
+        </w:rPr>
+        <w:t>adc_value</w:t>
+      </w:r>
+      <w:proofErr w:type="spellEnd"/>
+      <w:r>
+        <w:rPr>
+          <w:rFonts w:ascii="Consolas" w:hAnsi="Consolas"/>
+          <w:color w:val="ADBAC7"/>
+          <w:sz w:val="21"/>
+          <w:szCs w:val="21"/>
+          <w:lang w:val="en-US"/>
+        </w:rPr>
+        <w:t>;</w:t>
+      </w:r>
+    </w:p>
+    <w:p>
+      <w:pPr>
+        <w:shd w:val="clear" w:color="auto" w:fill="22272E"/>
+        <w:spacing w:line="285" w:lineRule="atLeast"/>
+        <w:rPr>
+          <w:rFonts w:ascii="Consolas" w:hAnsi="Consolas"/>
+          <w:color w:val="ADBAC7"/>
+          <w:sz w:val="21"/>
+          <w:szCs w:val="21"/>
+          <w:lang w:val="en-US"/>
+        </w:rPr>
+      </w:pPr>
+      <w:r>
+        <w:rPr>
+          <w:rFonts w:ascii="Consolas" w:hAnsi="Consolas"/>
+          <w:color w:val="F47067"/>
+          <w:sz w:val="21"/>
+          <w:szCs w:val="21"/>
+          <w:lang w:val="en-US"/>
+        </w:rPr>
+        <w:t>volatile</w:t>
+      </w:r>
+      <w:r>
+        <w:rPr>
+          <w:rFonts w:ascii="Consolas" w:hAnsi="Consolas"/>
+          <w:color w:val="ADBAC7"/>
+          <w:sz w:val="21"/>
+          <w:szCs w:val="21"/>
+          <w:lang w:val="en-US"/>
+        </w:rPr>
+        <w:t xml:space="preserve"> </w:t>
+      </w:r>
+      <w:r>
+        <w:rPr>
+          <w:rFonts w:ascii="Consolas" w:hAnsi="Consolas"/>
+          <w:color w:val="F47067"/>
+          <w:sz w:val="21"/>
+          <w:szCs w:val="21"/>
+          <w:lang w:val="en-US"/>
+        </w:rPr>
+        <w:t>unsigned</w:t>
+      </w:r>
+      <w:r>
+        <w:rPr>
+          <w:rFonts w:ascii="Consolas" w:hAnsi="Consolas"/>
+          <w:color w:val="ADBAC7"/>
+          <w:sz w:val="21"/>
+          <w:szCs w:val="21"/>
+          <w:lang w:val="en-US"/>
+        </w:rPr>
+        <w:t xml:space="preserve"> </w:t>
+      </w:r>
+      <w:r>
+        <w:rPr>
+          <w:rFonts w:ascii="Consolas" w:hAnsi="Consolas"/>
+          <w:color w:val="F47067"/>
+          <w:sz w:val="21"/>
+          <w:szCs w:val="21"/>
+          <w:lang w:val="en-US"/>
+        </w:rPr>
+        <w:t>short</w:t>
+      </w:r>
+      <w:r>
+        <w:rPr>
+          <w:rFonts w:ascii="Consolas" w:hAnsi="Consolas"/>
+          <w:color w:val="ADBAC7"/>
+          <w:sz w:val="21"/>
+          <w:szCs w:val="21"/>
+          <w:lang w:val="en-US"/>
+        </w:rPr>
+        <w:t xml:space="preserve"> </w:t>
+      </w:r>
+      <w:proofErr w:type="spellStart"/>
+      <w:r>
+        <w:rPr>
+          <w:rFonts w:ascii="Consolas" w:hAnsi="Consolas"/>
+          <w:color w:val="ADBAC7"/>
+          <w:sz w:val="21"/>
+          <w:szCs w:val="21"/>
+          <w:lang w:val="en-US"/>
+        </w:rPr>
+        <w:t>pwm_value</w:t>
+      </w:r>
+      <w:proofErr w:type="spellEnd"/>
+      <w:r>
+        <w:rPr>
+          <w:rFonts w:ascii="Consolas" w:hAnsi="Consolas"/>
+          <w:color w:val="ADBAC7"/>
+          <w:sz w:val="21"/>
+          <w:szCs w:val="21"/>
+          <w:lang w:val="en-US"/>
+        </w:rPr>
+        <w:t>;</w:t>
+      </w:r>
+    </w:p>
+    <w:p>
+      <w:pPr>
+        <w:shd w:val="clear" w:color="auto" w:fill="22272E"/>
+        <w:spacing w:line="285" w:lineRule="atLeast"/>
+        <w:rPr>
+          <w:rFonts w:ascii="Consolas" w:hAnsi="Consolas"/>
+          <w:color w:val="ADBAC7"/>
+          <w:sz w:val="21"/>
+          <w:szCs w:val="21"/>
+          <w:lang w:val="en-US"/>
+        </w:rPr>
+      </w:pPr>
+      <w:r>
+        <w:rPr>
+          <w:rFonts w:ascii="Consolas" w:hAnsi="Consolas"/>
+          <w:color w:val="F47067"/>
+          <w:sz w:val="21"/>
+          <w:szCs w:val="21"/>
+          <w:lang w:val="en-US"/>
+        </w:rPr>
+        <w:t>volatile</w:t>
+      </w:r>
+      <w:r>
+        <w:rPr>
+          <w:rFonts w:ascii="Consolas" w:hAnsi="Consolas"/>
+          <w:color w:val="ADBAC7"/>
+          <w:sz w:val="21"/>
+          <w:szCs w:val="21"/>
+          <w:lang w:val="en-US"/>
+        </w:rPr>
+        <w:t xml:space="preserve"> </w:t>
+      </w:r>
+      <w:r>
+        <w:rPr>
+          <w:rFonts w:ascii="Consolas" w:hAnsi="Consolas"/>
+          <w:color w:val="F47067"/>
+          <w:sz w:val="21"/>
+          <w:szCs w:val="21"/>
+          <w:lang w:val="en-US"/>
+        </w:rPr>
+        <w:t>unsigned</w:t>
+      </w:r>
+      <w:r>
+        <w:rPr>
+          <w:rFonts w:ascii="Consolas" w:hAnsi="Consolas"/>
+          <w:color w:val="ADBAC7"/>
+          <w:sz w:val="21"/>
+          <w:szCs w:val="21"/>
+          <w:lang w:val="en-US"/>
+        </w:rPr>
+        <w:t xml:space="preserve"> </w:t>
+      </w:r>
+      <w:r>
+        <w:rPr>
+          <w:rFonts w:ascii="Consolas" w:hAnsi="Consolas"/>
+          <w:color w:val="F47067"/>
+          <w:sz w:val="21"/>
+          <w:szCs w:val="21"/>
+          <w:lang w:val="en-US"/>
+        </w:rPr>
+        <w:t>char</w:t>
+      </w:r>
+      <w:r>
+        <w:rPr>
+          <w:rFonts w:ascii="Consolas" w:hAnsi="Consolas"/>
+          <w:color w:val="ADBAC7"/>
+          <w:sz w:val="21"/>
+          <w:szCs w:val="21"/>
+          <w:lang w:val="en-US"/>
+        </w:rPr>
+        <w:t xml:space="preserve"> </w:t>
+      </w:r>
+      <w:proofErr w:type="spellStart"/>
+      <w:r>
+        <w:rPr>
+          <w:rFonts w:ascii="Consolas" w:hAnsi="Consolas"/>
+          <w:color w:val="ADBAC7"/>
+          <w:sz w:val="21"/>
+          <w:szCs w:val="21"/>
+          <w:lang w:val="en-US"/>
+        </w:rPr>
+        <w:t>button_pressed</w:t>
+      </w:r>
+      <w:proofErr w:type="spellEnd"/>
+      <w:r>
+        <w:rPr>
+          <w:rFonts w:ascii="Consolas" w:hAnsi="Consolas"/>
+          <w:color w:val="ADBAC7"/>
+          <w:sz w:val="21"/>
+          <w:szCs w:val="21"/>
+          <w:lang w:val="en-US"/>
+        </w:rPr>
+        <w:t>;</w:t>
+      </w:r>
+    </w:p>
+    <w:p>
+      <w:pPr>
+        <w:shd w:val="clear" w:color="auto" w:fill="22272E"/>
+        <w:spacing w:line="285" w:lineRule="atLeast"/>
+        <w:rPr>
+          <w:rFonts w:ascii="Consolas" w:hAnsi="Consolas"/>
+          <w:color w:val="ADBAC7"/>
+          <w:sz w:val="21"/>
+          <w:szCs w:val="21"/>
+          <w:lang w:val="en-US"/>
+        </w:rPr>
+      </w:pPr>
+    </w:p>
+    <w:p>
+      <w:pPr>
+        <w:shd w:val="clear" w:color="auto" w:fill="22272E"/>
+        <w:spacing w:line="285" w:lineRule="atLeast"/>
+        <w:rPr>
+          <w:rFonts w:ascii="Consolas" w:hAnsi="Consolas"/>
+          <w:color w:val="ADBAC7"/>
+          <w:sz w:val="21"/>
+          <w:szCs w:val="21"/>
+          <w:lang w:val="en-US"/>
+        </w:rPr>
+      </w:pPr>
+      <w:r>
+        <w:rPr>
+          <w:rFonts w:ascii="Consolas" w:hAnsi="Consolas"/>
+          <w:color w:val="F47067"/>
+          <w:sz w:val="21"/>
+          <w:szCs w:val="21"/>
+          <w:lang w:val="en-US"/>
+        </w:rPr>
+        <w:t>static</w:t>
+      </w:r>
+      <w:r>
+        <w:rPr>
+          <w:rFonts w:ascii="Consolas" w:hAnsi="Consolas"/>
+          <w:color w:val="ADBAC7"/>
+          <w:sz w:val="21"/>
+          <w:szCs w:val="21"/>
+          <w:lang w:val="en-US"/>
+        </w:rPr>
+        <w:t xml:space="preserve"> </w:t>
+      </w:r>
+      <w:r>
+        <w:rPr>
+          <w:rFonts w:ascii="Consolas" w:hAnsi="Consolas"/>
+          <w:color w:val="F47067"/>
+          <w:sz w:val="21"/>
+          <w:szCs w:val="21"/>
+          <w:lang w:val="en-US"/>
+        </w:rPr>
+        <w:t>void</w:t>
+      </w:r>
+      <w:r>
+        <w:rPr>
+          <w:rFonts w:ascii="Consolas" w:hAnsi="Consolas"/>
+          <w:color w:val="ADBAC7"/>
+          <w:sz w:val="21"/>
+          <w:szCs w:val="21"/>
+          <w:lang w:val="en-US"/>
+        </w:rPr>
+        <w:t xml:space="preserve"> </w:t>
+      </w:r>
+      <w:proofErr w:type="spellStart"/>
+      <w:r>
+        <w:rPr>
+          <w:rFonts w:ascii="Consolas" w:hAnsi="Consolas"/>
+          <w:color w:val="DCBDFB"/>
+          <w:sz w:val="21"/>
+          <w:szCs w:val="21"/>
+          <w:lang w:val="en-US"/>
+        </w:rPr>
+        <w:t>clock_init</w:t>
+      </w:r>
+      <w:proofErr w:type="spellEnd"/>
+      <w:r>
+        <w:rPr>
+          <w:rFonts w:ascii="Consolas" w:hAnsi="Consolas"/>
+          <w:color w:val="ADBAC7"/>
+          <w:sz w:val="21"/>
+          <w:szCs w:val="21"/>
+          <w:lang w:val="en-US"/>
+        </w:rPr>
+        <w:t>(</w:t>
+      </w:r>
+      <w:r>
+        <w:rPr>
+          <w:rFonts w:ascii="Consolas" w:hAnsi="Consolas"/>
+          <w:color w:val="F47067"/>
+          <w:sz w:val="21"/>
+          <w:szCs w:val="21"/>
+          <w:lang w:val="en-US"/>
+        </w:rPr>
+        <w:t>void</w:t>
+      </w:r>
+      <w:r>
+        <w:rPr>
+          <w:rFonts w:ascii="Consolas" w:hAnsi="Consolas"/>
+          <w:color w:val="ADBAC7"/>
+          <w:sz w:val="21"/>
+          <w:szCs w:val="21"/>
+          <w:lang w:val="en-US"/>
+        </w:rPr>
+        <w:t>)</w:t>
+      </w:r>
+    </w:p>
+    <w:p>
+      <w:pPr>
+        <w:shd w:val="clear" w:color="auto" w:fill="22272E"/>
+        <w:spacing w:line="285" w:lineRule="atLeast"/>
+        <w:rPr>
+          <w:rFonts w:ascii="Consolas" w:hAnsi="Consolas"/>
+          <w:color w:val="ADBAC7"/>
+          <w:sz w:val="21"/>
+          <w:szCs w:val="21"/>
+        </w:rPr>
+      </w:pPr>
+      <w:r>
+        <w:rPr>
+          <w:rFonts w:ascii="Consolas" w:hAnsi="Consolas"/>
+          <w:color w:val="ADBAC7"/>
+          <w:sz w:val="21"/>
+          <w:szCs w:val="21"/>
+        </w:rPr>
+        <w:lastRenderedPageBreak/>
+        <w:t>{</w:t>
+      </w:r>
+    </w:p>
+    <w:p>
+      <w:pPr>
+        <w:shd w:val="clear" w:color="auto" w:fill="22272E"/>
+        <w:spacing w:line="285" w:lineRule="atLeast"/>
+        <w:rPr>
+          <w:rFonts w:ascii="Consolas" w:hAnsi="Consolas"/>
+          <w:color w:val="ADBAC7"/>
+          <w:sz w:val="21"/>
+          <w:szCs w:val="21"/>
+          <w:lang w:val="en-US"/>
+        </w:rPr>
+      </w:pPr>
+      <w:r>
+        <w:rPr>
+          <w:rFonts w:ascii="Consolas" w:hAnsi="Consolas"/>
+          <w:color w:val="768390"/>
+          <w:sz w:val="21"/>
+          <w:szCs w:val="21"/>
+        </w:rPr>
+        <w:t xml:space="preserve">    /* Явно выбираем внутренний HSI 8 МГц, внешний кварц не нужен. </w:t>
+      </w:r>
+      <w:r>
+        <w:rPr>
+          <w:rFonts w:ascii="Consolas" w:hAnsi="Consolas"/>
+          <w:color w:val="768390"/>
+          <w:sz w:val="21"/>
+          <w:szCs w:val="21"/>
+          <w:lang w:val="en-US"/>
+        </w:rPr>
+        <w:t>*/</w:t>
+      </w:r>
+    </w:p>
+    <w:p>
+      <w:pPr>
+        <w:shd w:val="clear" w:color="auto" w:fill="22272E"/>
+        <w:spacing w:line="285" w:lineRule="atLeast"/>
+        <w:rPr>
+          <w:rFonts w:ascii="Consolas" w:hAnsi="Consolas"/>
+          <w:color w:val="ADBAC7"/>
+          <w:sz w:val="21"/>
+          <w:szCs w:val="21"/>
+          <w:lang w:val="en-US"/>
+        </w:rPr>
+      </w:pPr>
+      <w:r>
+        <w:rPr>
+          <w:rFonts w:ascii="Consolas" w:hAnsi="Consolas"/>
+          <w:color w:val="ADBAC7"/>
+          <w:sz w:val="21"/>
+          <w:szCs w:val="21"/>
+          <w:lang w:val="en-US"/>
+        </w:rPr>
+        <w:t xml:space="preserve">    RCC-&gt;CR </w:t>
+      </w:r>
+      <w:r>
+        <w:rPr>
+          <w:rFonts w:ascii="Consolas" w:hAnsi="Consolas"/>
+          <w:color w:val="F47067"/>
+          <w:sz w:val="21"/>
+          <w:szCs w:val="21"/>
+          <w:lang w:val="en-US"/>
+        </w:rPr>
+        <w:t>|=</w:t>
+      </w:r>
+      <w:r>
+        <w:rPr>
+          <w:rFonts w:ascii="Consolas" w:hAnsi="Consolas"/>
+          <w:color w:val="ADBAC7"/>
+          <w:sz w:val="21"/>
+          <w:szCs w:val="21"/>
+          <w:lang w:val="en-US"/>
+        </w:rPr>
+        <w:t xml:space="preserve"> RCC_CR_HSION;</w:t>
+      </w:r>
+    </w:p>
+    <w:p>
+      <w:pPr>
+        <w:shd w:val="clear" w:color="auto" w:fill="22272E"/>
+        <w:spacing w:line="285" w:lineRule="atLeast"/>
+        <w:rPr>
+          <w:rFonts w:ascii="Consolas" w:hAnsi="Consolas"/>
+          <w:color w:val="ADBAC7"/>
+          <w:sz w:val="21"/>
+          <w:szCs w:val="21"/>
+          <w:lang w:val="en-US"/>
+        </w:rPr>
+      </w:pPr>
+      <w:r>
+        <w:rPr>
+          <w:rFonts w:ascii="Consolas" w:hAnsi="Consolas"/>
+          <w:color w:val="ADBAC7"/>
+          <w:sz w:val="21"/>
+          <w:szCs w:val="21"/>
+          <w:lang w:val="en-US"/>
+        </w:rPr>
+        <w:t xml:space="preserve">    </w:t>
+      </w:r>
+      <w:r>
+        <w:rPr>
+          <w:rFonts w:ascii="Consolas" w:hAnsi="Consolas"/>
+          <w:color w:val="F47067"/>
+          <w:sz w:val="21"/>
+          <w:szCs w:val="21"/>
+          <w:lang w:val="en-US"/>
+        </w:rPr>
+        <w:t>while</w:t>
+      </w:r>
+      <w:r>
+        <w:rPr>
+          <w:rFonts w:ascii="Consolas" w:hAnsi="Consolas"/>
+          <w:color w:val="ADBAC7"/>
+          <w:sz w:val="21"/>
+          <w:szCs w:val="21"/>
+          <w:lang w:val="en-US"/>
+        </w:rPr>
+        <w:t xml:space="preserve"> ((RCC-&gt;CR </w:t>
+      </w:r>
+      <w:r>
+        <w:rPr>
+          <w:rFonts w:ascii="Consolas" w:hAnsi="Consolas"/>
+          <w:color w:val="F47067"/>
+          <w:sz w:val="21"/>
+          <w:szCs w:val="21"/>
+          <w:lang w:val="en-US"/>
+        </w:rPr>
+        <w:t>&amp;</w:t>
+      </w:r>
+      <w:r>
+        <w:rPr>
+          <w:rFonts w:ascii="Consolas" w:hAnsi="Consolas"/>
+          <w:color w:val="ADBAC7"/>
+          <w:sz w:val="21"/>
+          <w:szCs w:val="21"/>
+          <w:lang w:val="en-US"/>
+        </w:rPr>
+        <w:t xml:space="preserve"> RCC_CR_HSIRDY) </w:t>
+      </w:r>
+      <w:r>
+        <w:rPr>
+          <w:rFonts w:ascii="Consolas" w:hAnsi="Consolas"/>
+          <w:color w:val="F47067"/>
+          <w:sz w:val="21"/>
+          <w:szCs w:val="21"/>
+          <w:lang w:val="en-US"/>
+        </w:rPr>
+        <w:t>==</w:t>
+      </w:r>
+      <w:r>
+        <w:rPr>
+          <w:rFonts w:ascii="Consolas" w:hAnsi="Consolas"/>
+          <w:color w:val="ADBAC7"/>
+          <w:sz w:val="21"/>
+          <w:szCs w:val="21"/>
+          <w:lang w:val="en-US"/>
+        </w:rPr>
+        <w:t xml:space="preserve"> </w:t>
+      </w:r>
+      <w:r>
+        <w:rPr>
+          <w:rFonts w:ascii="Consolas" w:hAnsi="Consolas"/>
+          <w:color w:val="6CB6FF"/>
+          <w:sz w:val="21"/>
+          <w:szCs w:val="21"/>
+          <w:lang w:val="en-US"/>
+        </w:rPr>
+        <w:t>0</w:t>
+      </w:r>
+      <w:r>
+        <w:rPr>
+          <w:rFonts w:ascii="Consolas" w:hAnsi="Consolas"/>
+          <w:color w:val="ADBAC7"/>
+          <w:sz w:val="21"/>
+          <w:szCs w:val="21"/>
+          <w:lang w:val="en-US"/>
+        </w:rPr>
+        <w:t>) {}</w:t>
+      </w:r>
+    </w:p>
+    <w:p>
+      <w:pPr>
+        <w:shd w:val="clear" w:color="auto" w:fill="22272E"/>
+        <w:spacing w:line="285" w:lineRule="atLeast"/>
+        <w:rPr>
+          <w:rFonts w:ascii="Consolas" w:hAnsi="Consolas"/>
+          <w:color w:val="ADBAC7"/>
+          <w:sz w:val="21"/>
+          <w:szCs w:val="21"/>
+          <w:lang w:val="en-US"/>
+        </w:rPr>
+      </w:pPr>
+      <w:r>
+        <w:rPr>
+          <w:rFonts w:ascii="Consolas" w:hAnsi="Consolas"/>
+          <w:color w:val="ADBAC7"/>
+          <w:sz w:val="21"/>
+          <w:szCs w:val="21"/>
+          <w:lang w:val="en-US"/>
+        </w:rPr>
+        <w:t xml:space="preserve">    RCC-&gt;CFGR </w:t>
+      </w:r>
+      <w:r>
+        <w:rPr>
+          <w:rFonts w:ascii="Consolas" w:hAnsi="Consolas"/>
+          <w:color w:val="F47067"/>
+          <w:sz w:val="21"/>
+          <w:szCs w:val="21"/>
+          <w:lang w:val="en-US"/>
+        </w:rPr>
+        <w:t>&amp;=</w:t>
+      </w:r>
+      <w:r>
+        <w:rPr>
+          <w:rFonts w:ascii="Consolas" w:hAnsi="Consolas"/>
+          <w:color w:val="ADBAC7"/>
+          <w:sz w:val="21"/>
+          <w:szCs w:val="21"/>
+          <w:lang w:val="en-US"/>
+        </w:rPr>
+        <w:t xml:space="preserve"> </w:t>
+      </w:r>
+      <w:r>
+        <w:rPr>
+          <w:rFonts w:ascii="Consolas" w:hAnsi="Consolas"/>
+          <w:color w:val="F47067"/>
+          <w:sz w:val="21"/>
+          <w:szCs w:val="21"/>
+          <w:lang w:val="en-US"/>
+        </w:rPr>
+        <w:t>~</w:t>
+      </w:r>
+      <w:r>
+        <w:rPr>
+          <w:rFonts w:ascii="Consolas" w:hAnsi="Consolas"/>
+          <w:color w:val="ADBAC7"/>
+          <w:sz w:val="21"/>
+          <w:szCs w:val="21"/>
+          <w:lang w:val="en-US"/>
+        </w:rPr>
+        <w:t>RCC_CFGR_SW;</w:t>
+      </w:r>
+    </w:p>
+    <w:p>
+      <w:pPr>
+        <w:shd w:val="clear" w:color="auto" w:fill="22272E"/>
+        <w:spacing w:line="285" w:lineRule="atLeast"/>
+        <w:rPr>
+          <w:rFonts w:ascii="Consolas" w:hAnsi="Consolas"/>
+          <w:color w:val="ADBAC7"/>
+          <w:sz w:val="21"/>
+          <w:szCs w:val="21"/>
+          <w:lang w:val="en-US"/>
+        </w:rPr>
+      </w:pPr>
+      <w:r>
+        <w:rPr>
+          <w:rFonts w:ascii="Consolas" w:hAnsi="Consolas"/>
+          <w:color w:val="ADBAC7"/>
+          <w:sz w:val="21"/>
+          <w:szCs w:val="21"/>
+          <w:lang w:val="en-US"/>
+        </w:rPr>
+        <w:t xml:space="preserve">    </w:t>
+      </w:r>
+      <w:r>
+        <w:rPr>
+          <w:rFonts w:ascii="Consolas" w:hAnsi="Consolas"/>
+          <w:color w:val="F47067"/>
+          <w:sz w:val="21"/>
+          <w:szCs w:val="21"/>
+          <w:lang w:val="en-US"/>
+        </w:rPr>
+        <w:t>while</w:t>
+      </w:r>
+      <w:r>
+        <w:rPr>
+          <w:rFonts w:ascii="Consolas" w:hAnsi="Consolas"/>
+          <w:color w:val="ADBAC7"/>
+          <w:sz w:val="21"/>
+          <w:szCs w:val="21"/>
+          <w:lang w:val="en-US"/>
+        </w:rPr>
+        <w:t xml:space="preserve"> ((RCC-&gt;CFGR </w:t>
+      </w:r>
+      <w:r>
+        <w:rPr>
+          <w:rFonts w:ascii="Consolas" w:hAnsi="Consolas"/>
+          <w:color w:val="F47067"/>
+          <w:sz w:val="21"/>
+          <w:szCs w:val="21"/>
+          <w:lang w:val="en-US"/>
+        </w:rPr>
+        <w:t>&amp;</w:t>
+      </w:r>
+      <w:r>
+        <w:rPr>
+          <w:rFonts w:ascii="Consolas" w:hAnsi="Consolas"/>
+          <w:color w:val="ADBAC7"/>
+          <w:sz w:val="21"/>
+          <w:szCs w:val="21"/>
+          <w:lang w:val="en-US"/>
+        </w:rPr>
+        <w:t xml:space="preserve"> RCC_CFGR_SWS</w:t>
+      </w:r>
+      <w:proofErr w:type="gramStart"/>
+      <w:r>
+        <w:rPr>
+          <w:rFonts w:ascii="Consolas" w:hAnsi="Consolas"/>
+          <w:color w:val="ADBAC7"/>
+          <w:sz w:val="21"/>
+          <w:szCs w:val="21"/>
+          <w:lang w:val="en-US"/>
+        </w:rPr>
+        <w:t xml:space="preserve">) </w:t>
+      </w:r>
+      <w:r>
+        <w:rPr>
+          <w:rFonts w:ascii="Consolas" w:hAnsi="Consolas"/>
+          <w:color w:val="F47067"/>
+          <w:sz w:val="21"/>
+          <w:szCs w:val="21"/>
+          <w:lang w:val="en-US"/>
+        </w:rPr>
+        <w:t>!</w:t>
+      </w:r>
+      <w:proofErr w:type="gramEnd"/>
+      <w:r>
+        <w:rPr>
+          <w:rFonts w:ascii="Consolas" w:hAnsi="Consolas"/>
+          <w:color w:val="F47067"/>
+          <w:sz w:val="21"/>
+          <w:szCs w:val="21"/>
+          <w:lang w:val="en-US"/>
+        </w:rPr>
+        <w:t>=</w:t>
+      </w:r>
+      <w:r>
+        <w:rPr>
+          <w:rFonts w:ascii="Consolas" w:hAnsi="Consolas"/>
+          <w:color w:val="ADBAC7"/>
+          <w:sz w:val="21"/>
+          <w:szCs w:val="21"/>
+          <w:lang w:val="en-US"/>
+        </w:rPr>
+        <w:t xml:space="preserve"> </w:t>
+      </w:r>
+      <w:r>
+        <w:rPr>
+          <w:rFonts w:ascii="Consolas" w:hAnsi="Consolas"/>
+          <w:color w:val="6CB6FF"/>
+          <w:sz w:val="21"/>
+          <w:szCs w:val="21"/>
+          <w:lang w:val="en-US"/>
+        </w:rPr>
+        <w:t>0</w:t>
+      </w:r>
+      <w:r>
+        <w:rPr>
+          <w:rFonts w:ascii="Consolas" w:hAnsi="Consolas"/>
+          <w:color w:val="ADBAC7"/>
+          <w:sz w:val="21"/>
+          <w:szCs w:val="21"/>
+          <w:lang w:val="en-US"/>
+        </w:rPr>
+        <w:t>) {}</w:t>
+      </w:r>
+    </w:p>
+    <w:p>
+      <w:pPr>
+        <w:shd w:val="clear" w:color="auto" w:fill="22272E"/>
+        <w:spacing w:line="285" w:lineRule="atLeast"/>
+        <w:rPr>
+          <w:rFonts w:ascii="Consolas" w:hAnsi="Consolas"/>
+          <w:color w:val="ADBAC7"/>
+          <w:sz w:val="21"/>
+          <w:szCs w:val="21"/>
+          <w:lang w:val="en-US"/>
+        </w:rPr>
+      </w:pPr>
+      <w:r>
+        <w:rPr>
+          <w:rFonts w:ascii="Consolas" w:hAnsi="Consolas"/>
+          <w:color w:val="ADBAC7"/>
+          <w:sz w:val="21"/>
+          <w:szCs w:val="21"/>
+          <w:lang w:val="en-US"/>
+        </w:rPr>
+        <w:t xml:space="preserve">    RCC-&gt;CFGR </w:t>
+      </w:r>
+      <w:r>
+        <w:rPr>
+          <w:rFonts w:ascii="Consolas" w:hAnsi="Consolas"/>
+          <w:color w:val="F47067"/>
+          <w:sz w:val="21"/>
+          <w:szCs w:val="21"/>
+          <w:lang w:val="en-US"/>
+        </w:rPr>
+        <w:t>&amp;=</w:t>
+      </w:r>
+      <w:r>
+        <w:rPr>
+          <w:rFonts w:ascii="Consolas" w:hAnsi="Consolas"/>
+          <w:color w:val="ADBAC7"/>
+          <w:sz w:val="21"/>
+          <w:szCs w:val="21"/>
+          <w:lang w:val="en-US"/>
+        </w:rPr>
+        <w:t xml:space="preserve"> </w:t>
+      </w:r>
+      <w:proofErr w:type="gramStart"/>
+      <w:r>
+        <w:rPr>
+          <w:rFonts w:ascii="Consolas" w:hAnsi="Consolas"/>
+          <w:color w:val="F47067"/>
+          <w:sz w:val="21"/>
+          <w:szCs w:val="21"/>
+          <w:lang w:val="en-US"/>
+        </w:rPr>
+        <w:t>~</w:t>
+      </w:r>
+      <w:r>
+        <w:rPr>
+          <w:rFonts w:ascii="Consolas" w:hAnsi="Consolas"/>
+          <w:color w:val="ADBAC7"/>
+          <w:sz w:val="21"/>
+          <w:szCs w:val="21"/>
+          <w:lang w:val="en-US"/>
+        </w:rPr>
+        <w:t>(</w:t>
+      </w:r>
+      <w:proofErr w:type="gramEnd"/>
+      <w:r>
+        <w:rPr>
+          <w:rFonts w:ascii="Consolas" w:hAnsi="Consolas"/>
+          <w:color w:val="ADBAC7"/>
+          <w:sz w:val="21"/>
+          <w:szCs w:val="21"/>
+          <w:lang w:val="en-US"/>
+        </w:rPr>
+        <w:t xml:space="preserve">RCC_CFGR_HPRE </w:t>
+      </w:r>
+      <w:r>
+        <w:rPr>
+          <w:rFonts w:ascii="Consolas" w:hAnsi="Consolas"/>
+          <w:color w:val="F47067"/>
+          <w:sz w:val="21"/>
+          <w:szCs w:val="21"/>
+          <w:lang w:val="en-US"/>
+        </w:rPr>
+        <w:t>|</w:t>
+      </w:r>
+      <w:r>
+        <w:rPr>
+          <w:rFonts w:ascii="Consolas" w:hAnsi="Consolas"/>
+          <w:color w:val="ADBAC7"/>
+          <w:sz w:val="21"/>
+          <w:szCs w:val="21"/>
+          <w:lang w:val="en-US"/>
+        </w:rPr>
+        <w:t xml:space="preserve"> RCC_CFGR_PPRE1 </w:t>
+      </w:r>
+      <w:r>
+        <w:rPr>
+          <w:rFonts w:ascii="Consolas" w:hAnsi="Consolas"/>
+          <w:color w:val="F47067"/>
+          <w:sz w:val="21"/>
+          <w:szCs w:val="21"/>
+          <w:lang w:val="en-US"/>
+        </w:rPr>
+        <w:t>|</w:t>
+      </w:r>
+    </w:p>
+    <w:p>
+      <w:pPr>
+        <w:shd w:val="clear" w:color="auto" w:fill="22272E"/>
+        <w:spacing w:line="285" w:lineRule="atLeast"/>
+        <w:rPr>
+          <w:rFonts w:ascii="Consolas" w:hAnsi="Consolas"/>
+          <w:color w:val="ADBAC7"/>
+          <w:sz w:val="21"/>
+          <w:szCs w:val="21"/>
+          <w:lang w:val="en-US"/>
+        </w:rPr>
+      </w:pPr>
+      <w:r>
+        <w:rPr>
+          <w:rFonts w:ascii="Consolas" w:hAnsi="Consolas"/>
+          <w:color w:val="ADBAC7"/>
+          <w:sz w:val="21"/>
+          <w:szCs w:val="21"/>
+          <w:lang w:val="en-US"/>
+        </w:rPr>
+        <w:t xml:space="preserve">                   RCC_CFGR_PPRE2 </w:t>
+      </w:r>
+      <w:r>
+        <w:rPr>
+          <w:rFonts w:ascii="Consolas" w:hAnsi="Consolas"/>
+          <w:color w:val="F47067"/>
+          <w:sz w:val="21"/>
+          <w:szCs w:val="21"/>
+          <w:lang w:val="en-US"/>
+        </w:rPr>
+        <w:t>|</w:t>
+      </w:r>
+      <w:r>
+        <w:rPr>
+          <w:rFonts w:ascii="Consolas" w:hAnsi="Consolas"/>
+          <w:color w:val="ADBAC7"/>
+          <w:sz w:val="21"/>
+          <w:szCs w:val="21"/>
+          <w:lang w:val="en-US"/>
+        </w:rPr>
+        <w:t xml:space="preserve"> RCC_CFGR_ADCPRE);</w:t>
+      </w:r>
+    </w:p>
+    <w:p>
+      <w:pPr>
+        <w:shd w:val="clear" w:color="auto" w:fill="22272E"/>
+        <w:spacing w:line="285" w:lineRule="atLeast"/>
+        <w:rPr>
+          <w:rFonts w:ascii="Consolas" w:hAnsi="Consolas"/>
+          <w:color w:val="ADBAC7"/>
+          <w:sz w:val="21"/>
+          <w:szCs w:val="21"/>
+          <w:lang w:val="en-US"/>
+        </w:rPr>
+      </w:pPr>
+      <w:r>
+        <w:rPr>
+          <w:rFonts w:ascii="Consolas" w:hAnsi="Consolas"/>
+          <w:color w:val="768390"/>
+          <w:sz w:val="21"/>
+          <w:szCs w:val="21"/>
+          <w:lang w:val="en-US"/>
+        </w:rPr>
+        <w:t xml:space="preserve">    /* AHB=APB1=APB2=8 </w:t>
+      </w:r>
+      <w:r>
+        <w:rPr>
+          <w:rFonts w:ascii="Consolas" w:hAnsi="Consolas"/>
+          <w:color w:val="768390"/>
+          <w:sz w:val="21"/>
+          <w:szCs w:val="21"/>
+        </w:rPr>
+        <w:t>МГц</w:t>
+      </w:r>
+      <w:r>
+        <w:rPr>
+          <w:rFonts w:ascii="Consolas" w:hAnsi="Consolas"/>
+          <w:color w:val="768390"/>
+          <w:sz w:val="21"/>
+          <w:szCs w:val="21"/>
+          <w:lang w:val="en-US"/>
+        </w:rPr>
+        <w:t xml:space="preserve">; ADC=APB2/2=4 </w:t>
+      </w:r>
+      <w:r>
+        <w:rPr>
+          <w:rFonts w:ascii="Consolas" w:hAnsi="Consolas"/>
+          <w:color w:val="768390"/>
+          <w:sz w:val="21"/>
+          <w:szCs w:val="21"/>
+        </w:rPr>
+        <w:t>МГц</w:t>
+      </w:r>
+      <w:r>
+        <w:rPr>
+          <w:rFonts w:ascii="Consolas" w:hAnsi="Consolas"/>
+          <w:color w:val="768390"/>
+          <w:sz w:val="21"/>
+          <w:szCs w:val="21"/>
+          <w:lang w:val="en-US"/>
+        </w:rPr>
+        <w:t>. */</w:t>
+      </w:r>
+    </w:p>
+    <w:p>
+      <w:pPr>
+        <w:shd w:val="clear" w:color="auto" w:fill="22272E"/>
+        <w:spacing w:line="285" w:lineRule="atLeast"/>
+        <w:rPr>
+          <w:rFonts w:ascii="Consolas" w:hAnsi="Consolas"/>
+          <w:color w:val="ADBAC7"/>
+          <w:sz w:val="21"/>
+          <w:szCs w:val="21"/>
+          <w:lang w:val="en-US"/>
+        </w:rPr>
+      </w:pPr>
+      <w:r>
+        <w:rPr>
+          <w:rFonts w:ascii="Consolas" w:hAnsi="Consolas"/>
+          <w:color w:val="ADBAC7"/>
+          <w:sz w:val="21"/>
+          <w:szCs w:val="21"/>
+          <w:lang w:val="en-US"/>
+        </w:rPr>
+        <w:t xml:space="preserve">    </w:t>
+      </w:r>
+      <w:proofErr w:type="spellStart"/>
+      <w:r>
+        <w:rPr>
+          <w:rFonts w:ascii="Consolas" w:hAnsi="Consolas"/>
+          <w:color w:val="ADBAC7"/>
+          <w:sz w:val="21"/>
+          <w:szCs w:val="21"/>
+          <w:lang w:val="en-US"/>
+        </w:rPr>
+        <w:t>SystemCoreClock</w:t>
+      </w:r>
+      <w:proofErr w:type="spellEnd"/>
+      <w:r>
+        <w:rPr>
+          <w:rFonts w:ascii="Consolas" w:hAnsi="Consolas"/>
+          <w:color w:val="ADBAC7"/>
+          <w:sz w:val="21"/>
+          <w:szCs w:val="21"/>
+          <w:lang w:val="en-US"/>
+        </w:rPr>
+        <w:t xml:space="preserve"> </w:t>
+      </w:r>
+      <w:r>
+        <w:rPr>
+          <w:rFonts w:ascii="Consolas" w:hAnsi="Consolas"/>
+          <w:color w:val="F47067"/>
+          <w:sz w:val="21"/>
+          <w:szCs w:val="21"/>
+          <w:lang w:val="en-US"/>
+        </w:rPr>
+        <w:t>=</w:t>
+      </w:r>
+      <w:r>
+        <w:rPr>
+          <w:rFonts w:ascii="Consolas" w:hAnsi="Consolas"/>
+          <w:color w:val="ADBAC7"/>
+          <w:sz w:val="21"/>
+          <w:szCs w:val="21"/>
+          <w:lang w:val="en-US"/>
+        </w:rPr>
+        <w:t xml:space="preserve"> </w:t>
+      </w:r>
+      <w:r>
+        <w:rPr>
+          <w:rFonts w:ascii="Consolas" w:hAnsi="Consolas"/>
+          <w:color w:val="6CB6FF"/>
+          <w:sz w:val="21"/>
+          <w:szCs w:val="21"/>
+          <w:lang w:val="en-US"/>
+        </w:rPr>
+        <w:t>8000000</w:t>
+      </w:r>
+      <w:r>
+        <w:rPr>
+          <w:rFonts w:ascii="Consolas" w:hAnsi="Consolas"/>
+          <w:color w:val="F47067"/>
+          <w:sz w:val="21"/>
+          <w:szCs w:val="21"/>
+          <w:lang w:val="en-US"/>
+        </w:rPr>
+        <w:t>UL</w:t>
+      </w:r>
+      <w:r>
+        <w:rPr>
+          <w:rFonts w:ascii="Consolas" w:hAnsi="Consolas"/>
+          <w:color w:val="ADBAC7"/>
+          <w:sz w:val="21"/>
+          <w:szCs w:val="21"/>
+          <w:lang w:val="en-US"/>
+        </w:rPr>
+        <w:t>;</w:t>
+      </w:r>
+    </w:p>
+    <w:p>
+      <w:pPr>
+        <w:shd w:val="clear" w:color="auto" w:fill="22272E"/>
+        <w:spacing w:line="285" w:lineRule="atLeast"/>
+        <w:rPr>
+          <w:rFonts w:ascii="Consolas" w:hAnsi="Consolas"/>
+          <w:color w:val="ADBAC7"/>
+          <w:sz w:val="21"/>
+          <w:szCs w:val="21"/>
+          <w:lang w:val="en-US"/>
+        </w:rPr>
+      </w:pPr>
+      <w:r>
+        <w:rPr>
+          <w:rFonts w:ascii="Consolas" w:hAnsi="Consolas"/>
+          <w:color w:val="ADBAC7"/>
+          <w:sz w:val="21"/>
+          <w:szCs w:val="21"/>
+          <w:lang w:val="en-US"/>
+        </w:rPr>
+        <w:t xml:space="preserve">    </w:t>
+      </w:r>
+      <w:proofErr w:type="spellStart"/>
+      <w:r>
+        <w:rPr>
+          <w:rFonts w:ascii="Consolas" w:hAnsi="Consolas"/>
+          <w:color w:val="ADBAC7"/>
+          <w:sz w:val="21"/>
+          <w:szCs w:val="21"/>
+          <w:lang w:val="en-US"/>
+        </w:rPr>
+        <w:t>SysTick</w:t>
+      </w:r>
+      <w:proofErr w:type="spellEnd"/>
+      <w:r>
+        <w:rPr>
+          <w:rFonts w:ascii="Consolas" w:hAnsi="Consolas"/>
+          <w:color w:val="ADBAC7"/>
+          <w:sz w:val="21"/>
+          <w:szCs w:val="21"/>
+          <w:lang w:val="en-US"/>
+        </w:rPr>
+        <w:t xml:space="preserve">-&gt;LOAD </w:t>
+      </w:r>
+      <w:r>
+        <w:rPr>
+          <w:rFonts w:ascii="Consolas" w:hAnsi="Consolas"/>
+          <w:color w:val="F47067"/>
+          <w:sz w:val="21"/>
+          <w:szCs w:val="21"/>
+          <w:lang w:val="en-US"/>
+        </w:rPr>
+        <w:t>=</w:t>
+      </w:r>
+      <w:r>
+        <w:rPr>
+          <w:rFonts w:ascii="Consolas" w:hAnsi="Consolas"/>
+          <w:color w:val="ADBAC7"/>
+          <w:sz w:val="21"/>
+          <w:szCs w:val="21"/>
+          <w:lang w:val="en-US"/>
+        </w:rPr>
+        <w:t xml:space="preserve"> </w:t>
+      </w:r>
+      <w:r>
+        <w:rPr>
+          <w:rFonts w:ascii="Consolas" w:hAnsi="Consolas"/>
+          <w:color w:val="6CB6FF"/>
+          <w:sz w:val="21"/>
+          <w:szCs w:val="21"/>
+          <w:lang w:val="en-US"/>
+        </w:rPr>
+        <w:t>7999</w:t>
+      </w:r>
+      <w:r>
+        <w:rPr>
+          <w:rFonts w:ascii="Consolas" w:hAnsi="Consolas"/>
+          <w:color w:val="F47067"/>
+          <w:sz w:val="21"/>
+          <w:szCs w:val="21"/>
+          <w:lang w:val="en-US"/>
+        </w:rPr>
+        <w:t>UL</w:t>
+      </w:r>
+      <w:r>
+        <w:rPr>
+          <w:rFonts w:ascii="Consolas" w:hAnsi="Consolas"/>
+          <w:color w:val="ADBAC7"/>
+          <w:sz w:val="21"/>
+          <w:szCs w:val="21"/>
+          <w:lang w:val="en-US"/>
+        </w:rPr>
+        <w:t>;</w:t>
+      </w:r>
+    </w:p>
+    <w:p>
+      <w:pPr>
+        <w:shd w:val="clear" w:color="auto" w:fill="22272E"/>
+        <w:spacing w:line="285" w:lineRule="atLeast"/>
+        <w:rPr>
+          <w:rFonts w:ascii="Consolas" w:hAnsi="Consolas"/>
+          <w:color w:val="ADBAC7"/>
+          <w:sz w:val="21"/>
+          <w:szCs w:val="21"/>
+          <w:lang w:val="en-US"/>
+        </w:rPr>
+      </w:pPr>
+      <w:r>
+        <w:rPr>
+          <w:rFonts w:ascii="Consolas" w:hAnsi="Consolas"/>
+          <w:color w:val="ADBAC7"/>
+          <w:sz w:val="21"/>
+          <w:szCs w:val="21"/>
+          <w:lang w:val="en-US"/>
+        </w:rPr>
+        <w:t xml:space="preserve">    </w:t>
+      </w:r>
+      <w:proofErr w:type="spellStart"/>
+      <w:r>
+        <w:rPr>
+          <w:rFonts w:ascii="Consolas" w:hAnsi="Consolas"/>
+          <w:color w:val="ADBAC7"/>
+          <w:sz w:val="21"/>
+          <w:szCs w:val="21"/>
+          <w:lang w:val="en-US"/>
+        </w:rPr>
+        <w:t>SysTick</w:t>
+      </w:r>
+      <w:proofErr w:type="spellEnd"/>
+      <w:r>
+        <w:rPr>
+          <w:rFonts w:ascii="Consolas" w:hAnsi="Consolas"/>
+          <w:color w:val="ADBAC7"/>
+          <w:sz w:val="21"/>
+          <w:szCs w:val="21"/>
+          <w:lang w:val="en-US"/>
+        </w:rPr>
+        <w:t xml:space="preserve">-&gt;VAL </w:t>
+      </w:r>
+      <w:r>
+        <w:rPr>
+          <w:rFonts w:ascii="Consolas" w:hAnsi="Consolas"/>
+          <w:color w:val="F47067"/>
+          <w:sz w:val="21"/>
+          <w:szCs w:val="21"/>
+          <w:lang w:val="en-US"/>
+        </w:rPr>
+        <w:t>=</w:t>
+      </w:r>
+      <w:r>
+        <w:rPr>
+          <w:rFonts w:ascii="Consolas" w:hAnsi="Consolas"/>
+          <w:color w:val="ADBAC7"/>
+          <w:sz w:val="21"/>
+          <w:szCs w:val="21"/>
+          <w:lang w:val="en-US"/>
+        </w:rPr>
+        <w:t xml:space="preserve"> </w:t>
+      </w:r>
+      <w:r>
+        <w:rPr>
+          <w:rFonts w:ascii="Consolas" w:hAnsi="Consolas"/>
+          <w:color w:val="6CB6FF"/>
+          <w:sz w:val="21"/>
+          <w:szCs w:val="21"/>
+          <w:lang w:val="en-US"/>
+        </w:rPr>
+        <w:t>0</w:t>
+      </w:r>
+      <w:r>
+        <w:rPr>
+          <w:rFonts w:ascii="Consolas" w:hAnsi="Consolas"/>
+          <w:color w:val="ADBAC7"/>
+          <w:sz w:val="21"/>
+          <w:szCs w:val="21"/>
+          <w:lang w:val="en-US"/>
+        </w:rPr>
+        <w:t>;</w:t>
+      </w:r>
+    </w:p>
+    <w:p>
+      <w:pPr>
+        <w:shd w:val="clear" w:color="auto" w:fill="22272E"/>
+        <w:spacing w:line="285" w:lineRule="atLeast"/>
+        <w:rPr>
+          <w:rFonts w:ascii="Consolas" w:hAnsi="Consolas"/>
+          <w:color w:val="ADBAC7"/>
+          <w:sz w:val="21"/>
+          <w:szCs w:val="21"/>
+          <w:lang w:val="en-US"/>
+        </w:rPr>
+      </w:pPr>
+      <w:r>
+        <w:rPr>
+          <w:rFonts w:ascii="Consolas" w:hAnsi="Consolas"/>
+          <w:color w:val="ADBAC7"/>
+          <w:sz w:val="21"/>
+          <w:szCs w:val="21"/>
+          <w:lang w:val="en-US"/>
+        </w:rPr>
+        <w:t xml:space="preserve">    </w:t>
+      </w:r>
+      <w:proofErr w:type="spellStart"/>
+      <w:r>
+        <w:rPr>
+          <w:rFonts w:ascii="Consolas" w:hAnsi="Consolas"/>
+          <w:color w:val="ADBAC7"/>
+          <w:sz w:val="21"/>
+          <w:szCs w:val="21"/>
+          <w:lang w:val="en-US"/>
+        </w:rPr>
+        <w:t>SysTick</w:t>
+      </w:r>
+      <w:proofErr w:type="spellEnd"/>
+      <w:r>
+        <w:rPr>
+          <w:rFonts w:ascii="Consolas" w:hAnsi="Consolas"/>
+          <w:color w:val="ADBAC7"/>
+          <w:sz w:val="21"/>
+          <w:szCs w:val="21"/>
+          <w:lang w:val="en-US"/>
+        </w:rPr>
+        <w:t xml:space="preserve">-&gt;CTRL </w:t>
+      </w:r>
+      <w:r>
+        <w:rPr>
+          <w:rFonts w:ascii="Consolas" w:hAnsi="Consolas"/>
+          <w:color w:val="F47067"/>
+          <w:sz w:val="21"/>
+          <w:szCs w:val="21"/>
+          <w:lang w:val="en-US"/>
+        </w:rPr>
+        <w:t>=</w:t>
+      </w:r>
+      <w:r>
+        <w:rPr>
+          <w:rFonts w:ascii="Consolas" w:hAnsi="Consolas"/>
+          <w:color w:val="ADBAC7"/>
+          <w:sz w:val="21"/>
+          <w:szCs w:val="21"/>
+          <w:lang w:val="en-US"/>
+        </w:rPr>
+        <w:t xml:space="preserve"> </w:t>
+      </w:r>
+      <w:proofErr w:type="spellStart"/>
+      <w:r>
+        <w:rPr>
+          <w:rFonts w:ascii="Consolas" w:hAnsi="Consolas"/>
+          <w:color w:val="ADBAC7"/>
+          <w:sz w:val="21"/>
+          <w:szCs w:val="21"/>
+          <w:lang w:val="en-US"/>
+        </w:rPr>
+        <w:t>SysTick_CTRL_CLKSOURCE_Msk</w:t>
+      </w:r>
+      <w:proofErr w:type="spellEnd"/>
+      <w:r>
+        <w:rPr>
+          <w:rFonts w:ascii="Consolas" w:hAnsi="Consolas"/>
+          <w:color w:val="ADBAC7"/>
+          <w:sz w:val="21"/>
+          <w:szCs w:val="21"/>
+          <w:lang w:val="en-US"/>
+        </w:rPr>
+        <w:t xml:space="preserve"> </w:t>
+      </w:r>
+      <w:r>
+        <w:rPr>
+          <w:rFonts w:ascii="Consolas" w:hAnsi="Consolas"/>
+          <w:color w:val="F47067"/>
+          <w:sz w:val="21"/>
+          <w:szCs w:val="21"/>
+          <w:lang w:val="en-US"/>
+        </w:rPr>
+        <w:t>|</w:t>
+      </w:r>
+      <w:r>
+        <w:rPr>
+          <w:rFonts w:ascii="Consolas" w:hAnsi="Consolas"/>
+          <w:color w:val="ADBAC7"/>
+          <w:sz w:val="21"/>
+          <w:szCs w:val="21"/>
+          <w:lang w:val="en-US"/>
+        </w:rPr>
+        <w:t xml:space="preserve"> </w:t>
+      </w:r>
+      <w:proofErr w:type="spellStart"/>
+      <w:r>
+        <w:rPr>
+          <w:rFonts w:ascii="Consolas" w:hAnsi="Consolas"/>
+          <w:color w:val="ADBAC7"/>
+          <w:sz w:val="21"/>
+          <w:szCs w:val="21"/>
+          <w:lang w:val="en-US"/>
+        </w:rPr>
+        <w:t>SysTick_CTRL_ENABLE_Msk</w:t>
+      </w:r>
+      <w:proofErr w:type="spellEnd"/>
+      <w:r>
+        <w:rPr>
+          <w:rFonts w:ascii="Consolas" w:hAnsi="Consolas"/>
+          <w:color w:val="ADBAC7"/>
+          <w:sz w:val="21"/>
+          <w:szCs w:val="21"/>
+          <w:lang w:val="en-US"/>
+        </w:rPr>
+        <w:t>;</w:t>
+      </w:r>
+    </w:p>
+    <w:p>
+      <w:pPr>
+        <w:shd w:val="clear" w:color="auto" w:fill="22272E"/>
+        <w:spacing w:line="285" w:lineRule="atLeast"/>
+        <w:rPr>
+          <w:rFonts w:ascii="Consolas" w:hAnsi="Consolas"/>
+          <w:color w:val="ADBAC7"/>
+          <w:sz w:val="21"/>
+          <w:szCs w:val="21"/>
+          <w:lang w:val="en-US"/>
+        </w:rPr>
+      </w:pPr>
+      <w:r>
+        <w:rPr>
+          <w:rFonts w:ascii="Consolas" w:hAnsi="Consolas"/>
+          <w:color w:val="768390"/>
+          <w:sz w:val="21"/>
+          <w:szCs w:val="21"/>
+          <w:lang w:val="en-US"/>
+        </w:rPr>
+        <w:t xml:space="preserve">    /* TICKINT=0: </w:t>
+      </w:r>
+      <w:r>
+        <w:rPr>
+          <w:rFonts w:ascii="Consolas" w:hAnsi="Consolas"/>
+          <w:color w:val="768390"/>
+          <w:sz w:val="21"/>
+          <w:szCs w:val="21"/>
+        </w:rPr>
+        <w:t>прерывания</w:t>
+      </w:r>
+      <w:r>
+        <w:rPr>
+          <w:rFonts w:ascii="Consolas" w:hAnsi="Consolas"/>
+          <w:color w:val="768390"/>
+          <w:sz w:val="21"/>
+          <w:szCs w:val="21"/>
+          <w:lang w:val="en-US"/>
+        </w:rPr>
+        <w:t xml:space="preserve"> </w:t>
+      </w:r>
+      <w:r>
+        <w:rPr>
+          <w:rFonts w:ascii="Consolas" w:hAnsi="Consolas"/>
+          <w:color w:val="768390"/>
+          <w:sz w:val="21"/>
+          <w:szCs w:val="21"/>
+        </w:rPr>
+        <w:t>не</w:t>
+      </w:r>
+      <w:r>
+        <w:rPr>
+          <w:rFonts w:ascii="Consolas" w:hAnsi="Consolas"/>
+          <w:color w:val="768390"/>
+          <w:sz w:val="21"/>
+          <w:szCs w:val="21"/>
+          <w:lang w:val="en-US"/>
+        </w:rPr>
+        <w:t xml:space="preserve"> </w:t>
+      </w:r>
+      <w:r>
+        <w:rPr>
+          <w:rFonts w:ascii="Consolas" w:hAnsi="Consolas"/>
+          <w:color w:val="768390"/>
+          <w:sz w:val="21"/>
+          <w:szCs w:val="21"/>
+        </w:rPr>
+        <w:t>используются</w:t>
+      </w:r>
+      <w:r>
+        <w:rPr>
+          <w:rFonts w:ascii="Consolas" w:hAnsi="Consolas"/>
+          <w:color w:val="768390"/>
+          <w:sz w:val="21"/>
+          <w:szCs w:val="21"/>
+          <w:lang w:val="en-US"/>
+        </w:rPr>
+        <w:t>. */</w:t>
+      </w:r>
+    </w:p>
+    <w:p>
+      <w:pPr>
+        <w:shd w:val="clear" w:color="auto" w:fill="22272E"/>
+        <w:spacing w:line="285" w:lineRule="atLeast"/>
+        <w:rPr>
+          <w:rFonts w:ascii="Consolas" w:hAnsi="Consolas"/>
+          <w:color w:val="ADBAC7"/>
+          <w:sz w:val="21"/>
+          <w:szCs w:val="21"/>
+          <w:lang w:val="en-US"/>
+        </w:rPr>
+      </w:pPr>
+      <w:r>
+        <w:rPr>
+          <w:rFonts w:ascii="Consolas" w:hAnsi="Consolas"/>
+          <w:color w:val="ADBAC7"/>
+          <w:sz w:val="21"/>
+          <w:szCs w:val="21"/>
+          <w:lang w:val="en-US"/>
+        </w:rPr>
+        <w:t>}</w:t>
+      </w:r>
+    </w:p>
+    <w:p>
+      <w:pPr>
+        <w:shd w:val="clear" w:color="auto" w:fill="22272E"/>
+        <w:spacing w:line="285" w:lineRule="atLeast"/>
+        <w:rPr>
+          <w:rFonts w:ascii="Consolas" w:hAnsi="Consolas"/>
+          <w:color w:val="ADBAC7"/>
+          <w:sz w:val="21"/>
+          <w:szCs w:val="21"/>
+          <w:lang w:val="en-US"/>
+        </w:rPr>
+      </w:pPr>
+    </w:p>
+    <w:p>
+      <w:pPr>
+        <w:shd w:val="clear" w:color="auto" w:fill="22272E"/>
+        <w:spacing w:line="285" w:lineRule="atLeast"/>
+        <w:rPr>
+          <w:rFonts w:ascii="Consolas" w:hAnsi="Consolas"/>
+          <w:color w:val="ADBAC7"/>
+          <w:sz w:val="21"/>
+          <w:szCs w:val="21"/>
+          <w:lang w:val="en-US"/>
+        </w:rPr>
+      </w:pPr>
+      <w:r>
+        <w:rPr>
+          <w:rFonts w:ascii="Consolas" w:hAnsi="Consolas"/>
+          <w:color w:val="F47067"/>
+          <w:sz w:val="21"/>
+          <w:szCs w:val="21"/>
+          <w:lang w:val="en-US"/>
+        </w:rPr>
+        <w:t>static</w:t>
+      </w:r>
+      <w:r>
+        <w:rPr>
+          <w:rFonts w:ascii="Consolas" w:hAnsi="Consolas"/>
+          <w:color w:val="ADBAC7"/>
+          <w:sz w:val="21"/>
+          <w:szCs w:val="21"/>
+          <w:lang w:val="en-US"/>
+        </w:rPr>
+        <w:t xml:space="preserve"> </w:t>
+      </w:r>
+      <w:r>
+        <w:rPr>
+          <w:rFonts w:ascii="Consolas" w:hAnsi="Consolas"/>
+          <w:color w:val="F47067"/>
+          <w:sz w:val="21"/>
+          <w:szCs w:val="21"/>
+          <w:lang w:val="en-US"/>
+        </w:rPr>
+        <w:t>void</w:t>
+      </w:r>
+      <w:r>
+        <w:rPr>
+          <w:rFonts w:ascii="Consolas" w:hAnsi="Consolas"/>
+          <w:color w:val="ADBAC7"/>
+          <w:sz w:val="21"/>
+          <w:szCs w:val="21"/>
+          <w:lang w:val="en-US"/>
+        </w:rPr>
+        <w:t xml:space="preserve"> </w:t>
+      </w:r>
+      <w:r>
+        <w:rPr>
+          <w:rFonts w:ascii="Consolas" w:hAnsi="Consolas"/>
+          <w:color w:val="DCBDFB"/>
+          <w:sz w:val="21"/>
+          <w:szCs w:val="21"/>
+          <w:lang w:val="en-US"/>
+        </w:rPr>
+        <w:t>wait_1ms</w:t>
+      </w:r>
+      <w:r>
+        <w:rPr>
+          <w:rFonts w:ascii="Consolas" w:hAnsi="Consolas"/>
+          <w:color w:val="ADBAC7"/>
+          <w:sz w:val="21"/>
+          <w:szCs w:val="21"/>
+          <w:lang w:val="en-US"/>
+        </w:rPr>
+        <w:t>(</w:t>
+      </w:r>
+      <w:r>
+        <w:rPr>
+          <w:rFonts w:ascii="Consolas" w:hAnsi="Consolas"/>
+          <w:color w:val="F47067"/>
+          <w:sz w:val="21"/>
+          <w:szCs w:val="21"/>
+          <w:lang w:val="en-US"/>
+        </w:rPr>
+        <w:t>void</w:t>
+      </w:r>
+      <w:r>
+        <w:rPr>
+          <w:rFonts w:ascii="Consolas" w:hAnsi="Consolas"/>
+          <w:color w:val="ADBAC7"/>
+          <w:sz w:val="21"/>
+          <w:szCs w:val="21"/>
+          <w:lang w:val="en-US"/>
+        </w:rPr>
+        <w:t>)</w:t>
+      </w:r>
+    </w:p>
+    <w:p>
+      <w:pPr>
+        <w:shd w:val="clear" w:color="auto" w:fill="22272E"/>
+        <w:spacing w:line="285" w:lineRule="atLeast"/>
+        <w:rPr>
+          <w:rFonts w:ascii="Consolas" w:hAnsi="Consolas"/>
+          <w:color w:val="ADBAC7"/>
+          <w:sz w:val="21"/>
+          <w:szCs w:val="21"/>
+          <w:lang w:val="en-US"/>
+        </w:rPr>
+      </w:pPr>
+      <w:r>
+        <w:rPr>
+          <w:rFonts w:ascii="Consolas" w:hAnsi="Consolas"/>
+          <w:color w:val="ADBAC7"/>
+          <w:sz w:val="21"/>
+          <w:szCs w:val="21"/>
+          <w:lang w:val="en-US"/>
+        </w:rPr>
+        <w:t>{</w:t>
+      </w:r>
+    </w:p>
+    <w:p>
+      <w:pPr>
+        <w:shd w:val="clear" w:color="auto" w:fill="22272E"/>
+        <w:spacing w:line="285" w:lineRule="atLeast"/>
+        <w:rPr>
+          <w:rFonts w:ascii="Consolas" w:hAnsi="Consolas"/>
+          <w:color w:val="ADBAC7"/>
+          <w:sz w:val="21"/>
+          <w:szCs w:val="21"/>
+          <w:lang w:val="en-US"/>
+        </w:rPr>
+      </w:pPr>
+      <w:r>
+        <w:rPr>
+          <w:rFonts w:ascii="Consolas" w:hAnsi="Consolas"/>
+          <w:color w:val="ADBAC7"/>
+          <w:sz w:val="21"/>
+          <w:szCs w:val="21"/>
+          <w:lang w:val="en-US"/>
+        </w:rPr>
+        <w:t xml:space="preserve">    </w:t>
+      </w:r>
+      <w:r>
+        <w:rPr>
+          <w:rFonts w:ascii="Consolas" w:hAnsi="Consolas"/>
+          <w:color w:val="F47067"/>
+          <w:sz w:val="21"/>
+          <w:szCs w:val="21"/>
+          <w:lang w:val="en-US"/>
+        </w:rPr>
+        <w:t>while</w:t>
+      </w:r>
+      <w:r>
+        <w:rPr>
+          <w:rFonts w:ascii="Consolas" w:hAnsi="Consolas"/>
+          <w:color w:val="ADBAC7"/>
+          <w:sz w:val="21"/>
+          <w:szCs w:val="21"/>
+          <w:lang w:val="en-US"/>
+        </w:rPr>
+        <w:t xml:space="preserve"> ((</w:t>
+      </w:r>
+      <w:proofErr w:type="spellStart"/>
+      <w:r>
+        <w:rPr>
+          <w:rFonts w:ascii="Consolas" w:hAnsi="Consolas"/>
+          <w:color w:val="ADBAC7"/>
+          <w:sz w:val="21"/>
+          <w:szCs w:val="21"/>
+          <w:lang w:val="en-US"/>
+        </w:rPr>
+        <w:t>SysTick</w:t>
+      </w:r>
+      <w:proofErr w:type="spellEnd"/>
+      <w:r>
+        <w:rPr>
+          <w:rFonts w:ascii="Consolas" w:hAnsi="Consolas"/>
+          <w:color w:val="ADBAC7"/>
+          <w:sz w:val="21"/>
+          <w:szCs w:val="21"/>
+          <w:lang w:val="en-US"/>
+        </w:rPr>
+        <w:t xml:space="preserve">-&gt;CTRL </w:t>
+      </w:r>
+      <w:r>
+        <w:rPr>
+          <w:rFonts w:ascii="Consolas" w:hAnsi="Consolas"/>
+          <w:color w:val="F47067"/>
+          <w:sz w:val="21"/>
+          <w:szCs w:val="21"/>
+          <w:lang w:val="en-US"/>
+        </w:rPr>
+        <w:t>&amp;</w:t>
+      </w:r>
+      <w:r>
+        <w:rPr>
+          <w:rFonts w:ascii="Consolas" w:hAnsi="Consolas"/>
+          <w:color w:val="ADBAC7"/>
+          <w:sz w:val="21"/>
+          <w:szCs w:val="21"/>
+          <w:lang w:val="en-US"/>
+        </w:rPr>
+        <w:t xml:space="preserve"> </w:t>
+      </w:r>
+      <w:proofErr w:type="spellStart"/>
+      <w:r>
+        <w:rPr>
+          <w:rFonts w:ascii="Consolas" w:hAnsi="Consolas"/>
+          <w:color w:val="ADBAC7"/>
+          <w:sz w:val="21"/>
+          <w:szCs w:val="21"/>
+          <w:lang w:val="en-US"/>
+        </w:rPr>
+        <w:t>SysTick_CTRL_COUNTFLAG_Msk</w:t>
+      </w:r>
+      <w:proofErr w:type="spellEnd"/>
+      <w:r>
+        <w:rPr>
+          <w:rFonts w:ascii="Consolas" w:hAnsi="Consolas"/>
+          <w:color w:val="ADBAC7"/>
+          <w:sz w:val="21"/>
+          <w:szCs w:val="21"/>
+          <w:lang w:val="en-US"/>
+        </w:rPr>
+        <w:t xml:space="preserve">) </w:t>
+      </w:r>
+      <w:r>
+        <w:rPr>
+          <w:rFonts w:ascii="Consolas" w:hAnsi="Consolas"/>
+          <w:color w:val="F47067"/>
+          <w:sz w:val="21"/>
+          <w:szCs w:val="21"/>
+          <w:lang w:val="en-US"/>
+        </w:rPr>
+        <w:t>==</w:t>
+      </w:r>
+      <w:r>
+        <w:rPr>
+          <w:rFonts w:ascii="Consolas" w:hAnsi="Consolas"/>
+          <w:color w:val="ADBAC7"/>
+          <w:sz w:val="21"/>
+          <w:szCs w:val="21"/>
+          <w:lang w:val="en-US"/>
+        </w:rPr>
+        <w:t xml:space="preserve"> </w:t>
+      </w:r>
+      <w:r>
+        <w:rPr>
+          <w:rFonts w:ascii="Consolas" w:hAnsi="Consolas"/>
+          <w:color w:val="6CB6FF"/>
+          <w:sz w:val="21"/>
+          <w:szCs w:val="21"/>
+          <w:lang w:val="en-US"/>
+        </w:rPr>
+        <w:t>0</w:t>
+      </w:r>
+      <w:r>
+        <w:rPr>
+          <w:rFonts w:ascii="Consolas" w:hAnsi="Consolas"/>
+          <w:color w:val="ADBAC7"/>
+          <w:sz w:val="21"/>
+          <w:szCs w:val="21"/>
+          <w:lang w:val="en-US"/>
+        </w:rPr>
+        <w:t>) {}</w:t>
+      </w:r>
+    </w:p>
+    <w:p>
+      <w:pPr>
+        <w:shd w:val="clear" w:color="auto" w:fill="22272E"/>
+        <w:spacing w:line="285" w:lineRule="atLeast"/>
+        <w:rPr>
+          <w:rFonts w:ascii="Consolas" w:hAnsi="Consolas"/>
+          <w:color w:val="ADBAC7"/>
+          <w:sz w:val="21"/>
+          <w:szCs w:val="21"/>
+          <w:lang w:val="en-US"/>
+        </w:rPr>
+      </w:pPr>
+      <w:r>
+        <w:rPr>
+          <w:rFonts w:ascii="Consolas" w:hAnsi="Consolas"/>
+          <w:color w:val="ADBAC7"/>
+          <w:sz w:val="21"/>
+          <w:szCs w:val="21"/>
+          <w:lang w:val="en-US"/>
+        </w:rPr>
+        <w:t>}</w:t>
+      </w:r>
+    </w:p>
+    <w:p>
+      <w:pPr>
+        <w:shd w:val="clear" w:color="auto" w:fill="22272E"/>
+        <w:spacing w:line="285" w:lineRule="atLeast"/>
+        <w:rPr>
+          <w:rFonts w:ascii="Consolas" w:hAnsi="Consolas"/>
+          <w:color w:val="ADBAC7"/>
+          <w:sz w:val="21"/>
+          <w:szCs w:val="21"/>
+          <w:lang w:val="en-US"/>
+        </w:rPr>
+      </w:pPr>
+    </w:p>
+    <w:p>
+      <w:pPr>
+        <w:shd w:val="clear" w:color="auto" w:fill="22272E"/>
+        <w:spacing w:line="285" w:lineRule="atLeast"/>
+        <w:rPr>
+          <w:rFonts w:ascii="Consolas" w:hAnsi="Consolas"/>
+          <w:color w:val="ADBAC7"/>
+          <w:sz w:val="21"/>
+          <w:szCs w:val="21"/>
+          <w:lang w:val="en-US"/>
+        </w:rPr>
+      </w:pPr>
+      <w:r>
+        <w:rPr>
+          <w:rFonts w:ascii="Consolas" w:hAnsi="Consolas"/>
+          <w:color w:val="F47067"/>
+          <w:sz w:val="21"/>
+          <w:szCs w:val="21"/>
+          <w:lang w:val="en-US"/>
+        </w:rPr>
+        <w:t>static</w:t>
+      </w:r>
+      <w:r>
+        <w:rPr>
+          <w:rFonts w:ascii="Consolas" w:hAnsi="Consolas"/>
+          <w:color w:val="ADBAC7"/>
+          <w:sz w:val="21"/>
+          <w:szCs w:val="21"/>
+          <w:lang w:val="en-US"/>
+        </w:rPr>
+        <w:t xml:space="preserve"> </w:t>
+      </w:r>
+      <w:r>
+        <w:rPr>
+          <w:rFonts w:ascii="Consolas" w:hAnsi="Consolas"/>
+          <w:color w:val="F47067"/>
+          <w:sz w:val="21"/>
+          <w:szCs w:val="21"/>
+          <w:lang w:val="en-US"/>
+        </w:rPr>
+        <w:t>void</w:t>
+      </w:r>
+      <w:r>
+        <w:rPr>
+          <w:rFonts w:ascii="Consolas" w:hAnsi="Consolas"/>
+          <w:color w:val="ADBAC7"/>
+          <w:sz w:val="21"/>
+          <w:szCs w:val="21"/>
+          <w:lang w:val="en-US"/>
+        </w:rPr>
+        <w:t xml:space="preserve"> </w:t>
+      </w:r>
+      <w:proofErr w:type="spellStart"/>
+      <w:r>
+        <w:rPr>
+          <w:rFonts w:ascii="Consolas" w:hAnsi="Consolas"/>
+          <w:color w:val="DCBDFB"/>
+          <w:sz w:val="21"/>
+          <w:szCs w:val="21"/>
+          <w:lang w:val="en-US"/>
+        </w:rPr>
+        <w:t>gpio_pwm_init</w:t>
+      </w:r>
+      <w:proofErr w:type="spellEnd"/>
+      <w:r>
+        <w:rPr>
+          <w:rFonts w:ascii="Consolas" w:hAnsi="Consolas"/>
+          <w:color w:val="ADBAC7"/>
+          <w:sz w:val="21"/>
+          <w:szCs w:val="21"/>
+          <w:lang w:val="en-US"/>
+        </w:rPr>
+        <w:t>(</w:t>
+      </w:r>
+      <w:r>
+        <w:rPr>
+          <w:rFonts w:ascii="Consolas" w:hAnsi="Consolas"/>
+          <w:color w:val="F47067"/>
+          <w:sz w:val="21"/>
+          <w:szCs w:val="21"/>
+          <w:lang w:val="en-US"/>
+        </w:rPr>
+        <w:t>void</w:t>
+      </w:r>
+      <w:r>
+        <w:rPr>
+          <w:rFonts w:ascii="Consolas" w:hAnsi="Consolas"/>
+          <w:color w:val="ADBAC7"/>
+          <w:sz w:val="21"/>
+          <w:szCs w:val="21"/>
+          <w:lang w:val="en-US"/>
+        </w:rPr>
+        <w:t>)</w:t>
+      </w:r>
+    </w:p>
+    <w:p>
+      <w:pPr>
+        <w:shd w:val="clear" w:color="auto" w:fill="22272E"/>
+        <w:spacing w:line="285" w:lineRule="atLeast"/>
+        <w:rPr>
+          <w:rFonts w:ascii="Consolas" w:hAnsi="Consolas"/>
+          <w:color w:val="ADBAC7"/>
+          <w:sz w:val="21"/>
+          <w:szCs w:val="21"/>
+          <w:lang w:val="en-US"/>
+        </w:rPr>
+      </w:pPr>
+      <w:r>
+        <w:rPr>
+          <w:rFonts w:ascii="Consolas" w:hAnsi="Consolas"/>
+          <w:color w:val="ADBAC7"/>
+          <w:sz w:val="21"/>
+          <w:szCs w:val="21"/>
+          <w:lang w:val="en-US"/>
+        </w:rPr>
+        <w:t>{</w:t>
+      </w:r>
+    </w:p>
+    <w:p>
+      <w:pPr>
+        <w:shd w:val="clear" w:color="auto" w:fill="22272E"/>
+        <w:spacing w:line="285" w:lineRule="atLeast"/>
+        <w:rPr>
+          <w:rFonts w:ascii="Consolas" w:hAnsi="Consolas"/>
+          <w:color w:val="ADBAC7"/>
+          <w:sz w:val="21"/>
+          <w:szCs w:val="21"/>
+          <w:lang w:val="en-US"/>
+        </w:rPr>
+      </w:pPr>
+      <w:r>
+        <w:rPr>
+          <w:rFonts w:ascii="Consolas" w:hAnsi="Consolas"/>
+          <w:color w:val="ADBAC7"/>
+          <w:sz w:val="21"/>
+          <w:szCs w:val="21"/>
+          <w:lang w:val="en-US"/>
+        </w:rPr>
+        <w:t xml:space="preserve">    RCC-&gt;APB2ENR </w:t>
+      </w:r>
+      <w:r>
+        <w:rPr>
+          <w:rFonts w:ascii="Consolas" w:hAnsi="Consolas"/>
+          <w:color w:val="F47067"/>
+          <w:sz w:val="21"/>
+          <w:szCs w:val="21"/>
+          <w:lang w:val="en-US"/>
+        </w:rPr>
+        <w:t>|=</w:t>
+      </w:r>
+      <w:r>
+        <w:rPr>
+          <w:rFonts w:ascii="Consolas" w:hAnsi="Consolas"/>
+          <w:color w:val="ADBAC7"/>
+          <w:sz w:val="21"/>
+          <w:szCs w:val="21"/>
+          <w:lang w:val="en-US"/>
+        </w:rPr>
+        <w:t xml:space="preserve"> RCC_APB2ENR_AFIOEN </w:t>
+      </w:r>
+      <w:r>
+        <w:rPr>
+          <w:rFonts w:ascii="Consolas" w:hAnsi="Consolas"/>
+          <w:color w:val="F47067"/>
+          <w:sz w:val="21"/>
+          <w:szCs w:val="21"/>
+          <w:lang w:val="en-US"/>
+        </w:rPr>
+        <w:t>|</w:t>
+      </w:r>
+      <w:r>
+        <w:rPr>
+          <w:rFonts w:ascii="Consolas" w:hAnsi="Consolas"/>
+          <w:color w:val="ADBAC7"/>
+          <w:sz w:val="21"/>
+          <w:szCs w:val="21"/>
+          <w:lang w:val="en-US"/>
+        </w:rPr>
+        <w:t xml:space="preserve"> RCC_APB2ENR_IOPAEN;</w:t>
+      </w:r>
+    </w:p>
+    <w:p>
+      <w:pPr>
+        <w:shd w:val="clear" w:color="auto" w:fill="22272E"/>
+        <w:spacing w:line="285" w:lineRule="atLeast"/>
+        <w:rPr>
+          <w:rFonts w:ascii="Consolas" w:hAnsi="Consolas"/>
+          <w:color w:val="ADBAC7"/>
+          <w:sz w:val="21"/>
+          <w:szCs w:val="21"/>
+          <w:lang w:val="en-US"/>
+        </w:rPr>
+      </w:pPr>
+      <w:r>
+        <w:rPr>
+          <w:rFonts w:ascii="Consolas" w:hAnsi="Consolas"/>
+          <w:color w:val="ADBAC7"/>
+          <w:sz w:val="21"/>
+          <w:szCs w:val="21"/>
+          <w:lang w:val="en-US"/>
+        </w:rPr>
+        <w:t xml:space="preserve">    RCC-&gt;APB1ENR </w:t>
+      </w:r>
+      <w:r>
+        <w:rPr>
+          <w:rFonts w:ascii="Consolas" w:hAnsi="Consolas"/>
+          <w:color w:val="F47067"/>
+          <w:sz w:val="21"/>
+          <w:szCs w:val="21"/>
+          <w:lang w:val="en-US"/>
+        </w:rPr>
+        <w:t>|=</w:t>
+      </w:r>
+      <w:r>
+        <w:rPr>
+          <w:rFonts w:ascii="Consolas" w:hAnsi="Consolas"/>
+          <w:color w:val="ADBAC7"/>
+          <w:sz w:val="21"/>
+          <w:szCs w:val="21"/>
+          <w:lang w:val="en-US"/>
+        </w:rPr>
+        <w:t xml:space="preserve"> RCC_APB1ENR_TIM2EN;</w:t>
+      </w:r>
+    </w:p>
+    <w:p>
+      <w:pPr>
+        <w:shd w:val="clear" w:color="auto" w:fill="22272E"/>
+        <w:spacing w:line="285" w:lineRule="atLeast"/>
+        <w:rPr>
+          <w:rFonts w:ascii="Consolas" w:hAnsi="Consolas"/>
+          <w:color w:val="ADBAC7"/>
+          <w:sz w:val="21"/>
+          <w:szCs w:val="21"/>
+          <w:lang w:val="en-US"/>
+        </w:rPr>
+      </w:pPr>
+      <w:r>
+        <w:rPr>
+          <w:rFonts w:ascii="Consolas" w:hAnsi="Consolas"/>
+          <w:color w:val="ADBAC7"/>
+          <w:sz w:val="21"/>
+          <w:szCs w:val="21"/>
+          <w:lang w:val="en-US"/>
+        </w:rPr>
+        <w:t xml:space="preserve">    RCC-&gt;APB1RSTR </w:t>
+      </w:r>
+      <w:r>
+        <w:rPr>
+          <w:rFonts w:ascii="Consolas" w:hAnsi="Consolas"/>
+          <w:color w:val="F47067"/>
+          <w:sz w:val="21"/>
+          <w:szCs w:val="21"/>
+          <w:lang w:val="en-US"/>
+        </w:rPr>
+        <w:t>|=</w:t>
+      </w:r>
+      <w:r>
+        <w:rPr>
+          <w:rFonts w:ascii="Consolas" w:hAnsi="Consolas"/>
+          <w:color w:val="ADBAC7"/>
+          <w:sz w:val="21"/>
+          <w:szCs w:val="21"/>
+          <w:lang w:val="en-US"/>
+        </w:rPr>
+        <w:t xml:space="preserve"> RCC_APB1RSTR_TIM2RST;</w:t>
+      </w:r>
+    </w:p>
+    <w:p>
+      <w:pPr>
+        <w:shd w:val="clear" w:color="auto" w:fill="22272E"/>
+        <w:spacing w:line="285" w:lineRule="atLeast"/>
+        <w:rPr>
+          <w:rFonts w:ascii="Consolas" w:hAnsi="Consolas"/>
+          <w:color w:val="ADBAC7"/>
+          <w:sz w:val="21"/>
+          <w:szCs w:val="21"/>
+          <w:lang w:val="en-US"/>
+        </w:rPr>
+      </w:pPr>
+      <w:r>
+        <w:rPr>
+          <w:rFonts w:ascii="Consolas" w:hAnsi="Consolas"/>
+          <w:color w:val="ADBAC7"/>
+          <w:sz w:val="21"/>
+          <w:szCs w:val="21"/>
+          <w:lang w:val="en-US"/>
+        </w:rPr>
+        <w:t xml:space="preserve">    RCC-&gt;APB1RSTR </w:t>
+      </w:r>
+      <w:r>
+        <w:rPr>
+          <w:rFonts w:ascii="Consolas" w:hAnsi="Consolas"/>
+          <w:color w:val="F47067"/>
+          <w:sz w:val="21"/>
+          <w:szCs w:val="21"/>
+          <w:lang w:val="en-US"/>
+        </w:rPr>
+        <w:t>&amp;=</w:t>
+      </w:r>
+      <w:r>
+        <w:rPr>
+          <w:rFonts w:ascii="Consolas" w:hAnsi="Consolas"/>
+          <w:color w:val="ADBAC7"/>
+          <w:sz w:val="21"/>
+          <w:szCs w:val="21"/>
+          <w:lang w:val="en-US"/>
+        </w:rPr>
+        <w:t xml:space="preserve"> </w:t>
+      </w:r>
+      <w:r>
+        <w:rPr>
+          <w:rFonts w:ascii="Consolas" w:hAnsi="Consolas"/>
+          <w:color w:val="F47067"/>
+          <w:sz w:val="21"/>
+          <w:szCs w:val="21"/>
+          <w:lang w:val="en-US"/>
+        </w:rPr>
+        <w:t>~</w:t>
+      </w:r>
+      <w:r>
+        <w:rPr>
+          <w:rFonts w:ascii="Consolas" w:hAnsi="Consolas"/>
+          <w:color w:val="ADBAC7"/>
+          <w:sz w:val="21"/>
+          <w:szCs w:val="21"/>
+          <w:lang w:val="en-US"/>
+        </w:rPr>
+        <w:t>RCC_APB1RSTR_TIM2RST;</w:t>
+      </w:r>
+    </w:p>
+    <w:p>
+      <w:pPr>
+        <w:shd w:val="clear" w:color="auto" w:fill="22272E"/>
+        <w:spacing w:line="285" w:lineRule="atLeast"/>
+        <w:rPr>
+          <w:rFonts w:ascii="Consolas" w:hAnsi="Consolas"/>
+          <w:color w:val="ADBAC7"/>
+          <w:sz w:val="21"/>
+          <w:szCs w:val="21"/>
+          <w:lang w:val="en-US"/>
+        </w:rPr>
+      </w:pPr>
+      <w:r>
+        <w:rPr>
+          <w:rFonts w:ascii="Consolas" w:hAnsi="Consolas"/>
+          <w:color w:val="ADBAC7"/>
+          <w:sz w:val="21"/>
+          <w:szCs w:val="21"/>
+          <w:lang w:val="en-US"/>
+        </w:rPr>
+        <w:t xml:space="preserve">    AFIO-&gt;MAPR </w:t>
+      </w:r>
+      <w:r>
+        <w:rPr>
+          <w:rFonts w:ascii="Consolas" w:hAnsi="Consolas"/>
+          <w:color w:val="F47067"/>
+          <w:sz w:val="21"/>
+          <w:szCs w:val="21"/>
+          <w:lang w:val="en-US"/>
+        </w:rPr>
+        <w:t>&amp;=</w:t>
+      </w:r>
+      <w:r>
+        <w:rPr>
+          <w:rFonts w:ascii="Consolas" w:hAnsi="Consolas"/>
+          <w:color w:val="ADBAC7"/>
+          <w:sz w:val="21"/>
+          <w:szCs w:val="21"/>
+          <w:lang w:val="en-US"/>
+        </w:rPr>
+        <w:t xml:space="preserve"> </w:t>
+      </w:r>
+      <w:r>
+        <w:rPr>
+          <w:rFonts w:ascii="Consolas" w:hAnsi="Consolas"/>
+          <w:color w:val="F47067"/>
+          <w:sz w:val="21"/>
+          <w:szCs w:val="21"/>
+          <w:lang w:val="en-US"/>
+        </w:rPr>
+        <w:t>~</w:t>
+      </w:r>
+      <w:r>
+        <w:rPr>
+          <w:rFonts w:ascii="Consolas" w:hAnsi="Consolas"/>
+          <w:color w:val="ADBAC7"/>
+          <w:sz w:val="21"/>
+          <w:szCs w:val="21"/>
+          <w:lang w:val="en-US"/>
+        </w:rPr>
+        <w:t>AFIO_MAPR_TIM2_REMAP;</w:t>
+      </w:r>
+      <w:r>
+        <w:rPr>
+          <w:rFonts w:ascii="Consolas" w:hAnsi="Consolas"/>
+          <w:color w:val="768390"/>
+          <w:sz w:val="21"/>
+          <w:szCs w:val="21"/>
+          <w:lang w:val="en-US"/>
+        </w:rPr>
+        <w:t xml:space="preserve"> /* TIM2_CH1 </w:t>
+      </w:r>
+      <w:r>
+        <w:rPr>
+          <w:rFonts w:ascii="Consolas" w:hAnsi="Consolas"/>
+          <w:color w:val="768390"/>
+          <w:sz w:val="21"/>
+          <w:szCs w:val="21"/>
+        </w:rPr>
+        <w:t>на</w:t>
+      </w:r>
+      <w:r>
+        <w:rPr>
+          <w:rFonts w:ascii="Consolas" w:hAnsi="Consolas"/>
+          <w:color w:val="768390"/>
+          <w:sz w:val="21"/>
+          <w:szCs w:val="21"/>
+          <w:lang w:val="en-US"/>
+        </w:rPr>
+        <w:t xml:space="preserve"> PA0. */</w:t>
+      </w:r>
+    </w:p>
+    <w:p>
+      <w:pPr>
+        <w:shd w:val="clear" w:color="auto" w:fill="22272E"/>
+        <w:spacing w:line="285" w:lineRule="atLeast"/>
+        <w:rPr>
+          <w:rFonts w:ascii="Consolas" w:hAnsi="Consolas"/>
+          <w:color w:val="ADBAC7"/>
+          <w:sz w:val="21"/>
+          <w:szCs w:val="21"/>
+          <w:lang w:val="en-US"/>
+        </w:rPr>
+      </w:pPr>
+      <w:r>
+        <w:rPr>
+          <w:rFonts w:ascii="Consolas" w:hAnsi="Consolas"/>
+          <w:color w:val="768390"/>
+          <w:sz w:val="21"/>
+          <w:szCs w:val="21"/>
+          <w:lang w:val="en-US"/>
+        </w:rPr>
+        <w:t xml:space="preserve">    /* PA0: AF push-pull, 2 </w:t>
+      </w:r>
+      <w:r>
+        <w:rPr>
+          <w:rFonts w:ascii="Consolas" w:hAnsi="Consolas"/>
+          <w:color w:val="768390"/>
+          <w:sz w:val="21"/>
+          <w:szCs w:val="21"/>
+        </w:rPr>
+        <w:t>МГц</w:t>
+      </w:r>
+      <w:r>
+        <w:rPr>
+          <w:rFonts w:ascii="Consolas" w:hAnsi="Consolas"/>
+          <w:color w:val="768390"/>
+          <w:sz w:val="21"/>
+          <w:szCs w:val="21"/>
+          <w:lang w:val="en-US"/>
+        </w:rPr>
+        <w:t xml:space="preserve"> (0xA).</w:t>
+      </w:r>
+    </w:p>
+    <w:p>
+      <w:pPr>
+        <w:shd w:val="clear" w:color="auto" w:fill="22272E"/>
+        <w:spacing w:line="285" w:lineRule="atLeast"/>
+        <w:rPr>
+          <w:rFonts w:ascii="Consolas" w:hAnsi="Consolas"/>
+          <w:color w:val="ADBAC7"/>
+          <w:sz w:val="21"/>
+          <w:szCs w:val="21"/>
+        </w:rPr>
+      </w:pPr>
+      <w:r>
+        <w:rPr>
+          <w:rFonts w:ascii="Consolas" w:hAnsi="Consolas"/>
+          <w:color w:val="768390"/>
+          <w:sz w:val="21"/>
+          <w:szCs w:val="21"/>
+          <w:lang w:val="en-US"/>
+        </w:rPr>
+        <w:t>     </w:t>
+      </w:r>
+      <w:r>
+        <w:rPr>
+          <w:rFonts w:ascii="Consolas" w:hAnsi="Consolas"/>
+          <w:color w:val="768390"/>
+          <w:sz w:val="21"/>
+          <w:szCs w:val="21"/>
+        </w:rPr>
+        <w:t xml:space="preserve">* PA1: вход </w:t>
+      </w:r>
+      <w:proofErr w:type="spellStart"/>
+      <w:r>
+        <w:rPr>
+          <w:rFonts w:ascii="Consolas" w:hAnsi="Consolas"/>
+          <w:color w:val="768390"/>
+          <w:sz w:val="21"/>
+          <w:szCs w:val="21"/>
+        </w:rPr>
+        <w:t>floating</w:t>
+      </w:r>
+      <w:proofErr w:type="spellEnd"/>
+      <w:r>
+        <w:rPr>
+          <w:rFonts w:ascii="Consolas" w:hAnsi="Consolas"/>
+          <w:color w:val="768390"/>
+          <w:sz w:val="21"/>
+          <w:szCs w:val="21"/>
+        </w:rPr>
+        <w:t xml:space="preserve"> (0x4), поскольку R2 уже подтягивает его к +3,3 В.</w:t>
+      </w:r>
+    </w:p>
+    <w:p>
+      <w:pPr>
+        <w:shd w:val="clear" w:color="auto" w:fill="22272E"/>
+        <w:spacing w:line="285" w:lineRule="atLeast"/>
+        <w:rPr>
+          <w:rFonts w:ascii="Consolas" w:hAnsi="Consolas"/>
+          <w:color w:val="ADBAC7"/>
+          <w:sz w:val="21"/>
+          <w:szCs w:val="21"/>
+        </w:rPr>
+      </w:pPr>
+      <w:r>
+        <w:rPr>
+          <w:rFonts w:ascii="Consolas" w:hAnsi="Consolas"/>
+          <w:color w:val="768390"/>
+          <w:sz w:val="21"/>
+          <w:szCs w:val="21"/>
+        </w:rPr>
+        <w:t>     * PA2: аналоговый вход (0x0). Остальные выводы не изменяются. */</w:t>
+      </w:r>
+    </w:p>
+    <w:p>
+      <w:pPr>
+        <w:shd w:val="clear" w:color="auto" w:fill="22272E"/>
+        <w:spacing w:line="285" w:lineRule="atLeast"/>
+        <w:rPr>
+          <w:rFonts w:ascii="Consolas" w:hAnsi="Consolas"/>
+          <w:color w:val="ADBAC7"/>
+          <w:sz w:val="21"/>
+          <w:szCs w:val="21"/>
+        </w:rPr>
+      </w:pPr>
+      <w:r>
+        <w:rPr>
+          <w:rFonts w:ascii="Consolas" w:hAnsi="Consolas"/>
+          <w:color w:val="ADBAC7"/>
+          <w:sz w:val="21"/>
+          <w:szCs w:val="21"/>
+        </w:rPr>
+        <w:t>    GPIOA</w:t>
+      </w:r>
+      <w:proofErr w:type="gramStart"/>
+      <w:r>
+        <w:rPr>
+          <w:rFonts w:ascii="Consolas" w:hAnsi="Consolas"/>
+          <w:color w:val="ADBAC7"/>
+          <w:sz w:val="21"/>
+          <w:szCs w:val="21"/>
+        </w:rPr>
+        <w:t>-&gt;CRL</w:t>
+      </w:r>
+      <w:proofErr w:type="gramEnd"/>
+      <w:r>
+        <w:rPr>
+          <w:rFonts w:ascii="Consolas" w:hAnsi="Consolas"/>
+          <w:color w:val="ADBAC7"/>
+          <w:sz w:val="21"/>
+          <w:szCs w:val="21"/>
+        </w:rPr>
+        <w:t xml:space="preserve"> </w:t>
+      </w:r>
+      <w:r>
+        <w:rPr>
+          <w:rFonts w:ascii="Consolas" w:hAnsi="Consolas"/>
+          <w:color w:val="F47067"/>
+          <w:sz w:val="21"/>
+          <w:szCs w:val="21"/>
+        </w:rPr>
+        <w:t>=</w:t>
+      </w:r>
+      <w:r>
+        <w:rPr>
+          <w:rFonts w:ascii="Consolas" w:hAnsi="Consolas"/>
+          <w:color w:val="ADBAC7"/>
+          <w:sz w:val="21"/>
+          <w:szCs w:val="21"/>
+        </w:rPr>
+        <w:t xml:space="preserve"> (GPIOA-&gt;CRL </w:t>
+      </w:r>
+      <w:r>
+        <w:rPr>
+          <w:rFonts w:ascii="Consolas" w:hAnsi="Consolas"/>
+          <w:color w:val="F47067"/>
+          <w:sz w:val="21"/>
+          <w:szCs w:val="21"/>
+        </w:rPr>
+        <w:t>&amp;</w:t>
+      </w:r>
+      <w:r>
+        <w:rPr>
+          <w:rFonts w:ascii="Consolas" w:hAnsi="Consolas"/>
+          <w:color w:val="ADBAC7"/>
+          <w:sz w:val="21"/>
+          <w:szCs w:val="21"/>
+        </w:rPr>
+        <w:t xml:space="preserve"> </w:t>
+      </w:r>
+      <w:r>
+        <w:rPr>
+          <w:rFonts w:ascii="Consolas" w:hAnsi="Consolas"/>
+          <w:color w:val="F47067"/>
+          <w:sz w:val="21"/>
+          <w:szCs w:val="21"/>
+        </w:rPr>
+        <w:t>~0x</w:t>
+      </w:r>
+      <w:r>
+        <w:rPr>
+          <w:rFonts w:ascii="Consolas" w:hAnsi="Consolas"/>
+          <w:color w:val="6CB6FF"/>
+          <w:sz w:val="21"/>
+          <w:szCs w:val="21"/>
+        </w:rPr>
+        <w:t>FFF</w:t>
+      </w:r>
+      <w:r>
+        <w:rPr>
+          <w:rFonts w:ascii="Consolas" w:hAnsi="Consolas"/>
+          <w:color w:val="F47067"/>
+          <w:sz w:val="21"/>
+          <w:szCs w:val="21"/>
+        </w:rPr>
+        <w:t>UL</w:t>
+      </w:r>
+      <w:r>
+        <w:rPr>
+          <w:rFonts w:ascii="Consolas" w:hAnsi="Consolas"/>
+          <w:color w:val="ADBAC7"/>
+          <w:sz w:val="21"/>
+          <w:szCs w:val="21"/>
+        </w:rPr>
+        <w:t xml:space="preserve">) </w:t>
+      </w:r>
+      <w:r>
+        <w:rPr>
+          <w:rFonts w:ascii="Consolas" w:hAnsi="Consolas"/>
+          <w:color w:val="F47067"/>
+          <w:sz w:val="21"/>
+          <w:szCs w:val="21"/>
+        </w:rPr>
+        <w:t>|</w:t>
+      </w:r>
+      <w:r>
+        <w:rPr>
+          <w:rFonts w:ascii="Consolas" w:hAnsi="Consolas"/>
+          <w:color w:val="ADBAC7"/>
+          <w:sz w:val="21"/>
+          <w:szCs w:val="21"/>
+        </w:rPr>
+        <w:t xml:space="preserve"> </w:t>
+      </w:r>
+      <w:r>
+        <w:rPr>
+          <w:rFonts w:ascii="Consolas" w:hAnsi="Consolas"/>
+          <w:color w:val="F47067"/>
+          <w:sz w:val="21"/>
+          <w:szCs w:val="21"/>
+        </w:rPr>
+        <w:t>0x</w:t>
+      </w:r>
+      <w:r>
+        <w:rPr>
+          <w:rFonts w:ascii="Consolas" w:hAnsi="Consolas"/>
+          <w:color w:val="6CB6FF"/>
+          <w:sz w:val="21"/>
+          <w:szCs w:val="21"/>
+        </w:rPr>
+        <w:t>04A</w:t>
+      </w:r>
+      <w:r>
+        <w:rPr>
+          <w:rFonts w:ascii="Consolas" w:hAnsi="Consolas"/>
+          <w:color w:val="F47067"/>
+          <w:sz w:val="21"/>
+          <w:szCs w:val="21"/>
+        </w:rPr>
+        <w:t>UL</w:t>
+      </w:r>
+      <w:r>
+        <w:rPr>
+          <w:rFonts w:ascii="Consolas" w:hAnsi="Consolas"/>
+          <w:color w:val="ADBAC7"/>
+          <w:sz w:val="21"/>
+          <w:szCs w:val="21"/>
+        </w:rPr>
+        <w:t>;</w:t>
+      </w:r>
+    </w:p>
+    <w:p>
+      <w:pPr>
+        <w:shd w:val="clear" w:color="auto" w:fill="22272E"/>
+        <w:spacing w:line="285" w:lineRule="atLeast"/>
+        <w:rPr>
+          <w:rFonts w:ascii="Consolas" w:hAnsi="Consolas"/>
+          <w:color w:val="ADBAC7"/>
+          <w:sz w:val="21"/>
+          <w:szCs w:val="21"/>
+        </w:rPr>
+      </w:pPr>
+      <w:r>
+        <w:rPr>
+          <w:rFonts w:ascii="Consolas" w:hAnsi="Consolas"/>
+          <w:color w:val="ADBAC7"/>
+          <w:sz w:val="21"/>
+          <w:szCs w:val="21"/>
+        </w:rPr>
+        <w:t>    TIM2</w:t>
+      </w:r>
+      <w:proofErr w:type="gramStart"/>
+      <w:r>
+        <w:rPr>
+          <w:rFonts w:ascii="Consolas" w:hAnsi="Consolas"/>
+          <w:color w:val="ADBAC7"/>
+          <w:sz w:val="21"/>
+          <w:szCs w:val="21"/>
+        </w:rPr>
+        <w:t>-&gt;PSC</w:t>
+      </w:r>
+      <w:proofErr w:type="gramEnd"/>
+      <w:r>
+        <w:rPr>
+          <w:rFonts w:ascii="Consolas" w:hAnsi="Consolas"/>
+          <w:color w:val="ADBAC7"/>
+          <w:sz w:val="21"/>
+          <w:szCs w:val="21"/>
+        </w:rPr>
+        <w:t xml:space="preserve"> </w:t>
+      </w:r>
+      <w:r>
+        <w:rPr>
+          <w:rFonts w:ascii="Consolas" w:hAnsi="Consolas"/>
+          <w:color w:val="F47067"/>
+          <w:sz w:val="21"/>
+          <w:szCs w:val="21"/>
+        </w:rPr>
+        <w:t>=</w:t>
+      </w:r>
+      <w:r>
+        <w:rPr>
+          <w:rFonts w:ascii="Consolas" w:hAnsi="Consolas"/>
+          <w:color w:val="ADBAC7"/>
+          <w:sz w:val="21"/>
+          <w:szCs w:val="21"/>
+        </w:rPr>
+        <w:t xml:space="preserve"> </w:t>
+      </w:r>
+      <w:r>
+        <w:rPr>
+          <w:rFonts w:ascii="Consolas" w:hAnsi="Consolas"/>
+          <w:color w:val="6CB6FF"/>
+          <w:sz w:val="21"/>
+          <w:szCs w:val="21"/>
+        </w:rPr>
+        <w:t>7</w:t>
+      </w:r>
+      <w:r>
+        <w:rPr>
+          <w:rFonts w:ascii="Consolas" w:hAnsi="Consolas"/>
+          <w:color w:val="ADBAC7"/>
+          <w:sz w:val="21"/>
+          <w:szCs w:val="21"/>
+        </w:rPr>
+        <w:t>;</w:t>
+      </w:r>
+      <w:r>
+        <w:rPr>
+          <w:rFonts w:ascii="Consolas" w:hAnsi="Consolas"/>
+          <w:color w:val="768390"/>
+          <w:sz w:val="21"/>
+          <w:szCs w:val="21"/>
+        </w:rPr>
+        <w:t xml:space="preserve">   /* 8 МГц / 8 = 1 МГц. */</w:t>
+      </w:r>
+    </w:p>
+    <w:p>
+      <w:pPr>
+        <w:shd w:val="clear" w:color="auto" w:fill="22272E"/>
+        <w:spacing w:line="285" w:lineRule="atLeast"/>
+        <w:rPr>
+          <w:rFonts w:ascii="Consolas" w:hAnsi="Consolas"/>
+          <w:color w:val="ADBAC7"/>
+          <w:sz w:val="21"/>
+          <w:szCs w:val="21"/>
+          <w:lang w:val="en-US"/>
+        </w:rPr>
+      </w:pPr>
+      <w:r>
+        <w:rPr>
+          <w:rFonts w:ascii="Consolas" w:hAnsi="Consolas"/>
+          <w:color w:val="ADBAC7"/>
+          <w:sz w:val="21"/>
+          <w:szCs w:val="21"/>
+        </w:rPr>
+        <w:t>    TIM2</w:t>
+      </w:r>
+      <w:proofErr w:type="gramStart"/>
+      <w:r>
+        <w:rPr>
+          <w:rFonts w:ascii="Consolas" w:hAnsi="Consolas"/>
+          <w:color w:val="ADBAC7"/>
+          <w:sz w:val="21"/>
+          <w:szCs w:val="21"/>
+        </w:rPr>
+        <w:t>-&gt;ARR</w:t>
+      </w:r>
+      <w:proofErr w:type="gramEnd"/>
+      <w:r>
+        <w:rPr>
+          <w:rFonts w:ascii="Consolas" w:hAnsi="Consolas"/>
+          <w:color w:val="ADBAC7"/>
+          <w:sz w:val="21"/>
+          <w:szCs w:val="21"/>
+        </w:rPr>
+        <w:t xml:space="preserve"> </w:t>
+      </w:r>
+      <w:r>
+        <w:rPr>
+          <w:rFonts w:ascii="Consolas" w:hAnsi="Consolas"/>
+          <w:color w:val="F47067"/>
+          <w:sz w:val="21"/>
+          <w:szCs w:val="21"/>
+        </w:rPr>
+        <w:t>=</w:t>
+      </w:r>
+      <w:r>
+        <w:rPr>
+          <w:rFonts w:ascii="Consolas" w:hAnsi="Consolas"/>
+          <w:color w:val="ADBAC7"/>
+          <w:sz w:val="21"/>
+          <w:szCs w:val="21"/>
+        </w:rPr>
+        <w:t xml:space="preserve"> </w:t>
+      </w:r>
+      <w:r>
+        <w:rPr>
+          <w:rFonts w:ascii="Consolas" w:hAnsi="Consolas"/>
+          <w:color w:val="6CB6FF"/>
+          <w:sz w:val="21"/>
+          <w:szCs w:val="21"/>
+        </w:rPr>
+        <w:t>999</w:t>
+      </w:r>
+      <w:r>
+        <w:rPr>
+          <w:rFonts w:ascii="Consolas" w:hAnsi="Consolas"/>
+          <w:color w:val="ADBAC7"/>
+          <w:sz w:val="21"/>
+          <w:szCs w:val="21"/>
+        </w:rPr>
+        <w:t>;</w:t>
+      </w:r>
+      <w:r>
+        <w:rPr>
+          <w:rFonts w:ascii="Consolas" w:hAnsi="Consolas"/>
+          <w:color w:val="768390"/>
+          <w:sz w:val="21"/>
+          <w:szCs w:val="21"/>
+        </w:rPr>
+        <w:t xml:space="preserve"> /* 1 МГц / 1000 = 1 кГц PWM. </w:t>
+      </w:r>
+      <w:r>
+        <w:rPr>
+          <w:rFonts w:ascii="Consolas" w:hAnsi="Consolas"/>
+          <w:color w:val="768390"/>
+          <w:sz w:val="21"/>
+          <w:szCs w:val="21"/>
+          <w:lang w:val="en-US"/>
+        </w:rPr>
+        <w:t>*/</w:t>
+      </w:r>
+    </w:p>
+    <w:p>
+      <w:pPr>
+        <w:shd w:val="clear" w:color="auto" w:fill="22272E"/>
+        <w:spacing w:line="285" w:lineRule="atLeast"/>
+        <w:rPr>
+          <w:rFonts w:ascii="Consolas" w:hAnsi="Consolas"/>
+          <w:color w:val="ADBAC7"/>
+          <w:sz w:val="21"/>
+          <w:szCs w:val="21"/>
+          <w:lang w:val="en-US"/>
+        </w:rPr>
+      </w:pPr>
+      <w:r>
+        <w:rPr>
+          <w:rFonts w:ascii="Consolas" w:hAnsi="Consolas"/>
+          <w:color w:val="ADBAC7"/>
+          <w:sz w:val="21"/>
+          <w:szCs w:val="21"/>
+          <w:lang w:val="en-US"/>
+        </w:rPr>
+        <w:t xml:space="preserve">    TIM2-&gt;CCR1 </w:t>
+      </w:r>
+      <w:r>
+        <w:rPr>
+          <w:rFonts w:ascii="Consolas" w:hAnsi="Consolas"/>
+          <w:color w:val="F47067"/>
+          <w:sz w:val="21"/>
+          <w:szCs w:val="21"/>
+          <w:lang w:val="en-US"/>
+        </w:rPr>
+        <w:t>=</w:t>
+      </w:r>
+      <w:r>
+        <w:rPr>
+          <w:rFonts w:ascii="Consolas" w:hAnsi="Consolas"/>
+          <w:color w:val="ADBAC7"/>
+          <w:sz w:val="21"/>
+          <w:szCs w:val="21"/>
+          <w:lang w:val="en-US"/>
+        </w:rPr>
+        <w:t xml:space="preserve"> </w:t>
+      </w:r>
+      <w:r>
+        <w:rPr>
+          <w:rFonts w:ascii="Consolas" w:hAnsi="Consolas"/>
+          <w:color w:val="6CB6FF"/>
+          <w:sz w:val="21"/>
+          <w:szCs w:val="21"/>
+          <w:lang w:val="en-US"/>
+        </w:rPr>
+        <w:t>0</w:t>
+      </w:r>
+      <w:r>
+        <w:rPr>
+          <w:rFonts w:ascii="Consolas" w:hAnsi="Consolas"/>
+          <w:color w:val="ADBAC7"/>
+          <w:sz w:val="21"/>
+          <w:szCs w:val="21"/>
+          <w:lang w:val="en-US"/>
+        </w:rPr>
+        <w:t>;</w:t>
+      </w:r>
+    </w:p>
+    <w:p>
+      <w:pPr>
+        <w:shd w:val="clear" w:color="auto" w:fill="22272E"/>
+        <w:spacing w:line="285" w:lineRule="atLeast"/>
+        <w:rPr>
+          <w:rFonts w:ascii="Consolas" w:hAnsi="Consolas"/>
+          <w:color w:val="ADBAC7"/>
+          <w:sz w:val="21"/>
+          <w:szCs w:val="21"/>
+          <w:lang w:val="en-US"/>
+        </w:rPr>
+      </w:pPr>
+      <w:r>
+        <w:rPr>
+          <w:rFonts w:ascii="Consolas" w:hAnsi="Consolas"/>
+          <w:color w:val="ADBAC7"/>
+          <w:sz w:val="21"/>
+          <w:szCs w:val="21"/>
+          <w:lang w:val="en-US"/>
+        </w:rPr>
+        <w:t xml:space="preserve">    TIM2-&gt;CCMR1 </w:t>
+      </w:r>
+      <w:r>
+        <w:rPr>
+          <w:rFonts w:ascii="Consolas" w:hAnsi="Consolas"/>
+          <w:color w:val="F47067"/>
+          <w:sz w:val="21"/>
+          <w:szCs w:val="21"/>
+          <w:lang w:val="en-US"/>
+        </w:rPr>
+        <w:t>=</w:t>
+      </w:r>
+      <w:r>
+        <w:rPr>
+          <w:rFonts w:ascii="Consolas" w:hAnsi="Consolas"/>
+          <w:color w:val="ADBAC7"/>
+          <w:sz w:val="21"/>
+          <w:szCs w:val="21"/>
+          <w:lang w:val="en-US"/>
+        </w:rPr>
+        <w:t xml:space="preserve"> (</w:t>
+      </w:r>
+      <w:r>
+        <w:rPr>
+          <w:rFonts w:ascii="Consolas" w:hAnsi="Consolas"/>
+          <w:color w:val="6CB6FF"/>
+          <w:sz w:val="21"/>
+          <w:szCs w:val="21"/>
+          <w:lang w:val="en-US"/>
+        </w:rPr>
+        <w:t>6</w:t>
+      </w:r>
+      <w:r>
+        <w:rPr>
+          <w:rFonts w:ascii="Consolas" w:hAnsi="Consolas"/>
+          <w:color w:val="F47067"/>
+          <w:sz w:val="21"/>
+          <w:szCs w:val="21"/>
+          <w:lang w:val="en-US"/>
+        </w:rPr>
+        <w:t>UL</w:t>
+      </w:r>
+      <w:r>
+        <w:rPr>
+          <w:rFonts w:ascii="Consolas" w:hAnsi="Consolas"/>
+          <w:color w:val="ADBAC7"/>
+          <w:sz w:val="21"/>
+          <w:szCs w:val="21"/>
+          <w:lang w:val="en-US"/>
+        </w:rPr>
+        <w:t xml:space="preserve"> </w:t>
+      </w:r>
+      <w:r>
+        <w:rPr>
+          <w:rFonts w:ascii="Consolas" w:hAnsi="Consolas"/>
+          <w:color w:val="F47067"/>
+          <w:sz w:val="21"/>
+          <w:szCs w:val="21"/>
+          <w:lang w:val="en-US"/>
+        </w:rPr>
+        <w:t>&lt;&lt;</w:t>
+      </w:r>
+      <w:r>
+        <w:rPr>
+          <w:rFonts w:ascii="Consolas" w:hAnsi="Consolas"/>
+          <w:color w:val="ADBAC7"/>
+          <w:sz w:val="21"/>
+          <w:szCs w:val="21"/>
+          <w:lang w:val="en-US"/>
+        </w:rPr>
+        <w:t xml:space="preserve"> </w:t>
+      </w:r>
+      <w:r>
+        <w:rPr>
+          <w:rFonts w:ascii="Consolas" w:hAnsi="Consolas"/>
+          <w:color w:val="6CB6FF"/>
+          <w:sz w:val="21"/>
+          <w:szCs w:val="21"/>
+          <w:lang w:val="en-US"/>
+        </w:rPr>
+        <w:t>4</w:t>
+      </w:r>
+      <w:r>
+        <w:rPr>
+          <w:rFonts w:ascii="Consolas" w:hAnsi="Consolas"/>
+          <w:color w:val="ADBAC7"/>
+          <w:sz w:val="21"/>
+          <w:szCs w:val="21"/>
+          <w:lang w:val="en-US"/>
+        </w:rPr>
+        <w:t xml:space="preserve">) </w:t>
+      </w:r>
+      <w:r>
+        <w:rPr>
+          <w:rFonts w:ascii="Consolas" w:hAnsi="Consolas"/>
+          <w:color w:val="F47067"/>
+          <w:sz w:val="21"/>
+          <w:szCs w:val="21"/>
+          <w:lang w:val="en-US"/>
+        </w:rPr>
+        <w:t>|</w:t>
+      </w:r>
+      <w:r>
+        <w:rPr>
+          <w:rFonts w:ascii="Consolas" w:hAnsi="Consolas"/>
+          <w:color w:val="ADBAC7"/>
+          <w:sz w:val="21"/>
+          <w:szCs w:val="21"/>
+          <w:lang w:val="en-US"/>
+        </w:rPr>
+        <w:t xml:space="preserve"> TIM_CCMR1_OC1PE;</w:t>
+      </w:r>
+      <w:r>
+        <w:rPr>
+          <w:rFonts w:ascii="Consolas" w:hAnsi="Consolas"/>
+          <w:color w:val="768390"/>
+          <w:sz w:val="21"/>
+          <w:szCs w:val="21"/>
+          <w:lang w:val="en-US"/>
+        </w:rPr>
+        <w:t xml:space="preserve"> /* PWM mode 1, preload. */</w:t>
+      </w:r>
+    </w:p>
+    <w:p>
+      <w:pPr>
+        <w:shd w:val="clear" w:color="auto" w:fill="22272E"/>
+        <w:spacing w:line="285" w:lineRule="atLeast"/>
+        <w:rPr>
+          <w:rFonts w:ascii="Consolas" w:hAnsi="Consolas"/>
+          <w:color w:val="ADBAC7"/>
+          <w:sz w:val="21"/>
+          <w:szCs w:val="21"/>
+          <w:lang w:val="en-US"/>
+        </w:rPr>
+      </w:pPr>
+      <w:r>
+        <w:rPr>
+          <w:rFonts w:ascii="Consolas" w:hAnsi="Consolas"/>
+          <w:color w:val="ADBAC7"/>
+          <w:sz w:val="21"/>
+          <w:szCs w:val="21"/>
+          <w:lang w:val="en-US"/>
+        </w:rPr>
+        <w:t xml:space="preserve">    TIM2-&gt;CCER </w:t>
+      </w:r>
+      <w:r>
+        <w:rPr>
+          <w:rFonts w:ascii="Consolas" w:hAnsi="Consolas"/>
+          <w:color w:val="F47067"/>
+          <w:sz w:val="21"/>
+          <w:szCs w:val="21"/>
+          <w:lang w:val="en-US"/>
+        </w:rPr>
+        <w:t>=</w:t>
+      </w:r>
+      <w:r>
+        <w:rPr>
+          <w:rFonts w:ascii="Consolas" w:hAnsi="Consolas"/>
+          <w:color w:val="ADBAC7"/>
+          <w:sz w:val="21"/>
+          <w:szCs w:val="21"/>
+          <w:lang w:val="en-US"/>
+        </w:rPr>
+        <w:t xml:space="preserve"> TIM_CCER_CC1E;</w:t>
+      </w:r>
+      <w:r>
+        <w:rPr>
+          <w:rFonts w:ascii="Consolas" w:hAnsi="Consolas"/>
+          <w:color w:val="768390"/>
+          <w:sz w:val="21"/>
+          <w:szCs w:val="21"/>
+          <w:lang w:val="en-US"/>
+        </w:rPr>
+        <w:t xml:space="preserve"> /* </w:t>
+      </w:r>
+      <w:r>
+        <w:rPr>
+          <w:rFonts w:ascii="Consolas" w:hAnsi="Consolas"/>
+          <w:color w:val="768390"/>
+          <w:sz w:val="21"/>
+          <w:szCs w:val="21"/>
+        </w:rPr>
+        <w:t>Активный</w:t>
+      </w:r>
+      <w:r>
+        <w:rPr>
+          <w:rFonts w:ascii="Consolas" w:hAnsi="Consolas"/>
+          <w:color w:val="768390"/>
+          <w:sz w:val="21"/>
+          <w:szCs w:val="21"/>
+          <w:lang w:val="en-US"/>
+        </w:rPr>
+        <w:t xml:space="preserve"> </w:t>
+      </w:r>
+      <w:r>
+        <w:rPr>
+          <w:rFonts w:ascii="Consolas" w:hAnsi="Consolas"/>
+          <w:color w:val="768390"/>
+          <w:sz w:val="21"/>
+          <w:szCs w:val="21"/>
+        </w:rPr>
+        <w:t>высокий</w:t>
+      </w:r>
+      <w:r>
+        <w:rPr>
+          <w:rFonts w:ascii="Consolas" w:hAnsi="Consolas"/>
+          <w:color w:val="768390"/>
+          <w:sz w:val="21"/>
+          <w:szCs w:val="21"/>
+          <w:lang w:val="en-US"/>
+        </w:rPr>
+        <w:t xml:space="preserve"> </w:t>
+      </w:r>
+      <w:r>
+        <w:rPr>
+          <w:rFonts w:ascii="Consolas" w:hAnsi="Consolas"/>
+          <w:color w:val="768390"/>
+          <w:sz w:val="21"/>
+          <w:szCs w:val="21"/>
+        </w:rPr>
+        <w:t>уровень</w:t>
+      </w:r>
+      <w:r>
+        <w:rPr>
+          <w:rFonts w:ascii="Consolas" w:hAnsi="Consolas"/>
+          <w:color w:val="768390"/>
+          <w:sz w:val="21"/>
+          <w:szCs w:val="21"/>
+          <w:lang w:val="en-US"/>
+        </w:rPr>
+        <w:t>. */</w:t>
+      </w:r>
+    </w:p>
+    <w:p>
+      <w:pPr>
+        <w:shd w:val="clear" w:color="auto" w:fill="22272E"/>
+        <w:spacing w:line="285" w:lineRule="atLeast"/>
+        <w:rPr>
+          <w:rFonts w:ascii="Consolas" w:hAnsi="Consolas"/>
+          <w:color w:val="ADBAC7"/>
+          <w:sz w:val="21"/>
+          <w:szCs w:val="21"/>
+          <w:lang w:val="en-US"/>
+        </w:rPr>
+      </w:pPr>
+      <w:r>
+        <w:rPr>
+          <w:rFonts w:ascii="Consolas" w:hAnsi="Consolas"/>
+          <w:color w:val="ADBAC7"/>
+          <w:sz w:val="21"/>
+          <w:szCs w:val="21"/>
+          <w:lang w:val="en-US"/>
+        </w:rPr>
+        <w:t xml:space="preserve">    TIM2-&gt;CR1 </w:t>
+      </w:r>
+      <w:r>
+        <w:rPr>
+          <w:rFonts w:ascii="Consolas" w:hAnsi="Consolas"/>
+          <w:color w:val="F47067"/>
+          <w:sz w:val="21"/>
+          <w:szCs w:val="21"/>
+          <w:lang w:val="en-US"/>
+        </w:rPr>
+        <w:t>=</w:t>
+      </w:r>
+      <w:r>
+        <w:rPr>
+          <w:rFonts w:ascii="Consolas" w:hAnsi="Consolas"/>
+          <w:color w:val="ADBAC7"/>
+          <w:sz w:val="21"/>
+          <w:szCs w:val="21"/>
+          <w:lang w:val="en-US"/>
+        </w:rPr>
+        <w:t xml:space="preserve"> TIM_CR1_ARPE;</w:t>
+      </w:r>
+    </w:p>
+    <w:p>
+      <w:pPr>
+        <w:shd w:val="clear" w:color="auto" w:fill="22272E"/>
+        <w:spacing w:line="285" w:lineRule="atLeast"/>
+        <w:rPr>
+          <w:rFonts w:ascii="Consolas" w:hAnsi="Consolas"/>
+          <w:color w:val="ADBAC7"/>
+          <w:sz w:val="21"/>
+          <w:szCs w:val="21"/>
+          <w:lang w:val="en-US"/>
+        </w:rPr>
+      </w:pPr>
+      <w:r>
+        <w:rPr>
+          <w:rFonts w:ascii="Consolas" w:hAnsi="Consolas"/>
+          <w:color w:val="ADBAC7"/>
+          <w:sz w:val="21"/>
+          <w:szCs w:val="21"/>
+          <w:lang w:val="en-US"/>
+        </w:rPr>
+        <w:t xml:space="preserve">    TIM2-&gt;EGR </w:t>
+      </w:r>
+      <w:r>
+        <w:rPr>
+          <w:rFonts w:ascii="Consolas" w:hAnsi="Consolas"/>
+          <w:color w:val="F47067"/>
+          <w:sz w:val="21"/>
+          <w:szCs w:val="21"/>
+          <w:lang w:val="en-US"/>
+        </w:rPr>
+        <w:t>=</w:t>
+      </w:r>
+      <w:r>
+        <w:rPr>
+          <w:rFonts w:ascii="Consolas" w:hAnsi="Consolas"/>
+          <w:color w:val="ADBAC7"/>
+          <w:sz w:val="21"/>
+          <w:szCs w:val="21"/>
+          <w:lang w:val="en-US"/>
+        </w:rPr>
+        <w:t xml:space="preserve"> TIM_EGR_UG;</w:t>
+      </w:r>
+    </w:p>
+    <w:p>
+      <w:pPr>
+        <w:shd w:val="clear" w:color="auto" w:fill="22272E"/>
+        <w:spacing w:line="285" w:lineRule="atLeast"/>
+        <w:rPr>
+          <w:rFonts w:ascii="Consolas" w:hAnsi="Consolas"/>
+          <w:color w:val="ADBAC7"/>
+          <w:sz w:val="21"/>
+          <w:szCs w:val="21"/>
+          <w:lang w:val="en-US"/>
+        </w:rPr>
+      </w:pPr>
+      <w:r>
+        <w:rPr>
+          <w:rFonts w:ascii="Consolas" w:hAnsi="Consolas"/>
+          <w:color w:val="ADBAC7"/>
+          <w:sz w:val="21"/>
+          <w:szCs w:val="21"/>
+          <w:lang w:val="en-US"/>
+        </w:rPr>
+        <w:t xml:space="preserve">    TIM2-&gt;CR1 </w:t>
+      </w:r>
+      <w:r>
+        <w:rPr>
+          <w:rFonts w:ascii="Consolas" w:hAnsi="Consolas"/>
+          <w:color w:val="F47067"/>
+          <w:sz w:val="21"/>
+          <w:szCs w:val="21"/>
+          <w:lang w:val="en-US"/>
+        </w:rPr>
+        <w:t>|=</w:t>
+      </w:r>
+      <w:r>
+        <w:rPr>
+          <w:rFonts w:ascii="Consolas" w:hAnsi="Consolas"/>
+          <w:color w:val="ADBAC7"/>
+          <w:sz w:val="21"/>
+          <w:szCs w:val="21"/>
+          <w:lang w:val="en-US"/>
+        </w:rPr>
+        <w:t xml:space="preserve"> TIM_CR1_CEN;</w:t>
+      </w:r>
+    </w:p>
+    <w:p>
+      <w:pPr>
+        <w:shd w:val="clear" w:color="auto" w:fill="22272E"/>
+        <w:spacing w:line="285" w:lineRule="atLeast"/>
+        <w:rPr>
+          <w:rFonts w:ascii="Consolas" w:hAnsi="Consolas"/>
+          <w:color w:val="ADBAC7"/>
+          <w:sz w:val="21"/>
+          <w:szCs w:val="21"/>
+          <w:lang w:val="en-US"/>
+        </w:rPr>
+      </w:pPr>
+      <w:r>
+        <w:rPr>
+          <w:rFonts w:ascii="Consolas" w:hAnsi="Consolas"/>
+          <w:color w:val="ADBAC7"/>
+          <w:sz w:val="21"/>
+          <w:szCs w:val="21"/>
+          <w:lang w:val="en-US"/>
+        </w:rPr>
+        <w:t>}</w:t>
+      </w:r>
+    </w:p>
+    <w:p>
+      <w:pPr>
+        <w:shd w:val="clear" w:color="auto" w:fill="22272E"/>
+        <w:spacing w:line="285" w:lineRule="atLeast"/>
+        <w:rPr>
+          <w:rFonts w:ascii="Consolas" w:hAnsi="Consolas"/>
+          <w:color w:val="ADBAC7"/>
+          <w:sz w:val="21"/>
+          <w:szCs w:val="21"/>
+          <w:lang w:val="en-US"/>
+        </w:rPr>
+      </w:pPr>
+    </w:p>
+    <w:p>
+      <w:pPr>
+        <w:shd w:val="clear" w:color="auto" w:fill="22272E"/>
+        <w:spacing w:line="285" w:lineRule="atLeast"/>
+        <w:rPr>
+          <w:rFonts w:ascii="Consolas" w:hAnsi="Consolas"/>
+          <w:color w:val="ADBAC7"/>
+          <w:sz w:val="21"/>
+          <w:szCs w:val="21"/>
+          <w:lang w:val="en-US"/>
+        </w:rPr>
+      </w:pPr>
+      <w:r>
+        <w:rPr>
+          <w:rFonts w:ascii="Consolas" w:hAnsi="Consolas"/>
+          <w:color w:val="F47067"/>
+          <w:sz w:val="21"/>
+          <w:szCs w:val="21"/>
+          <w:lang w:val="en-US"/>
+        </w:rPr>
+        <w:t>static</w:t>
+      </w:r>
+      <w:r>
+        <w:rPr>
+          <w:rFonts w:ascii="Consolas" w:hAnsi="Consolas"/>
+          <w:color w:val="ADBAC7"/>
+          <w:sz w:val="21"/>
+          <w:szCs w:val="21"/>
+          <w:lang w:val="en-US"/>
+        </w:rPr>
+        <w:t xml:space="preserve"> </w:t>
+      </w:r>
+      <w:r>
+        <w:rPr>
+          <w:rFonts w:ascii="Consolas" w:hAnsi="Consolas"/>
+          <w:color w:val="F47067"/>
+          <w:sz w:val="21"/>
+          <w:szCs w:val="21"/>
+          <w:lang w:val="en-US"/>
+        </w:rPr>
+        <w:t>void</w:t>
+      </w:r>
+      <w:r>
+        <w:rPr>
+          <w:rFonts w:ascii="Consolas" w:hAnsi="Consolas"/>
+          <w:color w:val="ADBAC7"/>
+          <w:sz w:val="21"/>
+          <w:szCs w:val="21"/>
+          <w:lang w:val="en-US"/>
+        </w:rPr>
+        <w:t xml:space="preserve"> </w:t>
+      </w:r>
+      <w:proofErr w:type="spellStart"/>
+      <w:r>
+        <w:rPr>
+          <w:rFonts w:ascii="Consolas" w:hAnsi="Consolas"/>
+          <w:color w:val="DCBDFB"/>
+          <w:sz w:val="21"/>
+          <w:szCs w:val="21"/>
+          <w:lang w:val="en-US"/>
+        </w:rPr>
+        <w:t>adc_init</w:t>
+      </w:r>
+      <w:proofErr w:type="spellEnd"/>
+      <w:r>
+        <w:rPr>
+          <w:rFonts w:ascii="Consolas" w:hAnsi="Consolas"/>
+          <w:color w:val="ADBAC7"/>
+          <w:sz w:val="21"/>
+          <w:szCs w:val="21"/>
+          <w:lang w:val="en-US"/>
+        </w:rPr>
+        <w:t>(</w:t>
+      </w:r>
+      <w:r>
+        <w:rPr>
+          <w:rFonts w:ascii="Consolas" w:hAnsi="Consolas"/>
+          <w:color w:val="F47067"/>
+          <w:sz w:val="21"/>
+          <w:szCs w:val="21"/>
+          <w:lang w:val="en-US"/>
+        </w:rPr>
+        <w:t>void</w:t>
+      </w:r>
+      <w:r>
+        <w:rPr>
+          <w:rFonts w:ascii="Consolas" w:hAnsi="Consolas"/>
+          <w:color w:val="ADBAC7"/>
+          <w:sz w:val="21"/>
+          <w:szCs w:val="21"/>
+          <w:lang w:val="en-US"/>
+        </w:rPr>
+        <w:t>)</w:t>
+      </w:r>
+    </w:p>
+    <w:p>
+      <w:pPr>
+        <w:shd w:val="clear" w:color="auto" w:fill="22272E"/>
+        <w:spacing w:line="285" w:lineRule="atLeast"/>
+        <w:rPr>
+          <w:rFonts w:ascii="Consolas" w:hAnsi="Consolas"/>
+          <w:color w:val="ADBAC7"/>
+          <w:sz w:val="21"/>
+          <w:szCs w:val="21"/>
+          <w:lang w:val="en-US"/>
+        </w:rPr>
+      </w:pPr>
+      <w:r>
+        <w:rPr>
+          <w:rFonts w:ascii="Consolas" w:hAnsi="Consolas"/>
+          <w:color w:val="ADBAC7"/>
+          <w:sz w:val="21"/>
+          <w:szCs w:val="21"/>
+          <w:lang w:val="en-US"/>
+        </w:rPr>
+        <w:t>{</w:t>
+      </w:r>
+    </w:p>
+    <w:p>
+      <w:pPr>
+        <w:shd w:val="clear" w:color="auto" w:fill="22272E"/>
+        <w:spacing w:line="285" w:lineRule="atLeast"/>
+        <w:rPr>
+          <w:rFonts w:ascii="Consolas" w:hAnsi="Consolas"/>
+          <w:color w:val="ADBAC7"/>
+          <w:sz w:val="21"/>
+          <w:szCs w:val="21"/>
+          <w:lang w:val="en-US"/>
+        </w:rPr>
+      </w:pPr>
+      <w:r>
+        <w:rPr>
+          <w:rFonts w:ascii="Consolas" w:hAnsi="Consolas"/>
+          <w:color w:val="ADBAC7"/>
+          <w:sz w:val="21"/>
+          <w:szCs w:val="21"/>
+          <w:lang w:val="en-US"/>
+        </w:rPr>
+        <w:t xml:space="preserve">    </w:t>
+      </w:r>
+      <w:r>
+        <w:rPr>
+          <w:rFonts w:ascii="Consolas" w:hAnsi="Consolas"/>
+          <w:color w:val="F47067"/>
+          <w:sz w:val="21"/>
+          <w:szCs w:val="21"/>
+          <w:lang w:val="en-US"/>
+        </w:rPr>
+        <w:t>volatile</w:t>
+      </w:r>
+      <w:r>
+        <w:rPr>
+          <w:rFonts w:ascii="Consolas" w:hAnsi="Consolas"/>
+          <w:color w:val="ADBAC7"/>
+          <w:sz w:val="21"/>
+          <w:szCs w:val="21"/>
+          <w:lang w:val="en-US"/>
+        </w:rPr>
+        <w:t xml:space="preserve"> </w:t>
+      </w:r>
+      <w:r>
+        <w:rPr>
+          <w:rFonts w:ascii="Consolas" w:hAnsi="Consolas"/>
+          <w:color w:val="F47067"/>
+          <w:sz w:val="21"/>
+          <w:szCs w:val="21"/>
+          <w:lang w:val="en-US"/>
+        </w:rPr>
+        <w:t>unsigned</w:t>
+      </w:r>
+      <w:r>
+        <w:rPr>
+          <w:rFonts w:ascii="Consolas" w:hAnsi="Consolas"/>
+          <w:color w:val="ADBAC7"/>
+          <w:sz w:val="21"/>
+          <w:szCs w:val="21"/>
+          <w:lang w:val="en-US"/>
+        </w:rPr>
+        <w:t xml:space="preserve"> </w:t>
+      </w:r>
+      <w:r>
+        <w:rPr>
+          <w:rFonts w:ascii="Consolas" w:hAnsi="Consolas"/>
+          <w:color w:val="F47067"/>
+          <w:sz w:val="21"/>
+          <w:szCs w:val="21"/>
+          <w:lang w:val="en-US"/>
+        </w:rPr>
+        <w:t>long</w:t>
+      </w:r>
+      <w:r>
+        <w:rPr>
+          <w:rFonts w:ascii="Consolas" w:hAnsi="Consolas"/>
+          <w:color w:val="ADBAC7"/>
+          <w:sz w:val="21"/>
+          <w:szCs w:val="21"/>
+          <w:lang w:val="en-US"/>
+        </w:rPr>
+        <w:t xml:space="preserve"> </w:t>
+      </w:r>
+      <w:proofErr w:type="spellStart"/>
+      <w:r>
+        <w:rPr>
+          <w:rFonts w:ascii="Consolas" w:hAnsi="Consolas"/>
+          <w:color w:val="ADBAC7"/>
+          <w:sz w:val="21"/>
+          <w:szCs w:val="21"/>
+          <w:lang w:val="en-US"/>
+        </w:rPr>
+        <w:t>i</w:t>
+      </w:r>
+      <w:proofErr w:type="spellEnd"/>
+      <w:r>
+        <w:rPr>
+          <w:rFonts w:ascii="Consolas" w:hAnsi="Consolas"/>
+          <w:color w:val="ADBAC7"/>
+          <w:sz w:val="21"/>
+          <w:szCs w:val="21"/>
+          <w:lang w:val="en-US"/>
+        </w:rPr>
+        <w:t>;</w:t>
+      </w:r>
+    </w:p>
+    <w:p>
+      <w:pPr>
+        <w:shd w:val="clear" w:color="auto" w:fill="22272E"/>
+        <w:spacing w:line="285" w:lineRule="atLeast"/>
+        <w:rPr>
+          <w:rFonts w:ascii="Consolas" w:hAnsi="Consolas"/>
+          <w:color w:val="ADBAC7"/>
+          <w:sz w:val="21"/>
+          <w:szCs w:val="21"/>
+          <w:lang w:val="en-US"/>
+        </w:rPr>
+      </w:pPr>
+      <w:r>
+        <w:rPr>
+          <w:rFonts w:ascii="Consolas" w:hAnsi="Consolas"/>
+          <w:color w:val="ADBAC7"/>
+          <w:sz w:val="21"/>
+          <w:szCs w:val="21"/>
+          <w:lang w:val="en-US"/>
+        </w:rPr>
+        <w:t xml:space="preserve">    RCC-&gt;APB2ENR </w:t>
+      </w:r>
+      <w:r>
+        <w:rPr>
+          <w:rFonts w:ascii="Consolas" w:hAnsi="Consolas"/>
+          <w:color w:val="F47067"/>
+          <w:sz w:val="21"/>
+          <w:szCs w:val="21"/>
+          <w:lang w:val="en-US"/>
+        </w:rPr>
+        <w:t>|=</w:t>
+      </w:r>
+      <w:r>
+        <w:rPr>
+          <w:rFonts w:ascii="Consolas" w:hAnsi="Consolas"/>
+          <w:color w:val="ADBAC7"/>
+          <w:sz w:val="21"/>
+          <w:szCs w:val="21"/>
+          <w:lang w:val="en-US"/>
+        </w:rPr>
+        <w:t xml:space="preserve"> RCC_APB2ENR_ADC1EN;</w:t>
+      </w:r>
+    </w:p>
+    <w:p>
+      <w:pPr>
+        <w:shd w:val="clear" w:color="auto" w:fill="22272E"/>
+        <w:spacing w:line="285" w:lineRule="atLeast"/>
+        <w:rPr>
+          <w:rFonts w:ascii="Consolas" w:hAnsi="Consolas"/>
+          <w:color w:val="ADBAC7"/>
+          <w:sz w:val="21"/>
+          <w:szCs w:val="21"/>
+          <w:lang w:val="en-US"/>
+        </w:rPr>
+      </w:pPr>
+      <w:r>
+        <w:rPr>
+          <w:rFonts w:ascii="Consolas" w:hAnsi="Consolas"/>
+          <w:color w:val="ADBAC7"/>
+          <w:sz w:val="21"/>
+          <w:szCs w:val="21"/>
+          <w:lang w:val="en-US"/>
+        </w:rPr>
+        <w:t xml:space="preserve">    RCC-&gt;APB2RSTR </w:t>
+      </w:r>
+      <w:r>
+        <w:rPr>
+          <w:rFonts w:ascii="Consolas" w:hAnsi="Consolas"/>
+          <w:color w:val="F47067"/>
+          <w:sz w:val="21"/>
+          <w:szCs w:val="21"/>
+          <w:lang w:val="en-US"/>
+        </w:rPr>
+        <w:t>|=</w:t>
+      </w:r>
+      <w:r>
+        <w:rPr>
+          <w:rFonts w:ascii="Consolas" w:hAnsi="Consolas"/>
+          <w:color w:val="ADBAC7"/>
+          <w:sz w:val="21"/>
+          <w:szCs w:val="21"/>
+          <w:lang w:val="en-US"/>
+        </w:rPr>
+        <w:t xml:space="preserve"> RCC_APB2RSTR_ADC1RST;</w:t>
+      </w:r>
+    </w:p>
+    <w:p>
+      <w:pPr>
+        <w:shd w:val="clear" w:color="auto" w:fill="22272E"/>
+        <w:spacing w:line="285" w:lineRule="atLeast"/>
+        <w:rPr>
+          <w:rFonts w:ascii="Consolas" w:hAnsi="Consolas"/>
+          <w:color w:val="ADBAC7"/>
+          <w:sz w:val="21"/>
+          <w:szCs w:val="21"/>
+          <w:lang w:val="en-US"/>
+        </w:rPr>
+      </w:pPr>
+      <w:r>
+        <w:rPr>
+          <w:rFonts w:ascii="Consolas" w:hAnsi="Consolas"/>
+          <w:color w:val="ADBAC7"/>
+          <w:sz w:val="21"/>
+          <w:szCs w:val="21"/>
+          <w:lang w:val="en-US"/>
+        </w:rPr>
+        <w:t xml:space="preserve">    RCC-&gt;APB2RSTR </w:t>
+      </w:r>
+      <w:r>
+        <w:rPr>
+          <w:rFonts w:ascii="Consolas" w:hAnsi="Consolas"/>
+          <w:color w:val="F47067"/>
+          <w:sz w:val="21"/>
+          <w:szCs w:val="21"/>
+          <w:lang w:val="en-US"/>
+        </w:rPr>
+        <w:t>&amp;=</w:t>
+      </w:r>
+      <w:r>
+        <w:rPr>
+          <w:rFonts w:ascii="Consolas" w:hAnsi="Consolas"/>
+          <w:color w:val="ADBAC7"/>
+          <w:sz w:val="21"/>
+          <w:szCs w:val="21"/>
+          <w:lang w:val="en-US"/>
+        </w:rPr>
+        <w:t xml:space="preserve"> </w:t>
+      </w:r>
+      <w:r>
+        <w:rPr>
+          <w:rFonts w:ascii="Consolas" w:hAnsi="Consolas"/>
+          <w:color w:val="F47067"/>
+          <w:sz w:val="21"/>
+          <w:szCs w:val="21"/>
+          <w:lang w:val="en-US"/>
+        </w:rPr>
+        <w:t>~</w:t>
+      </w:r>
+      <w:r>
+        <w:rPr>
+          <w:rFonts w:ascii="Consolas" w:hAnsi="Consolas"/>
+          <w:color w:val="ADBAC7"/>
+          <w:sz w:val="21"/>
+          <w:szCs w:val="21"/>
+          <w:lang w:val="en-US"/>
+        </w:rPr>
+        <w:t>RCC_APB2RSTR_ADC1RST;</w:t>
+      </w:r>
+    </w:p>
+    <w:p>
+      <w:pPr>
+        <w:shd w:val="clear" w:color="auto" w:fill="22272E"/>
+        <w:spacing w:line="285" w:lineRule="atLeast"/>
+        <w:rPr>
+          <w:rFonts w:ascii="Consolas" w:hAnsi="Consolas"/>
+          <w:color w:val="ADBAC7"/>
+          <w:sz w:val="21"/>
+          <w:szCs w:val="21"/>
+        </w:rPr>
+      </w:pPr>
+      <w:r>
+        <w:rPr>
+          <w:rFonts w:ascii="Consolas" w:hAnsi="Consolas"/>
+          <w:color w:val="ADBAC7"/>
+          <w:sz w:val="21"/>
+          <w:szCs w:val="21"/>
+          <w:lang w:val="en-US"/>
+        </w:rPr>
+        <w:t xml:space="preserve">    </w:t>
+      </w:r>
+      <w:r>
+        <w:rPr>
+          <w:rFonts w:ascii="Consolas" w:hAnsi="Consolas"/>
+          <w:color w:val="ADBAC7"/>
+          <w:sz w:val="21"/>
+          <w:szCs w:val="21"/>
+        </w:rPr>
+        <w:t xml:space="preserve">ADC1-&gt;CR1 </w:t>
+      </w:r>
+      <w:r>
+        <w:rPr>
+          <w:rFonts w:ascii="Consolas" w:hAnsi="Consolas"/>
+          <w:color w:val="F47067"/>
+          <w:sz w:val="21"/>
+          <w:szCs w:val="21"/>
+        </w:rPr>
+        <w:t>=</w:t>
+      </w:r>
+      <w:r>
+        <w:rPr>
+          <w:rFonts w:ascii="Consolas" w:hAnsi="Consolas"/>
+          <w:color w:val="ADBAC7"/>
+          <w:sz w:val="21"/>
+          <w:szCs w:val="21"/>
+        </w:rPr>
+        <w:t xml:space="preserve"> </w:t>
+      </w:r>
+      <w:r>
+        <w:rPr>
+          <w:rFonts w:ascii="Consolas" w:hAnsi="Consolas"/>
+          <w:color w:val="6CB6FF"/>
+          <w:sz w:val="21"/>
+          <w:szCs w:val="21"/>
+        </w:rPr>
+        <w:t>0</w:t>
+      </w:r>
+      <w:r>
+        <w:rPr>
+          <w:rFonts w:ascii="Consolas" w:hAnsi="Consolas"/>
+          <w:color w:val="ADBAC7"/>
+          <w:sz w:val="21"/>
+          <w:szCs w:val="21"/>
+        </w:rPr>
+        <w:t>;</w:t>
+      </w:r>
+    </w:p>
+    <w:p>
+      <w:pPr>
+        <w:shd w:val="clear" w:color="auto" w:fill="22272E"/>
+        <w:spacing w:line="285" w:lineRule="atLeast"/>
+        <w:rPr>
+          <w:rFonts w:ascii="Consolas" w:hAnsi="Consolas"/>
+          <w:color w:val="ADBAC7"/>
+          <w:sz w:val="21"/>
+          <w:szCs w:val="21"/>
+        </w:rPr>
+      </w:pPr>
+      <w:r>
+        <w:rPr>
+          <w:rFonts w:ascii="Consolas" w:hAnsi="Consolas"/>
+          <w:color w:val="ADBAC7"/>
+          <w:sz w:val="21"/>
+          <w:szCs w:val="21"/>
+        </w:rPr>
+        <w:t>    ADC1</w:t>
+      </w:r>
+      <w:proofErr w:type="gramStart"/>
+      <w:r>
+        <w:rPr>
+          <w:rFonts w:ascii="Consolas" w:hAnsi="Consolas"/>
+          <w:color w:val="ADBAC7"/>
+          <w:sz w:val="21"/>
+          <w:szCs w:val="21"/>
+        </w:rPr>
+        <w:t>-&gt;SMPR</w:t>
+      </w:r>
+      <w:proofErr w:type="gramEnd"/>
+      <w:r>
+        <w:rPr>
+          <w:rFonts w:ascii="Consolas" w:hAnsi="Consolas"/>
+          <w:color w:val="ADBAC7"/>
+          <w:sz w:val="21"/>
+          <w:szCs w:val="21"/>
+        </w:rPr>
+        <w:t xml:space="preserve">2 </w:t>
+      </w:r>
+      <w:r>
+        <w:rPr>
+          <w:rFonts w:ascii="Consolas" w:hAnsi="Consolas"/>
+          <w:color w:val="F47067"/>
+          <w:sz w:val="21"/>
+          <w:szCs w:val="21"/>
+        </w:rPr>
+        <w:t>=</w:t>
+      </w:r>
+      <w:r>
+        <w:rPr>
+          <w:rFonts w:ascii="Consolas" w:hAnsi="Consolas"/>
+          <w:color w:val="ADBAC7"/>
+          <w:sz w:val="21"/>
+          <w:szCs w:val="21"/>
+        </w:rPr>
+        <w:t xml:space="preserve"> </w:t>
+      </w:r>
+      <w:r>
+        <w:rPr>
+          <w:rFonts w:ascii="Consolas" w:hAnsi="Consolas"/>
+          <w:color w:val="6CB6FF"/>
+          <w:sz w:val="21"/>
+          <w:szCs w:val="21"/>
+        </w:rPr>
+        <w:t>7</w:t>
+      </w:r>
+      <w:r>
+        <w:rPr>
+          <w:rFonts w:ascii="Consolas" w:hAnsi="Consolas"/>
+          <w:color w:val="F47067"/>
+          <w:sz w:val="21"/>
+          <w:szCs w:val="21"/>
+        </w:rPr>
+        <w:t>UL</w:t>
+      </w:r>
+      <w:r>
+        <w:rPr>
+          <w:rFonts w:ascii="Consolas" w:hAnsi="Consolas"/>
+          <w:color w:val="ADBAC7"/>
+          <w:sz w:val="21"/>
+          <w:szCs w:val="21"/>
+        </w:rPr>
+        <w:t xml:space="preserve"> </w:t>
+      </w:r>
+      <w:r>
+        <w:rPr>
+          <w:rFonts w:ascii="Consolas" w:hAnsi="Consolas"/>
+          <w:color w:val="F47067"/>
+          <w:sz w:val="21"/>
+          <w:szCs w:val="21"/>
+        </w:rPr>
+        <w:t>&lt;&lt;</w:t>
+      </w:r>
+      <w:r>
+        <w:rPr>
+          <w:rFonts w:ascii="Consolas" w:hAnsi="Consolas"/>
+          <w:color w:val="ADBAC7"/>
+          <w:sz w:val="21"/>
+          <w:szCs w:val="21"/>
+        </w:rPr>
+        <w:t xml:space="preserve"> </w:t>
+      </w:r>
+      <w:r>
+        <w:rPr>
+          <w:rFonts w:ascii="Consolas" w:hAnsi="Consolas"/>
+          <w:color w:val="6CB6FF"/>
+          <w:sz w:val="21"/>
+          <w:szCs w:val="21"/>
+        </w:rPr>
+        <w:t>6</w:t>
+      </w:r>
+      <w:r>
+        <w:rPr>
+          <w:rFonts w:ascii="Consolas" w:hAnsi="Consolas"/>
+          <w:color w:val="ADBAC7"/>
+          <w:sz w:val="21"/>
+          <w:szCs w:val="21"/>
+        </w:rPr>
+        <w:t>;</w:t>
+      </w:r>
+      <w:r>
+        <w:rPr>
+          <w:rFonts w:ascii="Consolas" w:hAnsi="Consolas"/>
+          <w:color w:val="768390"/>
+          <w:sz w:val="21"/>
+          <w:szCs w:val="21"/>
+        </w:rPr>
+        <w:t xml:space="preserve"> /* Канал 2: выборка 239,5 такта. */</w:t>
+      </w:r>
+    </w:p>
+    <w:p>
+      <w:pPr>
+        <w:shd w:val="clear" w:color="auto" w:fill="22272E"/>
+        <w:spacing w:line="285" w:lineRule="atLeast"/>
+        <w:rPr>
+          <w:rFonts w:ascii="Consolas" w:hAnsi="Consolas"/>
+          <w:color w:val="ADBAC7"/>
+          <w:sz w:val="21"/>
+          <w:szCs w:val="21"/>
+        </w:rPr>
+      </w:pPr>
+      <w:r>
+        <w:rPr>
+          <w:rFonts w:ascii="Consolas" w:hAnsi="Consolas"/>
+          <w:color w:val="ADBAC7"/>
+          <w:sz w:val="21"/>
+          <w:szCs w:val="21"/>
+        </w:rPr>
+        <w:t>    ADC1</w:t>
+      </w:r>
+      <w:proofErr w:type="gramStart"/>
+      <w:r>
+        <w:rPr>
+          <w:rFonts w:ascii="Consolas" w:hAnsi="Consolas"/>
+          <w:color w:val="ADBAC7"/>
+          <w:sz w:val="21"/>
+          <w:szCs w:val="21"/>
+        </w:rPr>
+        <w:t>-&gt;SQR</w:t>
+      </w:r>
+      <w:proofErr w:type="gramEnd"/>
+      <w:r>
+        <w:rPr>
+          <w:rFonts w:ascii="Consolas" w:hAnsi="Consolas"/>
+          <w:color w:val="ADBAC7"/>
+          <w:sz w:val="21"/>
+          <w:szCs w:val="21"/>
+        </w:rPr>
+        <w:t xml:space="preserve">1 </w:t>
+      </w:r>
+      <w:r>
+        <w:rPr>
+          <w:rFonts w:ascii="Consolas" w:hAnsi="Consolas"/>
+          <w:color w:val="F47067"/>
+          <w:sz w:val="21"/>
+          <w:szCs w:val="21"/>
+        </w:rPr>
+        <w:t>=</w:t>
+      </w:r>
+      <w:r>
+        <w:rPr>
+          <w:rFonts w:ascii="Consolas" w:hAnsi="Consolas"/>
+          <w:color w:val="ADBAC7"/>
+          <w:sz w:val="21"/>
+          <w:szCs w:val="21"/>
+        </w:rPr>
+        <w:t xml:space="preserve"> </w:t>
+      </w:r>
+      <w:r>
+        <w:rPr>
+          <w:rFonts w:ascii="Consolas" w:hAnsi="Consolas"/>
+          <w:color w:val="6CB6FF"/>
+          <w:sz w:val="21"/>
+          <w:szCs w:val="21"/>
+        </w:rPr>
+        <w:t>0</w:t>
+      </w:r>
+      <w:r>
+        <w:rPr>
+          <w:rFonts w:ascii="Consolas" w:hAnsi="Consolas"/>
+          <w:color w:val="ADBAC7"/>
+          <w:sz w:val="21"/>
+          <w:szCs w:val="21"/>
+        </w:rPr>
+        <w:t>;</w:t>
+      </w:r>
+      <w:r>
+        <w:rPr>
+          <w:rFonts w:ascii="Consolas" w:hAnsi="Consolas"/>
+          <w:color w:val="768390"/>
+          <w:sz w:val="21"/>
+          <w:szCs w:val="21"/>
+        </w:rPr>
+        <w:t xml:space="preserve">         /* Одно преобразование. */</w:t>
+      </w:r>
+    </w:p>
+    <w:p>
+      <w:pPr>
+        <w:shd w:val="clear" w:color="auto" w:fill="22272E"/>
+        <w:spacing w:line="285" w:lineRule="atLeast"/>
+        <w:rPr>
+          <w:rFonts w:ascii="Consolas" w:hAnsi="Consolas"/>
+          <w:color w:val="ADBAC7"/>
+          <w:sz w:val="21"/>
+          <w:szCs w:val="21"/>
+          <w:lang w:val="en-US"/>
+        </w:rPr>
+      </w:pPr>
+      <w:r>
+        <w:rPr>
+          <w:rFonts w:ascii="Consolas" w:hAnsi="Consolas"/>
+          <w:color w:val="ADBAC7"/>
+          <w:sz w:val="21"/>
+          <w:szCs w:val="21"/>
+        </w:rPr>
+        <w:lastRenderedPageBreak/>
+        <w:t xml:space="preserve">    </w:t>
+      </w:r>
+      <w:r>
+        <w:rPr>
+          <w:rFonts w:ascii="Consolas" w:hAnsi="Consolas"/>
+          <w:color w:val="ADBAC7"/>
+          <w:sz w:val="21"/>
+          <w:szCs w:val="21"/>
+          <w:lang w:val="en-US"/>
+        </w:rPr>
+        <w:t xml:space="preserve">ADC1-&gt;SQR2 </w:t>
+      </w:r>
+      <w:r>
+        <w:rPr>
+          <w:rFonts w:ascii="Consolas" w:hAnsi="Consolas"/>
+          <w:color w:val="F47067"/>
+          <w:sz w:val="21"/>
+          <w:szCs w:val="21"/>
+          <w:lang w:val="en-US"/>
+        </w:rPr>
+        <w:t>=</w:t>
+      </w:r>
+      <w:r>
+        <w:rPr>
+          <w:rFonts w:ascii="Consolas" w:hAnsi="Consolas"/>
+          <w:color w:val="ADBAC7"/>
+          <w:sz w:val="21"/>
+          <w:szCs w:val="21"/>
+          <w:lang w:val="en-US"/>
+        </w:rPr>
+        <w:t xml:space="preserve"> </w:t>
+      </w:r>
+      <w:r>
+        <w:rPr>
+          <w:rFonts w:ascii="Consolas" w:hAnsi="Consolas"/>
+          <w:color w:val="6CB6FF"/>
+          <w:sz w:val="21"/>
+          <w:szCs w:val="21"/>
+          <w:lang w:val="en-US"/>
+        </w:rPr>
+        <w:t>0</w:t>
+      </w:r>
+      <w:r>
+        <w:rPr>
+          <w:rFonts w:ascii="Consolas" w:hAnsi="Consolas"/>
+          <w:color w:val="ADBAC7"/>
+          <w:sz w:val="21"/>
+          <w:szCs w:val="21"/>
+          <w:lang w:val="en-US"/>
+        </w:rPr>
+        <w:t>;</w:t>
+      </w:r>
+    </w:p>
+    <w:p>
+      <w:pPr>
+        <w:shd w:val="clear" w:color="auto" w:fill="22272E"/>
+        <w:spacing w:line="285" w:lineRule="atLeast"/>
+        <w:rPr>
+          <w:rFonts w:ascii="Consolas" w:hAnsi="Consolas"/>
+          <w:color w:val="ADBAC7"/>
+          <w:sz w:val="21"/>
+          <w:szCs w:val="21"/>
+          <w:lang w:val="en-US"/>
+        </w:rPr>
+      </w:pPr>
+      <w:r>
+        <w:rPr>
+          <w:rFonts w:ascii="Consolas" w:hAnsi="Consolas"/>
+          <w:color w:val="ADBAC7"/>
+          <w:sz w:val="21"/>
+          <w:szCs w:val="21"/>
+          <w:lang w:val="en-US"/>
+        </w:rPr>
+        <w:t xml:space="preserve">    ADC1-&gt;SQR3 </w:t>
+      </w:r>
+      <w:r>
+        <w:rPr>
+          <w:rFonts w:ascii="Consolas" w:hAnsi="Consolas"/>
+          <w:color w:val="F47067"/>
+          <w:sz w:val="21"/>
+          <w:szCs w:val="21"/>
+          <w:lang w:val="en-US"/>
+        </w:rPr>
+        <w:t>=</w:t>
+      </w:r>
+      <w:r>
+        <w:rPr>
+          <w:rFonts w:ascii="Consolas" w:hAnsi="Consolas"/>
+          <w:color w:val="ADBAC7"/>
+          <w:sz w:val="21"/>
+          <w:szCs w:val="21"/>
+          <w:lang w:val="en-US"/>
+        </w:rPr>
+        <w:t xml:space="preserve"> </w:t>
+      </w:r>
+      <w:proofErr w:type="gramStart"/>
+      <w:r>
+        <w:rPr>
+          <w:rFonts w:ascii="Consolas" w:hAnsi="Consolas"/>
+          <w:color w:val="6CB6FF"/>
+          <w:sz w:val="21"/>
+          <w:szCs w:val="21"/>
+          <w:lang w:val="en-US"/>
+        </w:rPr>
+        <w:t>2</w:t>
+      </w:r>
+      <w:r>
+        <w:rPr>
+          <w:rFonts w:ascii="Consolas" w:hAnsi="Consolas"/>
+          <w:color w:val="ADBAC7"/>
+          <w:sz w:val="21"/>
+          <w:szCs w:val="21"/>
+          <w:lang w:val="en-US"/>
+        </w:rPr>
+        <w:t>;</w:t>
+      </w:r>
+      <w:r>
+        <w:rPr>
+          <w:rFonts w:ascii="Consolas" w:hAnsi="Consolas"/>
+          <w:color w:val="768390"/>
+          <w:sz w:val="21"/>
+          <w:szCs w:val="21"/>
+          <w:lang w:val="en-US"/>
+        </w:rPr>
+        <w:t xml:space="preserve">   </w:t>
+      </w:r>
+      <w:proofErr w:type="gramEnd"/>
+      <w:r>
+        <w:rPr>
+          <w:rFonts w:ascii="Consolas" w:hAnsi="Consolas"/>
+          <w:color w:val="768390"/>
+          <w:sz w:val="21"/>
+          <w:szCs w:val="21"/>
+          <w:lang w:val="en-US"/>
+        </w:rPr>
+        <w:t>      /* ADC1_IN2 = PA2. */</w:t>
+      </w:r>
+    </w:p>
+    <w:p>
+      <w:pPr>
+        <w:shd w:val="clear" w:color="auto" w:fill="22272E"/>
+        <w:spacing w:line="285" w:lineRule="atLeast"/>
+        <w:rPr>
+          <w:rFonts w:ascii="Consolas" w:hAnsi="Consolas"/>
+          <w:color w:val="ADBAC7"/>
+          <w:sz w:val="21"/>
+          <w:szCs w:val="21"/>
+          <w:lang w:val="en-US"/>
+        </w:rPr>
+      </w:pPr>
+      <w:r>
+        <w:rPr>
+          <w:rFonts w:ascii="Consolas" w:hAnsi="Consolas"/>
+          <w:color w:val="ADBAC7"/>
+          <w:sz w:val="21"/>
+          <w:szCs w:val="21"/>
+          <w:lang w:val="en-US"/>
+        </w:rPr>
+        <w:t xml:space="preserve">    ADC1-&gt;CR2 </w:t>
+      </w:r>
+      <w:r>
+        <w:rPr>
+          <w:rFonts w:ascii="Consolas" w:hAnsi="Consolas"/>
+          <w:color w:val="F47067"/>
+          <w:sz w:val="21"/>
+          <w:szCs w:val="21"/>
+          <w:lang w:val="en-US"/>
+        </w:rPr>
+        <w:t>=</w:t>
+      </w:r>
+      <w:r>
+        <w:rPr>
+          <w:rFonts w:ascii="Consolas" w:hAnsi="Consolas"/>
+          <w:color w:val="ADBAC7"/>
+          <w:sz w:val="21"/>
+          <w:szCs w:val="21"/>
+          <w:lang w:val="en-US"/>
+        </w:rPr>
+        <w:t xml:space="preserve"> ADC_CR2_ADON;</w:t>
+      </w:r>
+    </w:p>
+    <w:p>
+      <w:pPr>
+        <w:shd w:val="clear" w:color="auto" w:fill="22272E"/>
+        <w:spacing w:line="285" w:lineRule="atLeast"/>
+        <w:rPr>
+          <w:rFonts w:ascii="Consolas" w:hAnsi="Consolas"/>
+          <w:color w:val="ADBAC7"/>
+          <w:sz w:val="21"/>
+          <w:szCs w:val="21"/>
+        </w:rPr>
+      </w:pPr>
+      <w:r>
+        <w:rPr>
+          <w:rFonts w:ascii="Consolas" w:hAnsi="Consolas"/>
+          <w:color w:val="ADBAC7"/>
+          <w:sz w:val="21"/>
+          <w:szCs w:val="21"/>
+          <w:lang w:val="en-US"/>
+        </w:rPr>
+        <w:t xml:space="preserve">    </w:t>
+      </w:r>
+      <w:proofErr w:type="spellStart"/>
+      <w:r>
+        <w:rPr>
+          <w:rFonts w:ascii="Consolas" w:hAnsi="Consolas"/>
+          <w:color w:val="F47067"/>
+          <w:sz w:val="21"/>
+          <w:szCs w:val="21"/>
+        </w:rPr>
+        <w:t>for</w:t>
+      </w:r>
+      <w:proofErr w:type="spellEnd"/>
+      <w:r>
+        <w:rPr>
+          <w:rFonts w:ascii="Consolas" w:hAnsi="Consolas"/>
+          <w:color w:val="ADBAC7"/>
+          <w:sz w:val="21"/>
+          <w:szCs w:val="21"/>
+        </w:rPr>
+        <w:t xml:space="preserve"> (i </w:t>
+      </w:r>
+      <w:r>
+        <w:rPr>
+          <w:rFonts w:ascii="Consolas" w:hAnsi="Consolas"/>
+          <w:color w:val="F47067"/>
+          <w:sz w:val="21"/>
+          <w:szCs w:val="21"/>
+        </w:rPr>
+        <w:t>=</w:t>
+      </w:r>
+      <w:r>
+        <w:rPr>
+          <w:rFonts w:ascii="Consolas" w:hAnsi="Consolas"/>
+          <w:color w:val="ADBAC7"/>
+          <w:sz w:val="21"/>
+          <w:szCs w:val="21"/>
+        </w:rPr>
+        <w:t xml:space="preserve"> </w:t>
+      </w:r>
+      <w:r>
+        <w:rPr>
+          <w:rFonts w:ascii="Consolas" w:hAnsi="Consolas"/>
+          <w:color w:val="6CB6FF"/>
+          <w:sz w:val="21"/>
+          <w:szCs w:val="21"/>
+        </w:rPr>
+        <w:t>0</w:t>
+      </w:r>
+      <w:r>
+        <w:rPr>
+          <w:rFonts w:ascii="Consolas" w:hAnsi="Consolas"/>
+          <w:color w:val="ADBAC7"/>
+          <w:sz w:val="21"/>
+          <w:szCs w:val="21"/>
+        </w:rPr>
+        <w:t xml:space="preserve">; i </w:t>
+      </w:r>
+      <w:proofErr w:type="gramStart"/>
+      <w:r>
+        <w:rPr>
+          <w:rFonts w:ascii="Consolas" w:hAnsi="Consolas"/>
+          <w:color w:val="F47067"/>
+          <w:sz w:val="21"/>
+          <w:szCs w:val="21"/>
+        </w:rPr>
+        <w:t>&lt;</w:t>
+      </w:r>
+      <w:r>
+        <w:rPr>
+          <w:rFonts w:ascii="Consolas" w:hAnsi="Consolas"/>
+          <w:color w:val="ADBAC7"/>
+          <w:sz w:val="21"/>
+          <w:szCs w:val="21"/>
+        </w:rPr>
+        <w:t xml:space="preserve"> </w:t>
+      </w:r>
+      <w:r>
+        <w:rPr>
+          <w:rFonts w:ascii="Consolas" w:hAnsi="Consolas"/>
+          <w:color w:val="6CB6FF"/>
+          <w:sz w:val="21"/>
+          <w:szCs w:val="21"/>
+        </w:rPr>
+        <w:t>1000</w:t>
+      </w:r>
+      <w:proofErr w:type="gramEnd"/>
+      <w:r>
+        <w:rPr>
+          <w:rFonts w:ascii="Consolas" w:hAnsi="Consolas"/>
+          <w:color w:val="F47067"/>
+          <w:sz w:val="21"/>
+          <w:szCs w:val="21"/>
+        </w:rPr>
+        <w:t>UL</w:t>
+      </w:r>
+      <w:r>
+        <w:rPr>
+          <w:rFonts w:ascii="Consolas" w:hAnsi="Consolas"/>
+          <w:color w:val="ADBAC7"/>
+          <w:sz w:val="21"/>
+          <w:szCs w:val="21"/>
+        </w:rPr>
+        <w:t xml:space="preserve">; </w:t>
+      </w:r>
+      <w:r>
+        <w:rPr>
+          <w:rFonts w:ascii="Consolas" w:hAnsi="Consolas"/>
+          <w:color w:val="F47067"/>
+          <w:sz w:val="21"/>
+          <w:szCs w:val="21"/>
+        </w:rPr>
+        <w:t>++</w:t>
+      </w:r>
+      <w:r>
+        <w:rPr>
+          <w:rFonts w:ascii="Consolas" w:hAnsi="Consolas"/>
+          <w:color w:val="ADBAC7"/>
+          <w:sz w:val="21"/>
+          <w:szCs w:val="21"/>
+        </w:rPr>
+        <w:t>i) {}</w:t>
+      </w:r>
+      <w:r>
+        <w:rPr>
+          <w:rFonts w:ascii="Consolas" w:hAnsi="Consolas"/>
+          <w:color w:val="768390"/>
+          <w:sz w:val="21"/>
+          <w:szCs w:val="21"/>
+        </w:rPr>
+        <w:t xml:space="preserve"> /* Стабилизация ADC после включения. */</w:t>
+      </w:r>
+    </w:p>
+    <w:p>
+      <w:pPr>
+        <w:shd w:val="clear" w:color="auto" w:fill="22272E"/>
+        <w:spacing w:line="285" w:lineRule="atLeast"/>
+        <w:rPr>
+          <w:rFonts w:ascii="Consolas" w:hAnsi="Consolas"/>
+          <w:color w:val="ADBAC7"/>
+          <w:sz w:val="21"/>
+          <w:szCs w:val="21"/>
+          <w:lang w:val="en-US"/>
+        </w:rPr>
+      </w:pPr>
+      <w:r>
+        <w:rPr>
+          <w:rFonts w:ascii="Consolas" w:hAnsi="Consolas"/>
+          <w:color w:val="ADBAC7"/>
+          <w:sz w:val="21"/>
+          <w:szCs w:val="21"/>
+        </w:rPr>
+        <w:t xml:space="preserve">    </w:t>
+      </w:r>
+      <w:r>
+        <w:rPr>
+          <w:rFonts w:ascii="Consolas" w:hAnsi="Consolas"/>
+          <w:color w:val="ADBAC7"/>
+          <w:sz w:val="21"/>
+          <w:szCs w:val="21"/>
+          <w:lang w:val="en-US"/>
+        </w:rPr>
+        <w:t xml:space="preserve">ADC1-&gt;CR2 </w:t>
+      </w:r>
+      <w:r>
+        <w:rPr>
+          <w:rFonts w:ascii="Consolas" w:hAnsi="Consolas"/>
+          <w:color w:val="F47067"/>
+          <w:sz w:val="21"/>
+          <w:szCs w:val="21"/>
+          <w:lang w:val="en-US"/>
+        </w:rPr>
+        <w:t>|=</w:t>
+      </w:r>
+      <w:r>
+        <w:rPr>
+          <w:rFonts w:ascii="Consolas" w:hAnsi="Consolas"/>
+          <w:color w:val="ADBAC7"/>
+          <w:sz w:val="21"/>
+          <w:szCs w:val="21"/>
+          <w:lang w:val="en-US"/>
+        </w:rPr>
+        <w:t xml:space="preserve"> ADC_CR2_RSTCAL;</w:t>
+      </w:r>
+    </w:p>
+    <w:p>
+      <w:pPr>
+        <w:shd w:val="clear" w:color="auto" w:fill="22272E"/>
+        <w:spacing w:line="285" w:lineRule="atLeast"/>
+        <w:rPr>
+          <w:rFonts w:ascii="Consolas" w:hAnsi="Consolas"/>
+          <w:color w:val="ADBAC7"/>
+          <w:sz w:val="21"/>
+          <w:szCs w:val="21"/>
+          <w:lang w:val="en-US"/>
+        </w:rPr>
+      </w:pPr>
+      <w:r>
+        <w:rPr>
+          <w:rFonts w:ascii="Consolas" w:hAnsi="Consolas"/>
+          <w:color w:val="ADBAC7"/>
+          <w:sz w:val="21"/>
+          <w:szCs w:val="21"/>
+          <w:lang w:val="en-US"/>
+        </w:rPr>
+        <w:t xml:space="preserve">    </w:t>
+      </w:r>
+      <w:r>
+        <w:rPr>
+          <w:rFonts w:ascii="Consolas" w:hAnsi="Consolas"/>
+          <w:color w:val="F47067"/>
+          <w:sz w:val="21"/>
+          <w:szCs w:val="21"/>
+          <w:lang w:val="en-US"/>
+        </w:rPr>
+        <w:t>while</w:t>
+      </w:r>
+      <w:r>
+        <w:rPr>
+          <w:rFonts w:ascii="Consolas" w:hAnsi="Consolas"/>
+          <w:color w:val="ADBAC7"/>
+          <w:sz w:val="21"/>
+          <w:szCs w:val="21"/>
+          <w:lang w:val="en-US"/>
+        </w:rPr>
+        <w:t xml:space="preserve"> (ADC1-&gt;CR2 </w:t>
+      </w:r>
+      <w:r>
+        <w:rPr>
+          <w:rFonts w:ascii="Consolas" w:hAnsi="Consolas"/>
+          <w:color w:val="F47067"/>
+          <w:sz w:val="21"/>
+          <w:szCs w:val="21"/>
+          <w:lang w:val="en-US"/>
+        </w:rPr>
+        <w:t>&amp;</w:t>
+      </w:r>
+      <w:r>
+        <w:rPr>
+          <w:rFonts w:ascii="Consolas" w:hAnsi="Consolas"/>
+          <w:color w:val="ADBAC7"/>
+          <w:sz w:val="21"/>
+          <w:szCs w:val="21"/>
+          <w:lang w:val="en-US"/>
+        </w:rPr>
+        <w:t xml:space="preserve"> ADC_CR2_RSTCAL) {}</w:t>
+      </w:r>
+    </w:p>
+    <w:p>
+      <w:pPr>
+        <w:shd w:val="clear" w:color="auto" w:fill="22272E"/>
+        <w:spacing w:line="285" w:lineRule="atLeast"/>
+        <w:rPr>
+          <w:rFonts w:ascii="Consolas" w:hAnsi="Consolas"/>
+          <w:color w:val="ADBAC7"/>
+          <w:sz w:val="21"/>
+          <w:szCs w:val="21"/>
+          <w:lang w:val="en-US"/>
+        </w:rPr>
+      </w:pPr>
+      <w:r>
+        <w:rPr>
+          <w:rFonts w:ascii="Consolas" w:hAnsi="Consolas"/>
+          <w:color w:val="ADBAC7"/>
+          <w:sz w:val="21"/>
+          <w:szCs w:val="21"/>
+          <w:lang w:val="en-US"/>
+        </w:rPr>
+        <w:t xml:space="preserve">    ADC1-&gt;CR2 </w:t>
+      </w:r>
+      <w:r>
+        <w:rPr>
+          <w:rFonts w:ascii="Consolas" w:hAnsi="Consolas"/>
+          <w:color w:val="F47067"/>
+          <w:sz w:val="21"/>
+          <w:szCs w:val="21"/>
+          <w:lang w:val="en-US"/>
+        </w:rPr>
+        <w:t>|=</w:t>
+      </w:r>
+      <w:r>
+        <w:rPr>
+          <w:rFonts w:ascii="Consolas" w:hAnsi="Consolas"/>
+          <w:color w:val="ADBAC7"/>
+          <w:sz w:val="21"/>
+          <w:szCs w:val="21"/>
+          <w:lang w:val="en-US"/>
+        </w:rPr>
+        <w:t xml:space="preserve"> ADC_CR2_CAL;</w:t>
+      </w:r>
+    </w:p>
+    <w:p>
+      <w:pPr>
+        <w:shd w:val="clear" w:color="auto" w:fill="22272E"/>
+        <w:spacing w:line="285" w:lineRule="atLeast"/>
+        <w:rPr>
+          <w:rFonts w:ascii="Consolas" w:hAnsi="Consolas"/>
+          <w:color w:val="ADBAC7"/>
+          <w:sz w:val="21"/>
+          <w:szCs w:val="21"/>
+          <w:lang w:val="en-US"/>
+        </w:rPr>
+      </w:pPr>
+      <w:r>
+        <w:rPr>
+          <w:rFonts w:ascii="Consolas" w:hAnsi="Consolas"/>
+          <w:color w:val="ADBAC7"/>
+          <w:sz w:val="21"/>
+          <w:szCs w:val="21"/>
+          <w:lang w:val="en-US"/>
+        </w:rPr>
+        <w:t xml:space="preserve">    </w:t>
+      </w:r>
+      <w:r>
+        <w:rPr>
+          <w:rFonts w:ascii="Consolas" w:hAnsi="Consolas"/>
+          <w:color w:val="F47067"/>
+          <w:sz w:val="21"/>
+          <w:szCs w:val="21"/>
+          <w:lang w:val="en-US"/>
+        </w:rPr>
+        <w:t>while</w:t>
+      </w:r>
+      <w:r>
+        <w:rPr>
+          <w:rFonts w:ascii="Consolas" w:hAnsi="Consolas"/>
+          <w:color w:val="ADBAC7"/>
+          <w:sz w:val="21"/>
+          <w:szCs w:val="21"/>
+          <w:lang w:val="en-US"/>
+        </w:rPr>
+        <w:t xml:space="preserve"> (ADC1-&gt;CR2 </w:t>
+      </w:r>
+      <w:r>
+        <w:rPr>
+          <w:rFonts w:ascii="Consolas" w:hAnsi="Consolas"/>
+          <w:color w:val="F47067"/>
+          <w:sz w:val="21"/>
+          <w:szCs w:val="21"/>
+          <w:lang w:val="en-US"/>
+        </w:rPr>
+        <w:t>&amp;</w:t>
+      </w:r>
+      <w:r>
+        <w:rPr>
+          <w:rFonts w:ascii="Consolas" w:hAnsi="Consolas"/>
+          <w:color w:val="ADBAC7"/>
+          <w:sz w:val="21"/>
+          <w:szCs w:val="21"/>
+          <w:lang w:val="en-US"/>
+        </w:rPr>
+        <w:t xml:space="preserve"> ADC_CR2_CAL) {}</w:t>
+      </w:r>
+    </w:p>
+    <w:p>
+      <w:pPr>
+        <w:shd w:val="clear" w:color="auto" w:fill="22272E"/>
+        <w:spacing w:line="285" w:lineRule="atLeast"/>
+        <w:rPr>
+          <w:rFonts w:ascii="Consolas" w:hAnsi="Consolas"/>
+          <w:color w:val="ADBAC7"/>
+          <w:sz w:val="21"/>
+          <w:szCs w:val="21"/>
+          <w:lang w:val="en-US"/>
+        </w:rPr>
+      </w:pPr>
+      <w:r>
+        <w:rPr>
+          <w:rFonts w:ascii="Consolas" w:hAnsi="Consolas"/>
+          <w:color w:val="768390"/>
+          <w:sz w:val="21"/>
+          <w:szCs w:val="21"/>
+          <w:lang w:val="en-US"/>
+        </w:rPr>
+        <w:t xml:space="preserve">    /* EXTSEL=111: </w:t>
+      </w:r>
+      <w:r>
+        <w:rPr>
+          <w:rFonts w:ascii="Consolas" w:hAnsi="Consolas"/>
+          <w:color w:val="768390"/>
+          <w:sz w:val="21"/>
+          <w:szCs w:val="21"/>
+        </w:rPr>
+        <w:t>программный</w:t>
+      </w:r>
+      <w:r>
+        <w:rPr>
+          <w:rFonts w:ascii="Consolas" w:hAnsi="Consolas"/>
+          <w:color w:val="768390"/>
+          <w:sz w:val="21"/>
+          <w:szCs w:val="21"/>
+          <w:lang w:val="en-US"/>
+        </w:rPr>
+        <w:t xml:space="preserve"> </w:t>
+      </w:r>
+      <w:r>
+        <w:rPr>
+          <w:rFonts w:ascii="Consolas" w:hAnsi="Consolas"/>
+          <w:color w:val="768390"/>
+          <w:sz w:val="21"/>
+          <w:szCs w:val="21"/>
+        </w:rPr>
+        <w:t>запуск</w:t>
+      </w:r>
+      <w:r>
+        <w:rPr>
+          <w:rFonts w:ascii="Consolas" w:hAnsi="Consolas"/>
+          <w:color w:val="768390"/>
+          <w:sz w:val="21"/>
+          <w:szCs w:val="21"/>
+          <w:lang w:val="en-US"/>
+        </w:rPr>
+        <w:t xml:space="preserve"> SWSTART. */</w:t>
+      </w:r>
+    </w:p>
+    <w:p>
+      <w:pPr>
+        <w:shd w:val="clear" w:color="auto" w:fill="22272E"/>
+        <w:spacing w:line="285" w:lineRule="atLeast"/>
+        <w:rPr>
+          <w:rFonts w:ascii="Consolas" w:hAnsi="Consolas"/>
+          <w:color w:val="ADBAC7"/>
+          <w:sz w:val="21"/>
+          <w:szCs w:val="21"/>
+          <w:lang w:val="en-US"/>
+        </w:rPr>
+      </w:pPr>
+      <w:r>
+        <w:rPr>
+          <w:rFonts w:ascii="Consolas" w:hAnsi="Consolas"/>
+          <w:color w:val="ADBAC7"/>
+          <w:sz w:val="21"/>
+          <w:szCs w:val="21"/>
+          <w:lang w:val="en-US"/>
+        </w:rPr>
+        <w:t xml:space="preserve">    ADC1-&gt;CR2 </w:t>
+      </w:r>
+      <w:r>
+        <w:rPr>
+          <w:rFonts w:ascii="Consolas" w:hAnsi="Consolas"/>
+          <w:color w:val="F47067"/>
+          <w:sz w:val="21"/>
+          <w:szCs w:val="21"/>
+          <w:lang w:val="en-US"/>
+        </w:rPr>
+        <w:t>|=</w:t>
+      </w:r>
+      <w:r>
+        <w:rPr>
+          <w:rFonts w:ascii="Consolas" w:hAnsi="Consolas"/>
+          <w:color w:val="ADBAC7"/>
+          <w:sz w:val="21"/>
+          <w:szCs w:val="21"/>
+          <w:lang w:val="en-US"/>
+        </w:rPr>
+        <w:t xml:space="preserve"> (</w:t>
+      </w:r>
+      <w:r>
+        <w:rPr>
+          <w:rFonts w:ascii="Consolas" w:hAnsi="Consolas"/>
+          <w:color w:val="6CB6FF"/>
+          <w:sz w:val="21"/>
+          <w:szCs w:val="21"/>
+          <w:lang w:val="en-US"/>
+        </w:rPr>
+        <w:t>7</w:t>
+      </w:r>
+      <w:r>
+        <w:rPr>
+          <w:rFonts w:ascii="Consolas" w:hAnsi="Consolas"/>
+          <w:color w:val="F47067"/>
+          <w:sz w:val="21"/>
+          <w:szCs w:val="21"/>
+          <w:lang w:val="en-US"/>
+        </w:rPr>
+        <w:t>UL</w:t>
+      </w:r>
+      <w:r>
+        <w:rPr>
+          <w:rFonts w:ascii="Consolas" w:hAnsi="Consolas"/>
+          <w:color w:val="ADBAC7"/>
+          <w:sz w:val="21"/>
+          <w:szCs w:val="21"/>
+          <w:lang w:val="en-US"/>
+        </w:rPr>
+        <w:t xml:space="preserve"> </w:t>
+      </w:r>
+      <w:r>
+        <w:rPr>
+          <w:rFonts w:ascii="Consolas" w:hAnsi="Consolas"/>
+          <w:color w:val="F47067"/>
+          <w:sz w:val="21"/>
+          <w:szCs w:val="21"/>
+          <w:lang w:val="en-US"/>
+        </w:rPr>
+        <w:t>&lt;&lt;</w:t>
+      </w:r>
+      <w:r>
+        <w:rPr>
+          <w:rFonts w:ascii="Consolas" w:hAnsi="Consolas"/>
+          <w:color w:val="ADBAC7"/>
+          <w:sz w:val="21"/>
+          <w:szCs w:val="21"/>
+          <w:lang w:val="en-US"/>
+        </w:rPr>
+        <w:t xml:space="preserve"> </w:t>
+      </w:r>
+      <w:r>
+        <w:rPr>
+          <w:rFonts w:ascii="Consolas" w:hAnsi="Consolas"/>
+          <w:color w:val="6CB6FF"/>
+          <w:sz w:val="21"/>
+          <w:szCs w:val="21"/>
+          <w:lang w:val="en-US"/>
+        </w:rPr>
+        <w:t>17</w:t>
+      </w:r>
+      <w:r>
+        <w:rPr>
+          <w:rFonts w:ascii="Consolas" w:hAnsi="Consolas"/>
+          <w:color w:val="ADBAC7"/>
+          <w:sz w:val="21"/>
+          <w:szCs w:val="21"/>
+          <w:lang w:val="en-US"/>
+        </w:rPr>
+        <w:t xml:space="preserve">) </w:t>
+      </w:r>
+      <w:r>
+        <w:rPr>
+          <w:rFonts w:ascii="Consolas" w:hAnsi="Consolas"/>
+          <w:color w:val="F47067"/>
+          <w:sz w:val="21"/>
+          <w:szCs w:val="21"/>
+          <w:lang w:val="en-US"/>
+        </w:rPr>
+        <w:t>|</w:t>
+      </w:r>
+      <w:r>
+        <w:rPr>
+          <w:rFonts w:ascii="Consolas" w:hAnsi="Consolas"/>
+          <w:color w:val="ADBAC7"/>
+          <w:sz w:val="21"/>
+          <w:szCs w:val="21"/>
+          <w:lang w:val="en-US"/>
+        </w:rPr>
+        <w:t xml:space="preserve"> ADC_CR2_EXTTRIG;</w:t>
+      </w:r>
+    </w:p>
+    <w:p>
+      <w:pPr>
+        <w:shd w:val="clear" w:color="auto" w:fill="22272E"/>
+        <w:spacing w:line="285" w:lineRule="atLeast"/>
+        <w:rPr>
+          <w:rFonts w:ascii="Consolas" w:hAnsi="Consolas"/>
+          <w:color w:val="ADBAC7"/>
+          <w:sz w:val="21"/>
+          <w:szCs w:val="21"/>
+          <w:lang w:val="en-US"/>
+        </w:rPr>
+      </w:pPr>
+      <w:r>
+        <w:rPr>
+          <w:rFonts w:ascii="Consolas" w:hAnsi="Consolas"/>
+          <w:color w:val="ADBAC7"/>
+          <w:sz w:val="21"/>
+          <w:szCs w:val="21"/>
+          <w:lang w:val="en-US"/>
+        </w:rPr>
+        <w:t>}</w:t>
+      </w:r>
+    </w:p>
+    <w:p>
+      <w:pPr>
+        <w:shd w:val="clear" w:color="auto" w:fill="22272E"/>
+        <w:spacing w:line="285" w:lineRule="atLeast"/>
+        <w:rPr>
+          <w:rFonts w:ascii="Consolas" w:hAnsi="Consolas"/>
+          <w:color w:val="ADBAC7"/>
+          <w:sz w:val="21"/>
+          <w:szCs w:val="21"/>
+          <w:lang w:val="en-US"/>
+        </w:rPr>
+      </w:pPr>
+    </w:p>
+    <w:p>
+      <w:pPr>
+        <w:shd w:val="clear" w:color="auto" w:fill="22272E"/>
+        <w:spacing w:line="285" w:lineRule="atLeast"/>
+        <w:rPr>
+          <w:rFonts w:ascii="Consolas" w:hAnsi="Consolas"/>
+          <w:color w:val="ADBAC7"/>
+          <w:sz w:val="21"/>
+          <w:szCs w:val="21"/>
+          <w:lang w:val="en-US"/>
+        </w:rPr>
+      </w:pPr>
+      <w:r>
+        <w:rPr>
+          <w:rFonts w:ascii="Consolas" w:hAnsi="Consolas"/>
+          <w:color w:val="F47067"/>
+          <w:sz w:val="21"/>
+          <w:szCs w:val="21"/>
+          <w:lang w:val="en-US"/>
+        </w:rPr>
+        <w:t>static</w:t>
+      </w:r>
+      <w:r>
+        <w:rPr>
+          <w:rFonts w:ascii="Consolas" w:hAnsi="Consolas"/>
+          <w:color w:val="ADBAC7"/>
+          <w:sz w:val="21"/>
+          <w:szCs w:val="21"/>
+          <w:lang w:val="en-US"/>
+        </w:rPr>
+        <w:t xml:space="preserve"> </w:t>
+      </w:r>
+      <w:r>
+        <w:rPr>
+          <w:rFonts w:ascii="Consolas" w:hAnsi="Consolas"/>
+          <w:color w:val="F47067"/>
+          <w:sz w:val="21"/>
+          <w:szCs w:val="21"/>
+          <w:lang w:val="en-US"/>
+        </w:rPr>
+        <w:t>unsigned</w:t>
+      </w:r>
+      <w:r>
+        <w:rPr>
+          <w:rFonts w:ascii="Consolas" w:hAnsi="Consolas"/>
+          <w:color w:val="ADBAC7"/>
+          <w:sz w:val="21"/>
+          <w:szCs w:val="21"/>
+          <w:lang w:val="en-US"/>
+        </w:rPr>
+        <w:t xml:space="preserve"> </w:t>
+      </w:r>
+      <w:r>
+        <w:rPr>
+          <w:rFonts w:ascii="Consolas" w:hAnsi="Consolas"/>
+          <w:color w:val="F47067"/>
+          <w:sz w:val="21"/>
+          <w:szCs w:val="21"/>
+          <w:lang w:val="en-US"/>
+        </w:rPr>
+        <w:t>short</w:t>
+      </w:r>
+      <w:r>
+        <w:rPr>
+          <w:rFonts w:ascii="Consolas" w:hAnsi="Consolas"/>
+          <w:color w:val="ADBAC7"/>
+          <w:sz w:val="21"/>
+          <w:szCs w:val="21"/>
+          <w:lang w:val="en-US"/>
+        </w:rPr>
+        <w:t xml:space="preserve"> </w:t>
+      </w:r>
+      <w:proofErr w:type="spellStart"/>
+      <w:r>
+        <w:rPr>
+          <w:rFonts w:ascii="Consolas" w:hAnsi="Consolas"/>
+          <w:color w:val="DCBDFB"/>
+          <w:sz w:val="21"/>
+          <w:szCs w:val="21"/>
+          <w:lang w:val="en-US"/>
+        </w:rPr>
+        <w:t>adc_read</w:t>
+      </w:r>
+      <w:proofErr w:type="spellEnd"/>
+      <w:r>
+        <w:rPr>
+          <w:rFonts w:ascii="Consolas" w:hAnsi="Consolas"/>
+          <w:color w:val="ADBAC7"/>
+          <w:sz w:val="21"/>
+          <w:szCs w:val="21"/>
+          <w:lang w:val="en-US"/>
+        </w:rPr>
+        <w:t>(</w:t>
+      </w:r>
+      <w:r>
+        <w:rPr>
+          <w:rFonts w:ascii="Consolas" w:hAnsi="Consolas"/>
+          <w:color w:val="F47067"/>
+          <w:sz w:val="21"/>
+          <w:szCs w:val="21"/>
+          <w:lang w:val="en-US"/>
+        </w:rPr>
+        <w:t>void</w:t>
+      </w:r>
+      <w:r>
+        <w:rPr>
+          <w:rFonts w:ascii="Consolas" w:hAnsi="Consolas"/>
+          <w:color w:val="ADBAC7"/>
+          <w:sz w:val="21"/>
+          <w:szCs w:val="21"/>
+          <w:lang w:val="en-US"/>
+        </w:rPr>
+        <w:t>)</w:t>
+      </w:r>
+    </w:p>
+    <w:p>
+      <w:pPr>
+        <w:shd w:val="clear" w:color="auto" w:fill="22272E"/>
+        <w:spacing w:line="285" w:lineRule="atLeast"/>
+        <w:rPr>
+          <w:rFonts w:ascii="Consolas" w:hAnsi="Consolas"/>
+          <w:color w:val="ADBAC7"/>
+          <w:sz w:val="21"/>
+          <w:szCs w:val="21"/>
+          <w:lang w:val="en-US"/>
+        </w:rPr>
+      </w:pPr>
+      <w:r>
+        <w:rPr>
+          <w:rFonts w:ascii="Consolas" w:hAnsi="Consolas"/>
+          <w:color w:val="ADBAC7"/>
+          <w:sz w:val="21"/>
+          <w:szCs w:val="21"/>
+          <w:lang w:val="en-US"/>
+        </w:rPr>
+        <w:t>{</w:t>
+      </w:r>
+    </w:p>
+    <w:p>
+      <w:pPr>
+        <w:shd w:val="clear" w:color="auto" w:fill="22272E"/>
+        <w:spacing w:line="285" w:lineRule="atLeast"/>
+        <w:rPr>
+          <w:rFonts w:ascii="Consolas" w:hAnsi="Consolas"/>
+          <w:color w:val="ADBAC7"/>
+          <w:sz w:val="21"/>
+          <w:szCs w:val="21"/>
+          <w:lang w:val="en-US"/>
+        </w:rPr>
+      </w:pPr>
+      <w:r>
+        <w:rPr>
+          <w:rFonts w:ascii="Consolas" w:hAnsi="Consolas"/>
+          <w:color w:val="ADBAC7"/>
+          <w:sz w:val="21"/>
+          <w:szCs w:val="21"/>
+          <w:lang w:val="en-US"/>
+        </w:rPr>
+        <w:t xml:space="preserve">    ADC1-&gt;CR2 </w:t>
+      </w:r>
+      <w:r>
+        <w:rPr>
+          <w:rFonts w:ascii="Consolas" w:hAnsi="Consolas"/>
+          <w:color w:val="F47067"/>
+          <w:sz w:val="21"/>
+          <w:szCs w:val="21"/>
+          <w:lang w:val="en-US"/>
+        </w:rPr>
+        <w:t>|=</w:t>
+      </w:r>
+      <w:r>
+        <w:rPr>
+          <w:rFonts w:ascii="Consolas" w:hAnsi="Consolas"/>
+          <w:color w:val="ADBAC7"/>
+          <w:sz w:val="21"/>
+          <w:szCs w:val="21"/>
+          <w:lang w:val="en-US"/>
+        </w:rPr>
+        <w:t xml:space="preserve"> ADC_CR2_SWSTART;</w:t>
+      </w:r>
+    </w:p>
+    <w:p>
+      <w:pPr>
+        <w:shd w:val="clear" w:color="auto" w:fill="22272E"/>
+        <w:spacing w:line="285" w:lineRule="atLeast"/>
+        <w:rPr>
+          <w:rFonts w:ascii="Consolas" w:hAnsi="Consolas"/>
+          <w:color w:val="ADBAC7"/>
+          <w:sz w:val="21"/>
+          <w:szCs w:val="21"/>
+          <w:lang w:val="en-US"/>
+        </w:rPr>
+      </w:pPr>
+      <w:r>
+        <w:rPr>
+          <w:rFonts w:ascii="Consolas" w:hAnsi="Consolas"/>
+          <w:color w:val="ADBAC7"/>
+          <w:sz w:val="21"/>
+          <w:szCs w:val="21"/>
+          <w:lang w:val="en-US"/>
+        </w:rPr>
+        <w:t xml:space="preserve">    </w:t>
+      </w:r>
+      <w:r>
+        <w:rPr>
+          <w:rFonts w:ascii="Consolas" w:hAnsi="Consolas"/>
+          <w:color w:val="F47067"/>
+          <w:sz w:val="21"/>
+          <w:szCs w:val="21"/>
+          <w:lang w:val="en-US"/>
+        </w:rPr>
+        <w:t>while</w:t>
+      </w:r>
+      <w:r>
+        <w:rPr>
+          <w:rFonts w:ascii="Consolas" w:hAnsi="Consolas"/>
+          <w:color w:val="ADBAC7"/>
+          <w:sz w:val="21"/>
+          <w:szCs w:val="21"/>
+          <w:lang w:val="en-US"/>
+        </w:rPr>
+        <w:t xml:space="preserve"> ((ADC1-&gt;SR </w:t>
+      </w:r>
+      <w:r>
+        <w:rPr>
+          <w:rFonts w:ascii="Consolas" w:hAnsi="Consolas"/>
+          <w:color w:val="F47067"/>
+          <w:sz w:val="21"/>
+          <w:szCs w:val="21"/>
+          <w:lang w:val="en-US"/>
+        </w:rPr>
+        <w:t>&amp;</w:t>
+      </w:r>
+      <w:r>
+        <w:rPr>
+          <w:rFonts w:ascii="Consolas" w:hAnsi="Consolas"/>
+          <w:color w:val="ADBAC7"/>
+          <w:sz w:val="21"/>
+          <w:szCs w:val="21"/>
+          <w:lang w:val="en-US"/>
+        </w:rPr>
+        <w:t xml:space="preserve"> ADC_SR_EOC) </w:t>
+      </w:r>
+      <w:r>
+        <w:rPr>
+          <w:rFonts w:ascii="Consolas" w:hAnsi="Consolas"/>
+          <w:color w:val="F47067"/>
+          <w:sz w:val="21"/>
+          <w:szCs w:val="21"/>
+          <w:lang w:val="en-US"/>
+        </w:rPr>
+        <w:t>==</w:t>
+      </w:r>
+      <w:r>
+        <w:rPr>
+          <w:rFonts w:ascii="Consolas" w:hAnsi="Consolas"/>
+          <w:color w:val="ADBAC7"/>
+          <w:sz w:val="21"/>
+          <w:szCs w:val="21"/>
+          <w:lang w:val="en-US"/>
+        </w:rPr>
+        <w:t xml:space="preserve"> </w:t>
+      </w:r>
+      <w:r>
+        <w:rPr>
+          <w:rFonts w:ascii="Consolas" w:hAnsi="Consolas"/>
+          <w:color w:val="6CB6FF"/>
+          <w:sz w:val="21"/>
+          <w:szCs w:val="21"/>
+          <w:lang w:val="en-US"/>
+        </w:rPr>
+        <w:t>0</w:t>
+      </w:r>
+      <w:r>
+        <w:rPr>
+          <w:rFonts w:ascii="Consolas" w:hAnsi="Consolas"/>
+          <w:color w:val="ADBAC7"/>
+          <w:sz w:val="21"/>
+          <w:szCs w:val="21"/>
+          <w:lang w:val="en-US"/>
+        </w:rPr>
+        <w:t>) {}</w:t>
+      </w:r>
+    </w:p>
+    <w:p>
+      <w:pPr>
+        <w:shd w:val="clear" w:color="auto" w:fill="22272E"/>
+        <w:spacing w:line="285" w:lineRule="atLeast"/>
+        <w:rPr>
+          <w:rFonts w:ascii="Consolas" w:hAnsi="Consolas"/>
+          <w:color w:val="ADBAC7"/>
+          <w:sz w:val="21"/>
+          <w:szCs w:val="21"/>
+          <w:lang w:val="en-US"/>
+        </w:rPr>
+      </w:pPr>
+      <w:r>
+        <w:rPr>
+          <w:rFonts w:ascii="Consolas" w:hAnsi="Consolas"/>
+          <w:color w:val="ADBAC7"/>
+          <w:sz w:val="21"/>
+          <w:szCs w:val="21"/>
+          <w:lang w:val="en-US"/>
+        </w:rPr>
+        <w:t xml:space="preserve">    </w:t>
+      </w:r>
+      <w:r>
+        <w:rPr>
+          <w:rFonts w:ascii="Consolas" w:hAnsi="Consolas"/>
+          <w:color w:val="F47067"/>
+          <w:sz w:val="21"/>
+          <w:szCs w:val="21"/>
+          <w:lang w:val="en-US"/>
+        </w:rPr>
+        <w:t>return</w:t>
+      </w:r>
+      <w:r>
+        <w:rPr>
+          <w:rFonts w:ascii="Consolas" w:hAnsi="Consolas"/>
+          <w:color w:val="ADBAC7"/>
+          <w:sz w:val="21"/>
+          <w:szCs w:val="21"/>
+          <w:lang w:val="en-US"/>
+        </w:rPr>
+        <w:t xml:space="preserve"> (</w:t>
+      </w:r>
+      <w:r>
+        <w:rPr>
+          <w:rFonts w:ascii="Consolas" w:hAnsi="Consolas"/>
+          <w:color w:val="F47067"/>
+          <w:sz w:val="21"/>
+          <w:szCs w:val="21"/>
+          <w:lang w:val="en-US"/>
+        </w:rPr>
+        <w:t>unsigned</w:t>
+      </w:r>
+      <w:r>
+        <w:rPr>
+          <w:rFonts w:ascii="Consolas" w:hAnsi="Consolas"/>
+          <w:color w:val="ADBAC7"/>
+          <w:sz w:val="21"/>
+          <w:szCs w:val="21"/>
+          <w:lang w:val="en-US"/>
+        </w:rPr>
+        <w:t xml:space="preserve"> </w:t>
+      </w:r>
+      <w:proofErr w:type="gramStart"/>
+      <w:r>
+        <w:rPr>
+          <w:rFonts w:ascii="Consolas" w:hAnsi="Consolas"/>
+          <w:color w:val="F47067"/>
+          <w:sz w:val="21"/>
+          <w:szCs w:val="21"/>
+          <w:lang w:val="en-US"/>
+        </w:rPr>
+        <w:t>short</w:t>
+      </w:r>
+      <w:r>
+        <w:rPr>
+          <w:rFonts w:ascii="Consolas" w:hAnsi="Consolas"/>
+          <w:color w:val="ADBAC7"/>
+          <w:sz w:val="21"/>
+          <w:szCs w:val="21"/>
+          <w:lang w:val="en-US"/>
+        </w:rPr>
+        <w:t>)ADC</w:t>
+      </w:r>
+      <w:proofErr w:type="gramEnd"/>
+      <w:r>
+        <w:rPr>
+          <w:rFonts w:ascii="Consolas" w:hAnsi="Consolas"/>
+          <w:color w:val="ADBAC7"/>
+          <w:sz w:val="21"/>
+          <w:szCs w:val="21"/>
+          <w:lang w:val="en-US"/>
+        </w:rPr>
+        <w:t>1-&gt;DR;</w:t>
+      </w:r>
+    </w:p>
+    <w:p>
+      <w:pPr>
+        <w:shd w:val="clear" w:color="auto" w:fill="22272E"/>
+        <w:spacing w:line="285" w:lineRule="atLeast"/>
+        <w:rPr>
+          <w:rFonts w:ascii="Consolas" w:hAnsi="Consolas"/>
+          <w:color w:val="ADBAC7"/>
+          <w:sz w:val="21"/>
+          <w:szCs w:val="21"/>
+          <w:lang w:val="en-US"/>
+        </w:rPr>
+      </w:pPr>
+      <w:r>
+        <w:rPr>
+          <w:rFonts w:ascii="Consolas" w:hAnsi="Consolas"/>
+          <w:color w:val="ADBAC7"/>
+          <w:sz w:val="21"/>
+          <w:szCs w:val="21"/>
+          <w:lang w:val="en-US"/>
+        </w:rPr>
+        <w:t>}</w:t>
+      </w:r>
+    </w:p>
+    <w:p>
+      <w:pPr>
+        <w:shd w:val="clear" w:color="auto" w:fill="22272E"/>
+        <w:spacing w:line="285" w:lineRule="atLeast"/>
+        <w:rPr>
+          <w:rFonts w:ascii="Consolas" w:hAnsi="Consolas"/>
+          <w:color w:val="ADBAC7"/>
+          <w:sz w:val="21"/>
+          <w:szCs w:val="21"/>
+          <w:lang w:val="en-US"/>
+        </w:rPr>
+      </w:pPr>
+    </w:p>
+    <w:p>
+      <w:pPr>
+        <w:shd w:val="clear" w:color="auto" w:fill="22272E"/>
+        <w:spacing w:line="285" w:lineRule="atLeast"/>
+        <w:rPr>
+          <w:rFonts w:ascii="Consolas" w:hAnsi="Consolas"/>
+          <w:color w:val="ADBAC7"/>
+          <w:sz w:val="21"/>
+          <w:szCs w:val="21"/>
+          <w:lang w:val="en-US"/>
+        </w:rPr>
+      </w:pPr>
+      <w:r>
+        <w:rPr>
+          <w:rFonts w:ascii="Consolas" w:hAnsi="Consolas"/>
+          <w:color w:val="F47067"/>
+          <w:sz w:val="21"/>
+          <w:szCs w:val="21"/>
+          <w:lang w:val="en-US"/>
+        </w:rPr>
+        <w:t>int</w:t>
+      </w:r>
+      <w:r>
+        <w:rPr>
+          <w:rFonts w:ascii="Consolas" w:hAnsi="Consolas"/>
+          <w:color w:val="ADBAC7"/>
+          <w:sz w:val="21"/>
+          <w:szCs w:val="21"/>
+          <w:lang w:val="en-US"/>
+        </w:rPr>
+        <w:t xml:space="preserve"> </w:t>
+      </w:r>
+      <w:r>
+        <w:rPr>
+          <w:rFonts w:ascii="Consolas" w:hAnsi="Consolas"/>
+          <w:color w:val="DCBDFB"/>
+          <w:sz w:val="21"/>
+          <w:szCs w:val="21"/>
+          <w:lang w:val="en-US"/>
+        </w:rPr>
+        <w:t>main</w:t>
+      </w:r>
+      <w:r>
+        <w:rPr>
+          <w:rFonts w:ascii="Consolas" w:hAnsi="Consolas"/>
+          <w:color w:val="ADBAC7"/>
+          <w:sz w:val="21"/>
+          <w:szCs w:val="21"/>
+          <w:lang w:val="en-US"/>
+        </w:rPr>
+        <w:t>(</w:t>
+      </w:r>
+      <w:r>
+        <w:rPr>
+          <w:rFonts w:ascii="Consolas" w:hAnsi="Consolas"/>
+          <w:color w:val="F47067"/>
+          <w:sz w:val="21"/>
+          <w:szCs w:val="21"/>
+          <w:lang w:val="en-US"/>
+        </w:rPr>
+        <w:t>void</w:t>
+      </w:r>
+      <w:r>
+        <w:rPr>
+          <w:rFonts w:ascii="Consolas" w:hAnsi="Consolas"/>
+          <w:color w:val="ADBAC7"/>
+          <w:sz w:val="21"/>
+          <w:szCs w:val="21"/>
+          <w:lang w:val="en-US"/>
+        </w:rPr>
+        <w:t>)</w:t>
+      </w:r>
+    </w:p>
+    <w:p>
+      <w:pPr>
+        <w:shd w:val="clear" w:color="auto" w:fill="22272E"/>
+        <w:spacing w:line="285" w:lineRule="atLeast"/>
+        <w:rPr>
+          <w:rFonts w:ascii="Consolas" w:hAnsi="Consolas"/>
+          <w:color w:val="ADBAC7"/>
+          <w:sz w:val="21"/>
+          <w:szCs w:val="21"/>
+          <w:lang w:val="en-US"/>
+        </w:rPr>
+      </w:pPr>
+      <w:r>
+        <w:rPr>
+          <w:rFonts w:ascii="Consolas" w:hAnsi="Consolas"/>
+          <w:color w:val="ADBAC7"/>
+          <w:sz w:val="21"/>
+          <w:szCs w:val="21"/>
+          <w:lang w:val="en-US"/>
+        </w:rPr>
+        <w:t>{</w:t>
+      </w:r>
+    </w:p>
+    <w:p>
+      <w:pPr>
+        <w:shd w:val="clear" w:color="auto" w:fill="22272E"/>
+        <w:spacing w:line="285" w:lineRule="atLeast"/>
+        <w:rPr>
+          <w:rFonts w:ascii="Consolas" w:hAnsi="Consolas"/>
+          <w:color w:val="ADBAC7"/>
+          <w:sz w:val="21"/>
+          <w:szCs w:val="21"/>
+          <w:lang w:val="en-US"/>
+        </w:rPr>
+      </w:pPr>
+      <w:r>
+        <w:rPr>
+          <w:rFonts w:ascii="Consolas" w:hAnsi="Consolas"/>
+          <w:color w:val="ADBAC7"/>
+          <w:sz w:val="21"/>
+          <w:szCs w:val="21"/>
+          <w:lang w:val="en-US"/>
+        </w:rPr>
+        <w:t xml:space="preserve">    </w:t>
+      </w:r>
+      <w:proofErr w:type="spellStart"/>
+      <w:r>
+        <w:rPr>
+          <w:rFonts w:ascii="Consolas" w:hAnsi="Consolas"/>
+          <w:color w:val="F69D50"/>
+          <w:sz w:val="21"/>
+          <w:szCs w:val="21"/>
+          <w:lang w:val="en-US"/>
+        </w:rPr>
+        <w:t>ButtonFilter</w:t>
+      </w:r>
+      <w:proofErr w:type="spellEnd"/>
+      <w:r>
+        <w:rPr>
+          <w:rFonts w:ascii="Consolas" w:hAnsi="Consolas"/>
+          <w:color w:val="ADBAC7"/>
+          <w:sz w:val="21"/>
+          <w:szCs w:val="21"/>
+          <w:lang w:val="en-US"/>
+        </w:rPr>
+        <w:t xml:space="preserve"> filter </w:t>
+      </w:r>
+      <w:r>
+        <w:rPr>
+          <w:rFonts w:ascii="Consolas" w:hAnsi="Consolas"/>
+          <w:color w:val="F47067"/>
+          <w:sz w:val="21"/>
+          <w:szCs w:val="21"/>
+          <w:lang w:val="en-US"/>
+        </w:rPr>
+        <w:t>=</w:t>
+      </w:r>
+      <w:r>
+        <w:rPr>
+          <w:rFonts w:ascii="Consolas" w:hAnsi="Consolas"/>
+          <w:color w:val="ADBAC7"/>
+          <w:sz w:val="21"/>
+          <w:szCs w:val="21"/>
+          <w:lang w:val="en-US"/>
+        </w:rPr>
+        <w:t xml:space="preserve"> {</w:t>
+      </w:r>
+      <w:r>
+        <w:rPr>
+          <w:rFonts w:ascii="Consolas" w:hAnsi="Consolas"/>
+          <w:color w:val="6CB6FF"/>
+          <w:sz w:val="21"/>
+          <w:szCs w:val="21"/>
+          <w:lang w:val="en-US"/>
+        </w:rPr>
+        <w:t>0</w:t>
+      </w:r>
+      <w:r>
+        <w:rPr>
+          <w:rFonts w:ascii="Consolas" w:hAnsi="Consolas"/>
+          <w:color w:val="ADBAC7"/>
+          <w:sz w:val="21"/>
+          <w:szCs w:val="21"/>
+          <w:lang w:val="en-US"/>
+        </w:rPr>
+        <w:t xml:space="preserve">, </w:t>
+      </w:r>
+      <w:r>
+        <w:rPr>
+          <w:rFonts w:ascii="Consolas" w:hAnsi="Consolas"/>
+          <w:color w:val="6CB6FF"/>
+          <w:sz w:val="21"/>
+          <w:szCs w:val="21"/>
+          <w:lang w:val="en-US"/>
+        </w:rPr>
+        <w:t>0</w:t>
+      </w:r>
+      <w:r>
+        <w:rPr>
+          <w:rFonts w:ascii="Consolas" w:hAnsi="Consolas"/>
+          <w:color w:val="ADBAC7"/>
+          <w:sz w:val="21"/>
+          <w:szCs w:val="21"/>
+          <w:lang w:val="en-US"/>
+        </w:rPr>
+        <w:t>};</w:t>
+      </w:r>
+    </w:p>
+    <w:p>
+      <w:pPr>
+        <w:shd w:val="clear" w:color="auto" w:fill="22272E"/>
+        <w:spacing w:line="285" w:lineRule="atLeast"/>
+        <w:rPr>
+          <w:rFonts w:ascii="Consolas" w:hAnsi="Consolas"/>
+          <w:color w:val="ADBAC7"/>
+          <w:sz w:val="21"/>
+          <w:szCs w:val="21"/>
+          <w:lang w:val="en-US"/>
+        </w:rPr>
+      </w:pPr>
+      <w:r>
+        <w:rPr>
+          <w:rFonts w:ascii="Consolas" w:hAnsi="Consolas"/>
+          <w:color w:val="ADBAC7"/>
+          <w:sz w:val="21"/>
+          <w:szCs w:val="21"/>
+          <w:lang w:val="en-US"/>
+        </w:rPr>
+        <w:t xml:space="preserve">    </w:t>
+      </w:r>
+      <w:proofErr w:type="spellStart"/>
+      <w:r>
+        <w:rPr>
+          <w:rFonts w:ascii="Consolas" w:hAnsi="Consolas"/>
+          <w:color w:val="DCBDFB"/>
+          <w:sz w:val="21"/>
+          <w:szCs w:val="21"/>
+          <w:lang w:val="en-US"/>
+        </w:rPr>
+        <w:t>clock_</w:t>
+      </w:r>
+      <w:proofErr w:type="gramStart"/>
+      <w:r>
+        <w:rPr>
+          <w:rFonts w:ascii="Consolas" w:hAnsi="Consolas"/>
+          <w:color w:val="DCBDFB"/>
+          <w:sz w:val="21"/>
+          <w:szCs w:val="21"/>
+          <w:lang w:val="en-US"/>
+        </w:rPr>
+        <w:t>init</w:t>
+      </w:r>
+      <w:proofErr w:type="spellEnd"/>
+      <w:r>
+        <w:rPr>
+          <w:rFonts w:ascii="Consolas" w:hAnsi="Consolas"/>
+          <w:color w:val="ADBAC7"/>
+          <w:sz w:val="21"/>
+          <w:szCs w:val="21"/>
+          <w:lang w:val="en-US"/>
+        </w:rPr>
+        <w:t>(</w:t>
+      </w:r>
+      <w:proofErr w:type="gramEnd"/>
+      <w:r>
+        <w:rPr>
+          <w:rFonts w:ascii="Consolas" w:hAnsi="Consolas"/>
+          <w:color w:val="ADBAC7"/>
+          <w:sz w:val="21"/>
+          <w:szCs w:val="21"/>
+          <w:lang w:val="en-US"/>
+        </w:rPr>
+        <w:t>);</w:t>
+      </w:r>
+    </w:p>
+    <w:p>
+      <w:pPr>
+        <w:shd w:val="clear" w:color="auto" w:fill="22272E"/>
+        <w:spacing w:line="285" w:lineRule="atLeast"/>
+        <w:rPr>
+          <w:rFonts w:ascii="Consolas" w:hAnsi="Consolas"/>
+          <w:color w:val="ADBAC7"/>
+          <w:sz w:val="21"/>
+          <w:szCs w:val="21"/>
+          <w:lang w:val="en-US"/>
+        </w:rPr>
+      </w:pPr>
+      <w:r>
+        <w:rPr>
+          <w:rFonts w:ascii="Consolas" w:hAnsi="Consolas"/>
+          <w:color w:val="ADBAC7"/>
+          <w:sz w:val="21"/>
+          <w:szCs w:val="21"/>
+          <w:lang w:val="en-US"/>
+        </w:rPr>
+        <w:t xml:space="preserve">    </w:t>
+      </w:r>
+      <w:proofErr w:type="spellStart"/>
+      <w:r>
+        <w:rPr>
+          <w:rFonts w:ascii="Consolas" w:hAnsi="Consolas"/>
+          <w:color w:val="DCBDFB"/>
+          <w:sz w:val="21"/>
+          <w:szCs w:val="21"/>
+          <w:lang w:val="en-US"/>
+        </w:rPr>
+        <w:t>gpio_pwm_</w:t>
+      </w:r>
+      <w:proofErr w:type="gramStart"/>
+      <w:r>
+        <w:rPr>
+          <w:rFonts w:ascii="Consolas" w:hAnsi="Consolas"/>
+          <w:color w:val="DCBDFB"/>
+          <w:sz w:val="21"/>
+          <w:szCs w:val="21"/>
+          <w:lang w:val="en-US"/>
+        </w:rPr>
+        <w:t>init</w:t>
+      </w:r>
+      <w:proofErr w:type="spellEnd"/>
+      <w:r>
+        <w:rPr>
+          <w:rFonts w:ascii="Consolas" w:hAnsi="Consolas"/>
+          <w:color w:val="ADBAC7"/>
+          <w:sz w:val="21"/>
+          <w:szCs w:val="21"/>
+          <w:lang w:val="en-US"/>
+        </w:rPr>
+        <w:t>(</w:t>
+      </w:r>
+      <w:proofErr w:type="gramEnd"/>
+      <w:r>
+        <w:rPr>
+          <w:rFonts w:ascii="Consolas" w:hAnsi="Consolas"/>
+          <w:color w:val="ADBAC7"/>
+          <w:sz w:val="21"/>
+          <w:szCs w:val="21"/>
+          <w:lang w:val="en-US"/>
+        </w:rPr>
+        <w:t>);</w:t>
+      </w:r>
+    </w:p>
+    <w:p>
+      <w:pPr>
+        <w:shd w:val="clear" w:color="auto" w:fill="22272E"/>
+        <w:spacing w:line="285" w:lineRule="atLeast"/>
+        <w:rPr>
+          <w:rFonts w:ascii="Consolas" w:hAnsi="Consolas"/>
+          <w:color w:val="ADBAC7"/>
+          <w:sz w:val="21"/>
+          <w:szCs w:val="21"/>
+          <w:lang w:val="en-US"/>
+        </w:rPr>
+      </w:pPr>
+      <w:r>
+        <w:rPr>
+          <w:rFonts w:ascii="Consolas" w:hAnsi="Consolas"/>
+          <w:color w:val="ADBAC7"/>
+          <w:sz w:val="21"/>
+          <w:szCs w:val="21"/>
+          <w:lang w:val="en-US"/>
+        </w:rPr>
+        <w:t xml:space="preserve">    </w:t>
+      </w:r>
+      <w:proofErr w:type="spellStart"/>
+      <w:r>
+        <w:rPr>
+          <w:rFonts w:ascii="Consolas" w:hAnsi="Consolas"/>
+          <w:color w:val="DCBDFB"/>
+          <w:sz w:val="21"/>
+          <w:szCs w:val="21"/>
+          <w:lang w:val="en-US"/>
+        </w:rPr>
+        <w:t>adc_</w:t>
+      </w:r>
+      <w:proofErr w:type="gramStart"/>
+      <w:r>
+        <w:rPr>
+          <w:rFonts w:ascii="Consolas" w:hAnsi="Consolas"/>
+          <w:color w:val="DCBDFB"/>
+          <w:sz w:val="21"/>
+          <w:szCs w:val="21"/>
+          <w:lang w:val="en-US"/>
+        </w:rPr>
+        <w:t>init</w:t>
+      </w:r>
+      <w:proofErr w:type="spellEnd"/>
+      <w:r>
+        <w:rPr>
+          <w:rFonts w:ascii="Consolas" w:hAnsi="Consolas"/>
+          <w:color w:val="ADBAC7"/>
+          <w:sz w:val="21"/>
+          <w:szCs w:val="21"/>
+          <w:lang w:val="en-US"/>
+        </w:rPr>
+        <w:t>(</w:t>
+      </w:r>
+      <w:proofErr w:type="gramEnd"/>
+      <w:r>
+        <w:rPr>
+          <w:rFonts w:ascii="Consolas" w:hAnsi="Consolas"/>
+          <w:color w:val="ADBAC7"/>
+          <w:sz w:val="21"/>
+          <w:szCs w:val="21"/>
+          <w:lang w:val="en-US"/>
+        </w:rPr>
+        <w:t>);</w:t>
+      </w:r>
+    </w:p>
+    <w:p>
+      <w:pPr>
+        <w:shd w:val="clear" w:color="auto" w:fill="22272E"/>
+        <w:spacing w:line="285" w:lineRule="atLeast"/>
+        <w:rPr>
+          <w:rFonts w:ascii="Consolas" w:hAnsi="Consolas"/>
+          <w:color w:val="ADBAC7"/>
+          <w:sz w:val="21"/>
+          <w:szCs w:val="21"/>
+          <w:lang w:val="en-US"/>
+        </w:rPr>
+      </w:pPr>
+      <w:r>
+        <w:rPr>
+          <w:rFonts w:ascii="Consolas" w:hAnsi="Consolas"/>
+          <w:color w:val="ADBAC7"/>
+          <w:sz w:val="21"/>
+          <w:szCs w:val="21"/>
+          <w:lang w:val="en-US"/>
+        </w:rPr>
+        <w:t xml:space="preserve">    </w:t>
+      </w:r>
+      <w:r>
+        <w:rPr>
+          <w:rFonts w:ascii="Consolas" w:hAnsi="Consolas"/>
+          <w:color w:val="F47067"/>
+          <w:sz w:val="21"/>
+          <w:szCs w:val="21"/>
+          <w:lang w:val="en-US"/>
+        </w:rPr>
+        <w:t>for</w:t>
+      </w:r>
+      <w:r>
+        <w:rPr>
+          <w:rFonts w:ascii="Consolas" w:hAnsi="Consolas"/>
+          <w:color w:val="ADBAC7"/>
+          <w:sz w:val="21"/>
+          <w:szCs w:val="21"/>
+          <w:lang w:val="en-US"/>
+        </w:rPr>
+        <w:t xml:space="preserve"> </w:t>
+      </w:r>
+      <w:proofErr w:type="gramStart"/>
+      <w:r>
+        <w:rPr>
+          <w:rFonts w:ascii="Consolas" w:hAnsi="Consolas"/>
+          <w:color w:val="ADBAC7"/>
+          <w:sz w:val="21"/>
+          <w:szCs w:val="21"/>
+          <w:lang w:val="en-US"/>
+        </w:rPr>
+        <w:t>(;;)</w:t>
+      </w:r>
+      <w:proofErr w:type="gramEnd"/>
+      <w:r>
+        <w:rPr>
+          <w:rFonts w:ascii="Consolas" w:hAnsi="Consolas"/>
+          <w:color w:val="ADBAC7"/>
+          <w:sz w:val="21"/>
+          <w:szCs w:val="21"/>
+          <w:lang w:val="en-US"/>
+        </w:rPr>
+        <w:t xml:space="preserve"> {</w:t>
+      </w:r>
+    </w:p>
+    <w:p>
+      <w:pPr>
+        <w:shd w:val="clear" w:color="auto" w:fill="22272E"/>
+        <w:spacing w:line="285" w:lineRule="atLeast"/>
+        <w:rPr>
+          <w:rFonts w:ascii="Consolas" w:hAnsi="Consolas"/>
+          <w:color w:val="ADBAC7"/>
+          <w:sz w:val="21"/>
+          <w:szCs w:val="21"/>
+          <w:lang w:val="en-US"/>
+        </w:rPr>
+      </w:pPr>
+      <w:r>
+        <w:rPr>
+          <w:rFonts w:ascii="Consolas" w:hAnsi="Consolas"/>
+          <w:color w:val="ADBAC7"/>
+          <w:sz w:val="21"/>
+          <w:szCs w:val="21"/>
+          <w:lang w:val="en-US"/>
+        </w:rPr>
+        <w:t xml:space="preserve">        </w:t>
+      </w:r>
+      <w:r>
+        <w:rPr>
+          <w:rFonts w:ascii="Consolas" w:hAnsi="Consolas"/>
+          <w:color w:val="DCBDFB"/>
+          <w:sz w:val="21"/>
+          <w:szCs w:val="21"/>
+          <w:lang w:val="en-US"/>
+        </w:rPr>
+        <w:t>wait_1</w:t>
+      </w:r>
+      <w:proofErr w:type="gramStart"/>
+      <w:r>
+        <w:rPr>
+          <w:rFonts w:ascii="Consolas" w:hAnsi="Consolas"/>
+          <w:color w:val="DCBDFB"/>
+          <w:sz w:val="21"/>
+          <w:szCs w:val="21"/>
+          <w:lang w:val="en-US"/>
+        </w:rPr>
+        <w:t>ms</w:t>
+      </w:r>
+      <w:r>
+        <w:rPr>
+          <w:rFonts w:ascii="Consolas" w:hAnsi="Consolas"/>
+          <w:color w:val="ADBAC7"/>
+          <w:sz w:val="21"/>
+          <w:szCs w:val="21"/>
+          <w:lang w:val="en-US"/>
+        </w:rPr>
+        <w:t>(</w:t>
+      </w:r>
+      <w:proofErr w:type="gramEnd"/>
+      <w:r>
+        <w:rPr>
+          <w:rFonts w:ascii="Consolas" w:hAnsi="Consolas"/>
+          <w:color w:val="ADBAC7"/>
+          <w:sz w:val="21"/>
+          <w:szCs w:val="21"/>
+          <w:lang w:val="en-US"/>
+        </w:rPr>
+        <w:t>);</w:t>
+      </w:r>
+    </w:p>
+    <w:p>
+      <w:pPr>
+        <w:shd w:val="clear" w:color="auto" w:fill="22272E"/>
+        <w:spacing w:line="285" w:lineRule="atLeast"/>
+        <w:rPr>
+          <w:rFonts w:ascii="Consolas" w:hAnsi="Consolas"/>
+          <w:color w:val="ADBAC7"/>
+          <w:sz w:val="21"/>
+          <w:szCs w:val="21"/>
+          <w:lang w:val="en-US"/>
+        </w:rPr>
+      </w:pPr>
+      <w:r>
+        <w:rPr>
+          <w:rFonts w:ascii="Consolas" w:hAnsi="Consolas"/>
+          <w:color w:val="ADBAC7"/>
+          <w:sz w:val="21"/>
+          <w:szCs w:val="21"/>
+          <w:lang w:val="en-US"/>
+        </w:rPr>
+        <w:t xml:space="preserve">        </w:t>
+      </w:r>
+      <w:proofErr w:type="spellStart"/>
+      <w:r>
+        <w:rPr>
+          <w:rFonts w:ascii="Consolas" w:hAnsi="Consolas"/>
+          <w:color w:val="ADBAC7"/>
+          <w:sz w:val="21"/>
+          <w:szCs w:val="21"/>
+          <w:lang w:val="en-US"/>
+        </w:rPr>
+        <w:t>button_pressed</w:t>
+      </w:r>
+      <w:proofErr w:type="spellEnd"/>
+      <w:r>
+        <w:rPr>
+          <w:rFonts w:ascii="Consolas" w:hAnsi="Consolas"/>
+          <w:color w:val="ADBAC7"/>
+          <w:sz w:val="21"/>
+          <w:szCs w:val="21"/>
+          <w:lang w:val="en-US"/>
+        </w:rPr>
+        <w:t xml:space="preserve"> </w:t>
+      </w:r>
+      <w:r>
+        <w:rPr>
+          <w:rFonts w:ascii="Consolas" w:hAnsi="Consolas"/>
+          <w:color w:val="F47067"/>
+          <w:sz w:val="21"/>
+          <w:szCs w:val="21"/>
+          <w:lang w:val="en-US"/>
+        </w:rPr>
+        <w:t>=</w:t>
+      </w:r>
+      <w:r>
+        <w:rPr>
+          <w:rFonts w:ascii="Consolas" w:hAnsi="Consolas"/>
+          <w:color w:val="ADBAC7"/>
+          <w:sz w:val="21"/>
+          <w:szCs w:val="21"/>
+          <w:lang w:val="en-US"/>
+        </w:rPr>
+        <w:t xml:space="preserve"> </w:t>
+      </w:r>
+      <w:proofErr w:type="spellStart"/>
+      <w:r>
+        <w:rPr>
+          <w:rFonts w:ascii="Consolas" w:hAnsi="Consolas"/>
+          <w:color w:val="DCBDFB"/>
+          <w:sz w:val="21"/>
+          <w:szCs w:val="21"/>
+          <w:lang w:val="en-US"/>
+        </w:rPr>
+        <w:t>button_</w:t>
+      </w:r>
+      <w:proofErr w:type="gramStart"/>
+      <w:r>
+        <w:rPr>
+          <w:rFonts w:ascii="Consolas" w:hAnsi="Consolas"/>
+          <w:color w:val="DCBDFB"/>
+          <w:sz w:val="21"/>
+          <w:szCs w:val="21"/>
+          <w:lang w:val="en-US"/>
+        </w:rPr>
+        <w:t>update</w:t>
+      </w:r>
+      <w:proofErr w:type="spellEnd"/>
+      <w:r>
+        <w:rPr>
+          <w:rFonts w:ascii="Consolas" w:hAnsi="Consolas"/>
+          <w:color w:val="ADBAC7"/>
+          <w:sz w:val="21"/>
+          <w:szCs w:val="21"/>
+          <w:lang w:val="en-US"/>
+        </w:rPr>
+        <w:t>(</w:t>
+      </w:r>
+      <w:proofErr w:type="gramEnd"/>
+      <w:r>
+        <w:rPr>
+          <w:rFonts w:ascii="Consolas" w:hAnsi="Consolas"/>
+          <w:color w:val="F47067"/>
+          <w:sz w:val="21"/>
+          <w:szCs w:val="21"/>
+          <w:lang w:val="en-US"/>
+        </w:rPr>
+        <w:t>&amp;</w:t>
+      </w:r>
+      <w:r>
+        <w:rPr>
+          <w:rFonts w:ascii="Consolas" w:hAnsi="Consolas"/>
+          <w:color w:val="ADBAC7"/>
+          <w:sz w:val="21"/>
+          <w:szCs w:val="21"/>
+          <w:lang w:val="en-US"/>
+        </w:rPr>
+        <w:t>filter,</w:t>
+      </w:r>
+    </w:p>
+    <w:p>
+      <w:pPr>
+        <w:shd w:val="clear" w:color="auto" w:fill="22272E"/>
+        <w:spacing w:line="285" w:lineRule="atLeast"/>
+        <w:rPr>
+          <w:rFonts w:ascii="Consolas" w:hAnsi="Consolas"/>
+          <w:color w:val="ADBAC7"/>
+          <w:sz w:val="21"/>
+          <w:szCs w:val="21"/>
+          <w:lang w:val="en-US"/>
+        </w:rPr>
+      </w:pPr>
+      <w:r>
+        <w:rPr>
+          <w:rFonts w:ascii="Consolas" w:hAnsi="Consolas"/>
+          <w:color w:val="ADBAC7"/>
+          <w:sz w:val="21"/>
+          <w:szCs w:val="21"/>
+          <w:lang w:val="en-US"/>
+        </w:rPr>
+        <w:t>            (</w:t>
+      </w:r>
+      <w:r>
+        <w:rPr>
+          <w:rFonts w:ascii="Consolas" w:hAnsi="Consolas"/>
+          <w:color w:val="F47067"/>
+          <w:sz w:val="21"/>
+          <w:szCs w:val="21"/>
+          <w:lang w:val="en-US"/>
+        </w:rPr>
+        <w:t>unsigned</w:t>
+      </w:r>
+      <w:r>
+        <w:rPr>
+          <w:rFonts w:ascii="Consolas" w:hAnsi="Consolas"/>
+          <w:color w:val="ADBAC7"/>
+          <w:sz w:val="21"/>
+          <w:szCs w:val="21"/>
+          <w:lang w:val="en-US"/>
+        </w:rPr>
+        <w:t xml:space="preserve"> </w:t>
+      </w:r>
+      <w:proofErr w:type="gramStart"/>
+      <w:r>
+        <w:rPr>
+          <w:rFonts w:ascii="Consolas" w:hAnsi="Consolas"/>
+          <w:color w:val="F47067"/>
+          <w:sz w:val="21"/>
+          <w:szCs w:val="21"/>
+          <w:lang w:val="en-US"/>
+        </w:rPr>
+        <w:t>char</w:t>
+      </w:r>
+      <w:r>
+        <w:rPr>
+          <w:rFonts w:ascii="Consolas" w:hAnsi="Consolas"/>
+          <w:color w:val="ADBAC7"/>
+          <w:sz w:val="21"/>
+          <w:szCs w:val="21"/>
+          <w:lang w:val="en-US"/>
+        </w:rPr>
+        <w:t>)(</w:t>
+      </w:r>
+      <w:proofErr w:type="gramEnd"/>
+      <w:r>
+        <w:rPr>
+          <w:rFonts w:ascii="Consolas" w:hAnsi="Consolas"/>
+          <w:color w:val="ADBAC7"/>
+          <w:sz w:val="21"/>
+          <w:szCs w:val="21"/>
+          <w:lang w:val="en-US"/>
+        </w:rPr>
+        <w:t xml:space="preserve">(GPIOA-&gt;IDR </w:t>
+      </w:r>
+      <w:r>
+        <w:rPr>
+          <w:rFonts w:ascii="Consolas" w:hAnsi="Consolas"/>
+          <w:color w:val="F47067"/>
+          <w:sz w:val="21"/>
+          <w:szCs w:val="21"/>
+          <w:lang w:val="en-US"/>
+        </w:rPr>
+        <w:t>&amp;</w:t>
+      </w:r>
+      <w:r>
+        <w:rPr>
+          <w:rFonts w:ascii="Consolas" w:hAnsi="Consolas"/>
+          <w:color w:val="ADBAC7"/>
+          <w:sz w:val="21"/>
+          <w:szCs w:val="21"/>
+          <w:lang w:val="en-US"/>
+        </w:rPr>
+        <w:t xml:space="preserve"> (</w:t>
+      </w:r>
+      <w:r>
+        <w:rPr>
+          <w:rFonts w:ascii="Consolas" w:hAnsi="Consolas"/>
+          <w:color w:val="6CB6FF"/>
+          <w:sz w:val="21"/>
+          <w:szCs w:val="21"/>
+          <w:lang w:val="en-US"/>
+        </w:rPr>
+        <w:t>1</w:t>
+      </w:r>
+      <w:r>
+        <w:rPr>
+          <w:rFonts w:ascii="Consolas" w:hAnsi="Consolas"/>
+          <w:color w:val="F47067"/>
+          <w:sz w:val="21"/>
+          <w:szCs w:val="21"/>
+          <w:lang w:val="en-US"/>
+        </w:rPr>
+        <w:t>UL</w:t>
+      </w:r>
+      <w:r>
+        <w:rPr>
+          <w:rFonts w:ascii="Consolas" w:hAnsi="Consolas"/>
+          <w:color w:val="ADBAC7"/>
+          <w:sz w:val="21"/>
+          <w:szCs w:val="21"/>
+          <w:lang w:val="en-US"/>
+        </w:rPr>
+        <w:t xml:space="preserve"> </w:t>
+      </w:r>
+      <w:r>
+        <w:rPr>
+          <w:rFonts w:ascii="Consolas" w:hAnsi="Consolas"/>
+          <w:color w:val="F47067"/>
+          <w:sz w:val="21"/>
+          <w:szCs w:val="21"/>
+          <w:lang w:val="en-US"/>
+        </w:rPr>
+        <w:t>&lt;&lt;</w:t>
+      </w:r>
+      <w:r>
+        <w:rPr>
+          <w:rFonts w:ascii="Consolas" w:hAnsi="Consolas"/>
+          <w:color w:val="ADBAC7"/>
+          <w:sz w:val="21"/>
+          <w:szCs w:val="21"/>
+          <w:lang w:val="en-US"/>
+        </w:rPr>
+        <w:t xml:space="preserve"> </w:t>
+      </w:r>
+      <w:r>
+        <w:rPr>
+          <w:rFonts w:ascii="Consolas" w:hAnsi="Consolas"/>
+          <w:color w:val="6CB6FF"/>
+          <w:sz w:val="21"/>
+          <w:szCs w:val="21"/>
+          <w:lang w:val="en-US"/>
+        </w:rPr>
+        <w:t>1</w:t>
+      </w:r>
+      <w:r>
+        <w:rPr>
+          <w:rFonts w:ascii="Consolas" w:hAnsi="Consolas"/>
+          <w:color w:val="ADBAC7"/>
+          <w:sz w:val="21"/>
+          <w:szCs w:val="21"/>
+          <w:lang w:val="en-US"/>
+        </w:rPr>
+        <w:t xml:space="preserve">)) </w:t>
+      </w:r>
+      <w:r>
+        <w:rPr>
+          <w:rFonts w:ascii="Consolas" w:hAnsi="Consolas"/>
+          <w:color w:val="F47067"/>
+          <w:sz w:val="21"/>
+          <w:szCs w:val="21"/>
+          <w:lang w:val="en-US"/>
+        </w:rPr>
+        <w:t>==</w:t>
+      </w:r>
+      <w:r>
+        <w:rPr>
+          <w:rFonts w:ascii="Consolas" w:hAnsi="Consolas"/>
+          <w:color w:val="ADBAC7"/>
+          <w:sz w:val="21"/>
+          <w:szCs w:val="21"/>
+          <w:lang w:val="en-US"/>
+        </w:rPr>
+        <w:t xml:space="preserve"> </w:t>
+      </w:r>
+      <w:r>
+        <w:rPr>
+          <w:rFonts w:ascii="Consolas" w:hAnsi="Consolas"/>
+          <w:color w:val="6CB6FF"/>
+          <w:sz w:val="21"/>
+          <w:szCs w:val="21"/>
+          <w:lang w:val="en-US"/>
+        </w:rPr>
+        <w:t>0</w:t>
+      </w:r>
+      <w:r>
+        <w:rPr>
+          <w:rFonts w:ascii="Consolas" w:hAnsi="Consolas"/>
+          <w:color w:val="ADBAC7"/>
+          <w:sz w:val="21"/>
+          <w:szCs w:val="21"/>
+          <w:lang w:val="en-US"/>
+        </w:rPr>
+        <w:t>));</w:t>
+      </w:r>
+    </w:p>
+    <w:p>
+      <w:pPr>
+        <w:shd w:val="clear" w:color="auto" w:fill="22272E"/>
+        <w:spacing w:line="285" w:lineRule="atLeast"/>
+        <w:rPr>
+          <w:rFonts w:ascii="Consolas" w:hAnsi="Consolas"/>
+          <w:color w:val="ADBAC7"/>
+          <w:sz w:val="21"/>
+          <w:szCs w:val="21"/>
+          <w:lang w:val="en-US"/>
+        </w:rPr>
+      </w:pPr>
+      <w:r>
+        <w:rPr>
+          <w:rFonts w:ascii="Consolas" w:hAnsi="Consolas"/>
+          <w:color w:val="ADBAC7"/>
+          <w:sz w:val="21"/>
+          <w:szCs w:val="21"/>
+          <w:lang w:val="en-US"/>
+        </w:rPr>
+        <w:t xml:space="preserve">        </w:t>
+      </w:r>
+      <w:proofErr w:type="spellStart"/>
+      <w:r>
+        <w:rPr>
+          <w:rFonts w:ascii="Consolas" w:hAnsi="Consolas"/>
+          <w:color w:val="ADBAC7"/>
+          <w:sz w:val="21"/>
+          <w:szCs w:val="21"/>
+          <w:lang w:val="en-US"/>
+        </w:rPr>
+        <w:t>adc_value</w:t>
+      </w:r>
+      <w:proofErr w:type="spellEnd"/>
+      <w:r>
+        <w:rPr>
+          <w:rFonts w:ascii="Consolas" w:hAnsi="Consolas"/>
+          <w:color w:val="ADBAC7"/>
+          <w:sz w:val="21"/>
+          <w:szCs w:val="21"/>
+          <w:lang w:val="en-US"/>
+        </w:rPr>
+        <w:t xml:space="preserve"> </w:t>
+      </w:r>
+      <w:r>
+        <w:rPr>
+          <w:rFonts w:ascii="Consolas" w:hAnsi="Consolas"/>
+          <w:color w:val="F47067"/>
+          <w:sz w:val="21"/>
+          <w:szCs w:val="21"/>
+          <w:lang w:val="en-US"/>
+        </w:rPr>
+        <w:t>=</w:t>
+      </w:r>
+      <w:r>
+        <w:rPr>
+          <w:rFonts w:ascii="Consolas" w:hAnsi="Consolas"/>
+          <w:color w:val="ADBAC7"/>
+          <w:sz w:val="21"/>
+          <w:szCs w:val="21"/>
+          <w:lang w:val="en-US"/>
+        </w:rPr>
+        <w:t xml:space="preserve"> </w:t>
+      </w:r>
+      <w:proofErr w:type="spellStart"/>
+      <w:r>
+        <w:rPr>
+          <w:rFonts w:ascii="Consolas" w:hAnsi="Consolas"/>
+          <w:color w:val="DCBDFB"/>
+          <w:sz w:val="21"/>
+          <w:szCs w:val="21"/>
+          <w:lang w:val="en-US"/>
+        </w:rPr>
+        <w:t>adc_</w:t>
+      </w:r>
+      <w:proofErr w:type="gramStart"/>
+      <w:r>
+        <w:rPr>
+          <w:rFonts w:ascii="Consolas" w:hAnsi="Consolas"/>
+          <w:color w:val="DCBDFB"/>
+          <w:sz w:val="21"/>
+          <w:szCs w:val="21"/>
+          <w:lang w:val="en-US"/>
+        </w:rPr>
+        <w:t>read</w:t>
+      </w:r>
+      <w:proofErr w:type="spellEnd"/>
+      <w:r>
+        <w:rPr>
+          <w:rFonts w:ascii="Consolas" w:hAnsi="Consolas"/>
+          <w:color w:val="ADBAC7"/>
+          <w:sz w:val="21"/>
+          <w:szCs w:val="21"/>
+          <w:lang w:val="en-US"/>
+        </w:rPr>
+        <w:t>(</w:t>
+      </w:r>
+      <w:proofErr w:type="gramEnd"/>
+      <w:r>
+        <w:rPr>
+          <w:rFonts w:ascii="Consolas" w:hAnsi="Consolas"/>
+          <w:color w:val="ADBAC7"/>
+          <w:sz w:val="21"/>
+          <w:szCs w:val="21"/>
+          <w:lang w:val="en-US"/>
+        </w:rPr>
+        <w:t>);</w:t>
+      </w:r>
+    </w:p>
+    <w:p>
+      <w:pPr>
+        <w:shd w:val="clear" w:color="auto" w:fill="22272E"/>
+        <w:spacing w:line="285" w:lineRule="atLeast"/>
+        <w:rPr>
+          <w:rFonts w:ascii="Consolas" w:hAnsi="Consolas"/>
+          <w:color w:val="ADBAC7"/>
+          <w:sz w:val="21"/>
+          <w:szCs w:val="21"/>
+          <w:lang w:val="en-US"/>
+        </w:rPr>
+      </w:pPr>
+      <w:r>
+        <w:rPr>
+          <w:rFonts w:ascii="Consolas" w:hAnsi="Consolas"/>
+          <w:color w:val="ADBAC7"/>
+          <w:sz w:val="21"/>
+          <w:szCs w:val="21"/>
+          <w:lang w:val="en-US"/>
+        </w:rPr>
+        <w:t xml:space="preserve">        </w:t>
+      </w:r>
+      <w:proofErr w:type="spellStart"/>
+      <w:r>
+        <w:rPr>
+          <w:rFonts w:ascii="Consolas" w:hAnsi="Consolas"/>
+          <w:color w:val="ADBAC7"/>
+          <w:sz w:val="21"/>
+          <w:szCs w:val="21"/>
+          <w:lang w:val="en-US"/>
+        </w:rPr>
+        <w:t>pwm_value</w:t>
+      </w:r>
+      <w:proofErr w:type="spellEnd"/>
+      <w:r>
+        <w:rPr>
+          <w:rFonts w:ascii="Consolas" w:hAnsi="Consolas"/>
+          <w:color w:val="ADBAC7"/>
+          <w:sz w:val="21"/>
+          <w:szCs w:val="21"/>
+          <w:lang w:val="en-US"/>
+        </w:rPr>
+        <w:t xml:space="preserve"> </w:t>
+      </w:r>
+      <w:r>
+        <w:rPr>
+          <w:rFonts w:ascii="Consolas" w:hAnsi="Consolas"/>
+          <w:color w:val="F47067"/>
+          <w:sz w:val="21"/>
+          <w:szCs w:val="21"/>
+          <w:lang w:val="en-US"/>
+        </w:rPr>
+        <w:t>=</w:t>
+      </w:r>
+      <w:r>
+        <w:rPr>
+          <w:rFonts w:ascii="Consolas" w:hAnsi="Consolas"/>
+          <w:color w:val="ADBAC7"/>
+          <w:sz w:val="21"/>
+          <w:szCs w:val="21"/>
+          <w:lang w:val="en-US"/>
+        </w:rPr>
+        <w:t xml:space="preserve"> </w:t>
+      </w:r>
+      <w:proofErr w:type="spellStart"/>
+      <w:r>
+        <w:rPr>
+          <w:rFonts w:ascii="Consolas" w:hAnsi="Consolas"/>
+          <w:color w:val="DCBDFB"/>
+          <w:sz w:val="21"/>
+          <w:szCs w:val="21"/>
+          <w:lang w:val="en-US"/>
+        </w:rPr>
+        <w:t>led_</w:t>
+      </w:r>
+      <w:proofErr w:type="gramStart"/>
+      <w:r>
+        <w:rPr>
+          <w:rFonts w:ascii="Consolas" w:hAnsi="Consolas"/>
+          <w:color w:val="DCBDFB"/>
+          <w:sz w:val="21"/>
+          <w:szCs w:val="21"/>
+          <w:lang w:val="en-US"/>
+        </w:rPr>
+        <w:t>duty</w:t>
+      </w:r>
+      <w:proofErr w:type="spellEnd"/>
+      <w:r>
+        <w:rPr>
+          <w:rFonts w:ascii="Consolas" w:hAnsi="Consolas"/>
+          <w:color w:val="ADBAC7"/>
+          <w:sz w:val="21"/>
+          <w:szCs w:val="21"/>
+          <w:lang w:val="en-US"/>
+        </w:rPr>
+        <w:t>(</w:t>
+      </w:r>
+      <w:proofErr w:type="spellStart"/>
+      <w:proofErr w:type="gramEnd"/>
+      <w:r>
+        <w:rPr>
+          <w:rFonts w:ascii="Consolas" w:hAnsi="Consolas"/>
+          <w:color w:val="ADBAC7"/>
+          <w:sz w:val="21"/>
+          <w:szCs w:val="21"/>
+          <w:lang w:val="en-US"/>
+        </w:rPr>
+        <w:t>adc_value</w:t>
+      </w:r>
+      <w:proofErr w:type="spellEnd"/>
+      <w:r>
+        <w:rPr>
+          <w:rFonts w:ascii="Consolas" w:hAnsi="Consolas"/>
+          <w:color w:val="ADBAC7"/>
+          <w:sz w:val="21"/>
+          <w:szCs w:val="21"/>
+          <w:lang w:val="en-US"/>
+        </w:rPr>
+        <w:t xml:space="preserve">, </w:t>
+      </w:r>
+      <w:proofErr w:type="spellStart"/>
+      <w:r>
+        <w:rPr>
+          <w:rFonts w:ascii="Consolas" w:hAnsi="Consolas"/>
+          <w:color w:val="ADBAC7"/>
+          <w:sz w:val="21"/>
+          <w:szCs w:val="21"/>
+          <w:lang w:val="en-US"/>
+        </w:rPr>
+        <w:t>button_pressed</w:t>
+      </w:r>
+      <w:proofErr w:type="spellEnd"/>
+      <w:r>
+        <w:rPr>
+          <w:rFonts w:ascii="Consolas" w:hAnsi="Consolas"/>
+          <w:color w:val="ADBAC7"/>
+          <w:sz w:val="21"/>
+          <w:szCs w:val="21"/>
+          <w:lang w:val="en-US"/>
+        </w:rPr>
+        <w:t>);</w:t>
+      </w:r>
+    </w:p>
+    <w:p>
+      <w:pPr>
+        <w:shd w:val="clear" w:color="auto" w:fill="22272E"/>
+        <w:spacing w:line="285" w:lineRule="atLeast"/>
+        <w:rPr>
+          <w:rFonts w:ascii="Consolas" w:hAnsi="Consolas"/>
+          <w:color w:val="ADBAC7"/>
+          <w:sz w:val="21"/>
+          <w:szCs w:val="21"/>
+        </w:rPr>
+      </w:pPr>
+      <w:r>
+        <w:rPr>
+          <w:rFonts w:ascii="Consolas" w:hAnsi="Consolas"/>
+          <w:color w:val="ADBAC7"/>
+          <w:sz w:val="21"/>
+          <w:szCs w:val="21"/>
+          <w:lang w:val="en-US"/>
+        </w:rPr>
+        <w:t xml:space="preserve">        </w:t>
+      </w:r>
+      <w:r>
+        <w:rPr>
+          <w:rFonts w:ascii="Consolas" w:hAnsi="Consolas"/>
+          <w:color w:val="ADBAC7"/>
+          <w:sz w:val="21"/>
+          <w:szCs w:val="21"/>
+        </w:rPr>
+        <w:t>TIM2</w:t>
+      </w:r>
+      <w:proofErr w:type="gramStart"/>
+      <w:r>
+        <w:rPr>
+          <w:rFonts w:ascii="Consolas" w:hAnsi="Consolas"/>
+          <w:color w:val="ADBAC7"/>
+          <w:sz w:val="21"/>
+          <w:szCs w:val="21"/>
+        </w:rPr>
+        <w:t>-&gt;CCR</w:t>
+      </w:r>
+      <w:proofErr w:type="gramEnd"/>
+      <w:r>
+        <w:rPr>
+          <w:rFonts w:ascii="Consolas" w:hAnsi="Consolas"/>
+          <w:color w:val="ADBAC7"/>
+          <w:sz w:val="21"/>
+          <w:szCs w:val="21"/>
+        </w:rPr>
+        <w:t xml:space="preserve">1 </w:t>
+      </w:r>
+      <w:r>
+        <w:rPr>
+          <w:rFonts w:ascii="Consolas" w:hAnsi="Consolas"/>
+          <w:color w:val="F47067"/>
+          <w:sz w:val="21"/>
+          <w:szCs w:val="21"/>
+        </w:rPr>
+        <w:t>=</w:t>
+      </w:r>
+      <w:r>
+        <w:rPr>
+          <w:rFonts w:ascii="Consolas" w:hAnsi="Consolas"/>
+          <w:color w:val="ADBAC7"/>
+          <w:sz w:val="21"/>
+          <w:szCs w:val="21"/>
+        </w:rPr>
+        <w:t xml:space="preserve"> </w:t>
+      </w:r>
+      <w:proofErr w:type="spellStart"/>
+      <w:r>
+        <w:rPr>
+          <w:rFonts w:ascii="Consolas" w:hAnsi="Consolas"/>
+          <w:color w:val="ADBAC7"/>
+          <w:sz w:val="21"/>
+          <w:szCs w:val="21"/>
+        </w:rPr>
+        <w:t>pwm_value</w:t>
+      </w:r>
+      <w:proofErr w:type="spellEnd"/>
+      <w:r>
+        <w:rPr>
+          <w:rFonts w:ascii="Consolas" w:hAnsi="Consolas"/>
+          <w:color w:val="ADBAC7"/>
+          <w:sz w:val="21"/>
+          <w:szCs w:val="21"/>
+        </w:rPr>
+        <w:t>;</w:t>
+      </w:r>
+    </w:p>
+    <w:p>
+      <w:pPr>
+        <w:shd w:val="clear" w:color="auto" w:fill="22272E"/>
+        <w:spacing w:line="285" w:lineRule="atLeast"/>
+        <w:rPr>
+          <w:rFonts w:ascii="Consolas" w:hAnsi="Consolas"/>
+          <w:color w:val="ADBAC7"/>
+          <w:sz w:val="21"/>
+          <w:szCs w:val="21"/>
+        </w:rPr>
+      </w:pPr>
+      <w:r>
+        <w:rPr>
+          <w:rFonts w:ascii="Consolas" w:hAnsi="Consolas"/>
+          <w:color w:val="ADBAC7"/>
+          <w:sz w:val="21"/>
+          <w:szCs w:val="21"/>
+        </w:rPr>
+        <w:t>    }</w:t>
+      </w:r>
+    </w:p>
+    <w:p>
+      <w:pPr>
+        <w:shd w:val="clear" w:color="auto" w:fill="22272E"/>
+        <w:spacing w:line="285" w:lineRule="atLeast"/>
+        <w:rPr>
+          <w:rFonts w:ascii="Consolas" w:hAnsi="Consolas"/>
+          <w:color w:val="ADBAC7"/>
+          <w:sz w:val="21"/>
+          <w:szCs w:val="21"/>
+        </w:rPr>
+      </w:pPr>
+      <w:r>
+        <w:rPr>
+          <w:rFonts w:ascii="Consolas" w:hAnsi="Consolas"/>
+          <w:color w:val="ADBAC7"/>
+          <w:sz w:val="21"/>
+          <w:szCs w:val="21"/>
+        </w:rPr>
+        <w:t>}</w:t>
+      </w:r>
+    </w:p>
+    <w:p>
+      <w:pPr>
+        <w:shd w:val="clear" w:color="auto" w:fill="22272E"/>
+        <w:spacing w:line="285" w:lineRule="atLeast"/>
+        <w:rPr>
+          <w:rFonts w:ascii="Consolas" w:hAnsi="Consolas"/>
+          <w:color w:val="ADBAC7"/>
+          <w:sz w:val="21"/>
+          <w:szCs w:val="21"/>
+        </w:rPr>
+      </w:pPr>
+    </w:p>
+    <w:p>
+      <w:pPr>
+        <w:spacing w:after="3" w:line="268" w:lineRule="auto"/>
+        <w:ind w:left="716" w:right="710" w:hanging="10"/>
+        <w:jc w:val="both"/>
+      </w:pPr>
+    </w:p>
+    <w:p>
+      <w:pPr>
+        <w:spacing w:after="3" w:line="268" w:lineRule="auto"/>
+        <w:ind w:right="710" w:firstLine="709"/>
+        <w:jc w:val="both"/>
+      </w:pPr>
+      <w:r>
+        <w:t>1. Выбирается внутренний генератор HSI 8 МГц. Внешний кварц для этой схемы не нужен.</w:t>
+      </w:r>
+    </w:p>
+    <w:p>
+      <w:pPr>
+        <w:spacing w:after="3" w:line="268" w:lineRule="auto"/>
+        <w:ind w:right="710" w:firstLine="709"/>
+        <w:jc w:val="both"/>
+      </w:pPr>
+      <w:r>
+        <w:t>2. PA0 переводится в режим выхода таймера. TIM2 формирует ШИМ: 8 МГц / (7 + 1) / (999 + 1) = 1 кГц.</w:t>
+      </w:r>
+    </w:p>
+    <w:p>
+      <w:pPr>
+        <w:spacing w:after="3" w:line="268" w:lineRule="auto"/>
+        <w:ind w:right="710" w:firstLine="709"/>
+        <w:jc w:val="both"/>
+      </w:pPr>
+      <w:r>
+        <w:t>3. PA1 настраивается как вход без внутренней подтяжки: внешний R2 уже имеется на схеме.</w:t>
+      </w:r>
+    </w:p>
+    <w:p>
+      <w:pPr>
+        <w:spacing w:after="3" w:line="268" w:lineRule="auto"/>
+        <w:ind w:right="710" w:firstLine="709"/>
+        <w:jc w:val="both"/>
+      </w:pPr>
+      <w:r>
+        <w:t>4. PA2 переводится в аналоговый режим. АЦП включается и калибруется.</w:t>
+      </w:r>
+    </w:p>
+    <w:p>
+      <w:pPr>
+        <w:spacing w:after="3" w:line="268" w:lineRule="auto"/>
+        <w:ind w:right="710" w:firstLine="709"/>
+        <w:jc w:val="both"/>
+      </w:pPr>
+      <w:r>
+        <w:t>5. Примерно раз в миллисекунду считываются кнопка и АЦП. Состояние кнопки принимается после 20 последовательных одинаковых отсчётов, чтобы уменьшить влияние дребезга.</w:t>
+      </w:r>
+    </w:p>
+    <w:p>
+      <w:pPr>
+        <w:spacing w:after="3" w:line="268" w:lineRule="auto"/>
+        <w:ind w:right="710" w:firstLine="709"/>
+        <w:jc w:val="both"/>
+      </w:pPr>
+      <w:r>
+        <w:t>6. При нажатой кнопке `CCR1 = ADC × 1000 / 4095`. При отпущенной кнопке CCR1 равен нулю.</w:t>
+      </w:r>
+    </w:p>
+    <w:p>
+      <w:pPr>
+        <w:pStyle w:val="2"/>
+        <w:jc w:val="both"/>
+      </w:pPr>
+      <w:r>
+        <w:lastRenderedPageBreak/>
+        <w:t>Ссылка на проект</w:t>
+      </w:r>
+      <w:r>
+        <w:t>:</w:t>
+      </w:r>
+    </w:p>
+    <w:p>
+      <w:pPr>
+        <w:spacing w:after="3" w:line="268" w:lineRule="auto"/>
+        <w:ind w:left="716" w:right="710" w:hanging="10"/>
+        <w:jc w:val="both"/>
       </w:pPr>
       <w:r>
         <w:t>https://github.com/uz3ix/KiCad-repo-MIrea</w:t>
@@ -1307,7 +7803,15 @@
         <w:jc w:val="both"/>
       </w:pPr>
       <w:r>
-        <w:t>В ходе практической работы в KiCad создана схема на базе микроконтроллера STM32F103C8Tx со светодиодом, кнопкой и потенциометром. Выполнены соединения элементов, обозначены цепи и подключено питание. Освоены основные операции создания и оформления электрических схем.</w:t>
+        <w:t xml:space="preserve">В ходе практической работы в </w:t>
+      </w:r>
+      <w:proofErr w:type="spellStart"/>
+      <w:r>
+        <w:t>KiCad</w:t>
+      </w:r>
+      <w:proofErr w:type="spellEnd"/>
+      <w:r>
+        <w:t xml:space="preserve"> создана схема на базе микроконтроллера STM32F103C8Tx со светодиодом, кнопкой и потенциометром. Выполнены соединения элементов, обозначены цепи и подключено питание. Освоены основные операции создания и оформления электрических схем.</w:t>
       </w:r>
     </w:p>
     <w:p>
